--- a/Reglass.docx
+++ b/Reglass.docx
@@ -9,7 +9,6 @@
           <w:bCs/>
         </w:rPr>
       </w:pPr>
-      <w:proofErr w:type="spellStart"/>
       <w:r>
         <w:rPr>
           <w:b/>
@@ -17,7 +16,6 @@
         </w:rPr>
         <w:t>Species</w:t>
       </w:r>
-      <w:proofErr w:type="spellEnd"/>
     </w:p>
     <w:p>
       <w:pPr>
@@ -36,23 +34,7 @@
     </w:p>
     <w:p>
       <w:r>
-        <w:t xml:space="preserve">Una </w:t>
-      </w:r>
-      <w:proofErr w:type="spellStart"/>
-      <w:r>
-        <w:t>Species</w:t>
-      </w:r>
-      <w:proofErr w:type="spellEnd"/>
-      <w:r>
-        <w:t xml:space="preserve"> representa un tipo de criatura que puede existir dentro del mundo de </w:t>
-      </w:r>
-      <w:proofErr w:type="spellStart"/>
-      <w:r>
-        <w:t>TicoMon</w:t>
-      </w:r>
-      <w:proofErr w:type="spellEnd"/>
-      <w:r>
-        <w:t>. Existe independientemente de los jugadores y de las capturas. Define las características comunes de todos sus individuos, pero no conoce ni depende de ellos.</w:t>
+        <w:t>Una Species representa un tipo de criatura que puede existir dentro del mundo de TicoMon. Existe independientemente de los jugadores y de las capturas. Define las características comunes de todos sus individuos, pero no conoce ni depende de ellos.</w:t>
       </w:r>
     </w:p>
     <w:p>
@@ -88,111 +70,64 @@
           <w:numId w:val="6"/>
         </w:numPr>
       </w:pPr>
-      <w:proofErr w:type="gramStart"/>
-      <w:r>
-        <w:t>Existe</w:t>
-      </w:r>
-      <w:proofErr w:type="gramEnd"/>
-      <w:r>
-        <w:t xml:space="preserve"> aunque no haya ninguna </w:t>
-      </w:r>
-      <w:proofErr w:type="spellStart"/>
-      <w:r>
+      <w:r>
+        <w:t xml:space="preserve">Existe aunque no haya ninguna Creature de esa Species. </w:t>
+      </w:r>
+    </w:p>
+    <w:p>
+      <w:pPr>
+        <w:numPr>
+          <w:ilvl w:val="0"/>
+          <w:numId w:val="6"/>
+        </w:numPr>
+      </w:pPr>
+      <w:r>
+        <w:t xml:space="preserve">Define las características comunes de todos sus individuos. </w:t>
+      </w:r>
+    </w:p>
+    <w:p>
+      <w:pPr>
+        <w:numPr>
+          <w:ilvl w:val="0"/>
+          <w:numId w:val="6"/>
+        </w:numPr>
+      </w:pPr>
+      <w:r>
+        <w:t xml:space="preserve">No conoce a las Creature que pertenecen a ella. </w:t>
+      </w:r>
+    </w:p>
+    <w:p>
+      <w:pPr>
+        <w:numPr>
+          <w:ilvl w:val="0"/>
+          <w:numId w:val="6"/>
+        </w:numPr>
+      </w:pPr>
+      <w:r>
+        <w:t xml:space="preserve">Una Creature siempre pertenece a una Species. </w:t>
+      </w:r>
+    </w:p>
+    <w:p>
+      <w:r>
+        <w:pict w14:anchorId="1033F7B3">
+          <v:rect id="_x0000_i1025" style="width:0;height:1.5pt" o:hralign="center" o:hrstd="t" o:hr="t" fillcolor="#a0a0a0" stroked="f"/>
+        </w:pict>
+      </w:r>
+    </w:p>
+    <w:p>
+      <w:pPr>
+        <w:rPr>
+          <w:b/>
+          <w:bCs/>
+        </w:rPr>
+      </w:pPr>
+      <w:r>
+        <w:rPr>
+          <w:b/>
+          <w:bCs/>
+        </w:rPr>
         <w:t>Creature</w:t>
       </w:r>
-      <w:proofErr w:type="spellEnd"/>
-      <w:r>
-        <w:t xml:space="preserve"> de esa </w:t>
-      </w:r>
-      <w:proofErr w:type="spellStart"/>
-      <w:r>
-        <w:t>Species</w:t>
-      </w:r>
-      <w:proofErr w:type="spellEnd"/>
-      <w:r>
-        <w:t xml:space="preserve">. </w:t>
-      </w:r>
-    </w:p>
-    <w:p>
-      <w:pPr>
-        <w:numPr>
-          <w:ilvl w:val="0"/>
-          <w:numId w:val="6"/>
-        </w:numPr>
-      </w:pPr>
-      <w:r>
-        <w:t xml:space="preserve">Define las características comunes de todos sus individuos. </w:t>
-      </w:r>
-    </w:p>
-    <w:p>
-      <w:pPr>
-        <w:numPr>
-          <w:ilvl w:val="0"/>
-          <w:numId w:val="6"/>
-        </w:numPr>
-      </w:pPr>
-      <w:r>
-        <w:t xml:space="preserve">No conoce a las </w:t>
-      </w:r>
-      <w:proofErr w:type="spellStart"/>
-      <w:r>
-        <w:t>Creature</w:t>
-      </w:r>
-      <w:proofErr w:type="spellEnd"/>
-      <w:r>
-        <w:t xml:space="preserve"> que pertenecen a ella. </w:t>
-      </w:r>
-    </w:p>
-    <w:p>
-      <w:pPr>
-        <w:numPr>
-          <w:ilvl w:val="0"/>
-          <w:numId w:val="6"/>
-        </w:numPr>
-      </w:pPr>
-      <w:r>
-        <w:t xml:space="preserve">Una </w:t>
-      </w:r>
-      <w:proofErr w:type="spellStart"/>
-      <w:r>
-        <w:t>Creature</w:t>
-      </w:r>
-      <w:proofErr w:type="spellEnd"/>
-      <w:r>
-        <w:t xml:space="preserve"> siempre pertenece a una </w:t>
-      </w:r>
-      <w:proofErr w:type="spellStart"/>
-      <w:r>
-        <w:t>Species</w:t>
-      </w:r>
-      <w:proofErr w:type="spellEnd"/>
-      <w:r>
-        <w:t xml:space="preserve">. </w:t>
-      </w:r>
-    </w:p>
-    <w:p>
-      <w:r>
-        <w:pict w14:anchorId="1033F7B3">
-          <v:rect id="_x0000_i1082" style="width:0;height:1.5pt" o:hralign="center" o:hrstd="t" o:hr="t" fillcolor="#a0a0a0" stroked="f"/>
-        </w:pict>
-      </w:r>
-    </w:p>
-    <w:p>
-      <w:pPr>
-        <w:rPr>
-          <w:b/>
-          <w:bCs/>
-        </w:rPr>
-      </w:pPr>
-      <w:proofErr w:type="spellStart"/>
-      <w:r>
-        <w:rPr>
-          <w:b/>
-          <w:bCs/>
-        </w:rPr>
-        <w:t>Creature</w:t>
-      </w:r>
-      <w:proofErr w:type="spellEnd"/>
     </w:p>
     <w:p>
       <w:pPr>
@@ -211,31 +146,7 @@
     </w:p>
     <w:p>
       <w:r>
-        <w:t xml:space="preserve">Una </w:t>
-      </w:r>
-      <w:proofErr w:type="spellStart"/>
-      <w:r>
-        <w:t>Creature</w:t>
-      </w:r>
-      <w:proofErr w:type="spellEnd"/>
-      <w:r>
-        <w:t xml:space="preserve"> es un individuo persistente perteneciente a una </w:t>
-      </w:r>
-      <w:proofErr w:type="spellStart"/>
-      <w:r>
-        <w:t>Species</w:t>
-      </w:r>
-      <w:proofErr w:type="spellEnd"/>
-      <w:r>
-        <w:t xml:space="preserve"> que vive su propia historia dentro del mundo de </w:t>
-      </w:r>
-      <w:proofErr w:type="spellStart"/>
-      <w:r>
-        <w:t>TicoMon</w:t>
-      </w:r>
-      <w:proofErr w:type="spellEnd"/>
-      <w:r>
-        <w:t>.</w:t>
+        <w:t>Una Creature es un individuo persistente perteneciente a una Species que vive su propia historia dentro del mundo de TicoMon.</w:t>
       </w:r>
     </w:p>
     <w:p>
@@ -261,15 +172,7 @@
         </w:numPr>
       </w:pPr>
       <w:r>
-        <w:t xml:space="preserve">Siempre pertenece exactamente a una </w:t>
-      </w:r>
-      <w:proofErr w:type="spellStart"/>
-      <w:r>
-        <w:t>Species</w:t>
-      </w:r>
-      <w:proofErr w:type="spellEnd"/>
-      <w:r>
-        <w:t xml:space="preserve">. </w:t>
+        <w:t xml:space="preserve">Siempre pertenece exactamente a una Species. </w:t>
       </w:r>
     </w:p>
     <w:p>
@@ -302,15 +205,7 @@
         </w:numPr>
       </w:pPr>
       <w:r>
-        <w:t xml:space="preserve">Puede cambiar de </w:t>
-      </w:r>
-      <w:proofErr w:type="spellStart"/>
-      <w:r>
-        <w:t>Species</w:t>
-      </w:r>
-      <w:proofErr w:type="spellEnd"/>
-      <w:r>
-        <w:t xml:space="preserve"> mediante evolución. </w:t>
+        <w:t xml:space="preserve">Puede cambiar de Species mediante evolución. </w:t>
       </w:r>
     </w:p>
     <w:p>
@@ -349,7 +244,7 @@
     <w:p>
       <w:r>
         <w:pict w14:anchorId="34B236A4">
-          <v:rect id="_x0000_i1083" style="width:0;height:1.5pt" o:hralign="center" o:hrstd="t" o:hr="t" fillcolor="#a0a0a0" stroked="f"/>
+          <v:rect id="_x0000_i1026" style="width:0;height:1.5pt" o:hralign="center" o:hrstd="t" o:hr="t" fillcolor="#a0a0a0" stroked="f"/>
         </w:pict>
       </w:r>
     </w:p>
@@ -382,15 +277,7 @@
         </w:numPr>
       </w:pPr>
       <w:r>
-        <w:t xml:space="preserve">Una </w:t>
-      </w:r>
-      <w:proofErr w:type="spellStart"/>
-      <w:r>
-        <w:t>Species</w:t>
-      </w:r>
-      <w:proofErr w:type="spellEnd"/>
-      <w:r>
-        <w:t xml:space="preserve"> no representa un individuo; representa un concepto del mundo. </w:t>
+        <w:t xml:space="preserve">Una Species no representa un individuo; representa un concepto del mundo. </w:t>
       </w:r>
     </w:p>
     <w:p>
@@ -401,23 +288,7 @@
         </w:numPr>
       </w:pPr>
       <w:r>
-        <w:t xml:space="preserve">Una </w:t>
-      </w:r>
-      <w:proofErr w:type="spellStart"/>
-      <w:r>
-        <w:t>Creature</w:t>
-      </w:r>
-      <w:proofErr w:type="spellEnd"/>
-      <w:r>
-        <w:t xml:space="preserve"> representa un individuo de una </w:t>
-      </w:r>
-      <w:proofErr w:type="spellStart"/>
-      <w:r>
-        <w:t>Species</w:t>
-      </w:r>
-      <w:proofErr w:type="spellEnd"/>
-      <w:r>
-        <w:t xml:space="preserve">. </w:t>
+        <w:t xml:space="preserve">Una Creature representa un individuo de una Species. </w:t>
       </w:r>
     </w:p>
     <w:p>
@@ -428,15 +299,7 @@
         </w:numPr>
       </w:pPr>
       <w:r>
-        <w:t xml:space="preserve">La </w:t>
-      </w:r>
-      <w:proofErr w:type="spellStart"/>
-      <w:r>
-        <w:t>Species</w:t>
-      </w:r>
-      <w:proofErr w:type="spellEnd"/>
-      <w:r>
-        <w:t xml:space="preserve"> define lo común. </w:t>
+        <w:t xml:space="preserve">La Species define lo común. </w:t>
       </w:r>
     </w:p>
     <w:p>
@@ -447,15 +310,7 @@
         </w:numPr>
       </w:pPr>
       <w:r>
-        <w:t xml:space="preserve">La </w:t>
-      </w:r>
-      <w:proofErr w:type="spellStart"/>
-      <w:r>
-        <w:t>Creature</w:t>
-      </w:r>
-      <w:proofErr w:type="spellEnd"/>
-      <w:r>
-        <w:t xml:space="preserve"> define lo individual. </w:t>
+        <w:t xml:space="preserve">La Creature define lo individual. </w:t>
       </w:r>
     </w:p>
     <w:p>
@@ -466,23 +321,7 @@
         </w:numPr>
       </w:pPr>
       <w:r>
-        <w:t xml:space="preserve">Una </w:t>
-      </w:r>
-      <w:proofErr w:type="spellStart"/>
-      <w:r>
-        <w:t>Species</w:t>
-      </w:r>
-      <w:proofErr w:type="spellEnd"/>
-      <w:r>
-        <w:t xml:space="preserve"> puede existir sin </w:t>
-      </w:r>
-      <w:proofErr w:type="spellStart"/>
-      <w:r>
-        <w:t>Creature</w:t>
-      </w:r>
-      <w:proofErr w:type="spellEnd"/>
-      <w:r>
-        <w:t xml:space="preserve">. </w:t>
+        <w:t xml:space="preserve">Una Species puede existir sin Creature. </w:t>
       </w:r>
     </w:p>
     <w:p>
@@ -493,23 +332,7 @@
         </w:numPr>
       </w:pPr>
       <w:r>
-        <w:t xml:space="preserve">Una </w:t>
-      </w:r>
-      <w:proofErr w:type="spellStart"/>
-      <w:r>
-        <w:t>Creature</w:t>
-      </w:r>
-      <w:proofErr w:type="spellEnd"/>
-      <w:r>
-        <w:t xml:space="preserve"> no puede existir sin una </w:t>
-      </w:r>
-      <w:proofErr w:type="spellStart"/>
-      <w:r>
-        <w:t>Species</w:t>
-      </w:r>
-      <w:proofErr w:type="spellEnd"/>
-      <w:r>
-        <w:t>.</w:t>
+        <w:t>Una Creature no puede existir sin una Species.</w:t>
       </w:r>
     </w:p>
     <w:p>
@@ -615,21 +438,13 @@
         </w:numPr>
       </w:pPr>
       <w:r>
-        <w:t xml:space="preserve">Descubrir únicamente las reglas del mundo de </w:t>
-      </w:r>
-      <w:proofErr w:type="spellStart"/>
-      <w:r>
-        <w:t>TicoMon</w:t>
-      </w:r>
-      <w:proofErr w:type="spellEnd"/>
-      <w:r>
-        <w:t xml:space="preserve">. </w:t>
+        <w:t xml:space="preserve">Descubrir únicamente las reglas del mundo de TicoMon. </w:t>
       </w:r>
     </w:p>
     <w:p>
       <w:r>
         <w:pict w14:anchorId="06E1F352">
-          <v:rect id="_x0000_i1146" style="width:0;height:1.5pt" o:hralign="center" o:hrstd="t" o:hr="t" fillcolor="#a0a0a0" stroked="f"/>
+          <v:rect id="_x0000_i1027" style="width:0;height:1.5pt" o:hralign="center" o:hrstd="t" o:hr="t" fillcolor="#a0a0a0" stroked="f"/>
         </w:pict>
       </w:r>
     </w:p>
@@ -675,15 +490,7 @@
         <w:t>Player</w:t>
       </w:r>
       <w:r>
-        <w:t xml:space="preserve"> es una identidad persistente dentro del mundo de </w:t>
-      </w:r>
-      <w:proofErr w:type="spellStart"/>
-      <w:r>
-        <w:t>TicoMon</w:t>
-      </w:r>
-      <w:proofErr w:type="spellEnd"/>
-      <w:r>
-        <w:t>.</w:t>
+        <w:t xml:space="preserve"> es una identidad persistente dentro del mundo de TicoMon.</w:t>
       </w:r>
     </w:p>
     <w:p>
@@ -730,15 +537,7 @@
         </w:numPr>
       </w:pPr>
       <w:r>
-        <w:t xml:space="preserve">Una Persona puede tener varios </w:t>
-      </w:r>
-      <w:proofErr w:type="spellStart"/>
-      <w:r>
-        <w:t>Players</w:t>
-      </w:r>
-      <w:proofErr w:type="spellEnd"/>
-      <w:r>
-        <w:t xml:space="preserve">. </w:t>
+        <w:t xml:space="preserve">Una Persona puede tener varios Players. </w:t>
       </w:r>
     </w:p>
     <w:p>
@@ -783,21 +582,13 @@
       </w:pPr>
       <w:r>
         <w:lastRenderedPageBreak/>
-        <w:t xml:space="preserve">Puede </w:t>
-      </w:r>
-      <w:proofErr w:type="gramStart"/>
-      <w:r>
-        <w:t>permanecer</w:t>
-      </w:r>
-      <w:proofErr w:type="gramEnd"/>
-      <w:r>
-        <w:t xml:space="preserve"> aunque nunca vuelva a interactuar con el mundo. </w:t>
+        <w:t xml:space="preserve">Puede permanecer aunque nunca vuelva a interactuar con el mundo. </w:t>
       </w:r>
     </w:p>
     <w:p>
       <w:r>
         <w:pict w14:anchorId="25403A9A">
-          <v:rect id="_x0000_i1147" style="width:0;height:1.5pt" o:hralign="center" o:hrstd="t" o:hr="t" fillcolor="#a0a0a0" stroked="f"/>
+          <v:rect id="_x0000_i1028" style="width:0;height:1.5pt" o:hralign="center" o:hrstd="t" o:hr="t" fillcolor="#a0a0a0" stroked="f"/>
         </w:pict>
       </w:r>
     </w:p>
@@ -813,29 +604,12 @@
           <w:b/>
           <w:bCs/>
         </w:rPr>
-        <w:t xml:space="preserve">Relación Player - </w:t>
-      </w:r>
-      <w:proofErr w:type="spellStart"/>
-      <w:r>
-        <w:rPr>
-          <w:b/>
-          <w:bCs/>
-        </w:rPr>
-        <w:t>Creature</w:t>
-      </w:r>
-      <w:proofErr w:type="spellEnd"/>
-    </w:p>
-    <w:p>
-      <w:r>
-        <w:t xml:space="preserve">Durante la conversación descubrimos que la relación entre ambos no forma parte de la identidad de la </w:t>
-      </w:r>
-      <w:proofErr w:type="spellStart"/>
-      <w:r>
-        <w:t>Creature</w:t>
-      </w:r>
-      <w:proofErr w:type="spellEnd"/>
-      <w:r>
-        <w:t>.</w:t>
+        <w:t>Relación Player - Creature</w:t>
+      </w:r>
+    </w:p>
+    <w:p>
+      <w:r>
+        <w:t>Durante la conversación descubrimos que la relación entre ambos no forma parte de la identidad de la Creature.</w:t>
       </w:r>
     </w:p>
     <w:p>
@@ -851,15 +625,7 @@
         </w:numPr>
       </w:pPr>
       <w:r>
-        <w:t xml:space="preserve">Una </w:t>
-      </w:r>
-      <w:proofErr w:type="spellStart"/>
-      <w:r>
-        <w:t>Creature</w:t>
-      </w:r>
-      <w:proofErr w:type="spellEnd"/>
-      <w:r>
-        <w:t xml:space="preserve"> puede existir sin Player. </w:t>
+        <w:t xml:space="preserve">Una Creature puede existir sin Player. </w:t>
       </w:r>
     </w:p>
     <w:p>
@@ -870,15 +636,7 @@
         </w:numPr>
       </w:pPr>
       <w:r>
-        <w:t xml:space="preserve">Una </w:t>
-      </w:r>
-      <w:proofErr w:type="spellStart"/>
-      <w:r>
-        <w:t>Creature</w:t>
-      </w:r>
-      <w:proofErr w:type="spellEnd"/>
-      <w:r>
-        <w:t xml:space="preserve"> puede cambiar de Player. </w:t>
+        <w:t xml:space="preserve">Una Creature puede cambiar de Player. </w:t>
       </w:r>
     </w:p>
     <w:p>
@@ -889,15 +647,7 @@
         </w:numPr>
       </w:pPr>
       <w:r>
-        <w:t xml:space="preserve">Cambiar de Player no cambia la identidad de la </w:t>
-      </w:r>
-      <w:proofErr w:type="spellStart"/>
-      <w:r>
-        <w:t>Creature</w:t>
-      </w:r>
-      <w:proofErr w:type="spellEnd"/>
-      <w:r>
-        <w:t xml:space="preserve">. </w:t>
+        <w:t xml:space="preserve">Cambiar de Player no cambia la identidad de la Creature. </w:t>
       </w:r>
     </w:p>
     <w:p>
@@ -908,15 +658,7 @@
         </w:numPr>
       </w:pPr>
       <w:r>
-        <w:t xml:space="preserve">El Player decide el destino de la </w:t>
-      </w:r>
-      <w:proofErr w:type="spellStart"/>
-      <w:r>
-        <w:t>Creature</w:t>
-      </w:r>
-      <w:proofErr w:type="spellEnd"/>
-      <w:r>
-        <w:t xml:space="preserve">. </w:t>
+        <w:t xml:space="preserve">El Player decide el destino de la Creature. </w:t>
       </w:r>
     </w:p>
     <w:p>
@@ -933,7 +675,7 @@
     <w:p>
       <w:r>
         <w:pict w14:anchorId="2C14E70F">
-          <v:rect id="_x0000_i1148" style="width:0;height:1.5pt" o:hralign="center" o:hrstd="t" o:hr="t" fillcolor="#a0a0a0" stroked="f"/>
+          <v:rect id="_x0000_i1029" style="width:0;height:1.5pt" o:hralign="center" o:hrstd="t" o:hr="t" fillcolor="#a0a0a0" stroked="f"/>
         </w:pict>
       </w:r>
     </w:p>
@@ -984,28 +726,12 @@
         <w:t>World</w:t>
       </w:r>
       <w:r>
-        <w:t xml:space="preserve"> es el único mundo donde existen todos los conceptos de </w:t>
-      </w:r>
-      <w:proofErr w:type="spellStart"/>
-      <w:r>
-        <w:t>TicoMon</w:t>
-      </w:r>
-      <w:proofErr w:type="spellEnd"/>
-      <w:r>
-        <w:t>.</w:t>
-      </w:r>
-    </w:p>
-    <w:p>
-      <w:r>
-        <w:t xml:space="preserve">No depende de los </w:t>
-      </w:r>
-      <w:proofErr w:type="spellStart"/>
-      <w:r>
-        <w:t>Players</w:t>
-      </w:r>
-      <w:proofErr w:type="spellEnd"/>
-      <w:r>
-        <w:t>.</w:t>
+        <w:t xml:space="preserve"> es el único mundo donde existen todos los conceptos de TicoMon.</w:t>
+      </w:r>
+    </w:p>
+    <w:p>
+      <w:r>
+        <w:t>No depende de los Players.</w:t>
       </w:r>
     </w:p>
     <w:p>
@@ -1035,15 +761,7 @@
     </w:p>
     <w:p>
       <w:r>
-        <w:t xml:space="preserve">Puede </w:t>
-      </w:r>
-      <w:proofErr w:type="gramStart"/>
-      <w:r>
-        <w:t>existir</w:t>
-      </w:r>
-      <w:proofErr w:type="gramEnd"/>
-      <w:r>
-        <w:t xml:space="preserve"> aunque no haya ningún Player.</w:t>
+        <w:t>Puede existir aunque no haya ningún Player.</w:t>
       </w:r>
     </w:p>
     <w:p>
@@ -1059,15 +777,7 @@
         </w:numPr>
       </w:pPr>
       <w:r>
-        <w:t xml:space="preserve">existen las </w:t>
-      </w:r>
-      <w:proofErr w:type="spellStart"/>
-      <w:r>
-        <w:t>Species</w:t>
-      </w:r>
-      <w:proofErr w:type="spellEnd"/>
-      <w:r>
-        <w:t xml:space="preserve">, </w:t>
+        <w:t xml:space="preserve">existen las Species, </w:t>
       </w:r>
     </w:p>
     <w:p>
@@ -1078,15 +788,7 @@
         </w:numPr>
       </w:pPr>
       <w:r>
-        <w:t xml:space="preserve">existen los </w:t>
-      </w:r>
-      <w:proofErr w:type="spellStart"/>
-      <w:r>
-        <w:t>Players</w:t>
-      </w:r>
-      <w:proofErr w:type="spellEnd"/>
-      <w:r>
-        <w:t xml:space="preserve">, </w:t>
+        <w:t xml:space="preserve">existen los Players, </w:t>
       </w:r>
     </w:p>
     <w:p>
@@ -1097,15 +799,7 @@
         </w:numPr>
       </w:pPr>
       <w:r>
-        <w:t xml:space="preserve">ocurren los </w:t>
-      </w:r>
-      <w:proofErr w:type="spellStart"/>
-      <w:r>
-        <w:t>Spawns</w:t>
-      </w:r>
-      <w:proofErr w:type="spellEnd"/>
-      <w:r>
-        <w:t xml:space="preserve">, </w:t>
+        <w:t xml:space="preserve">ocurren los Spawns, </w:t>
       </w:r>
     </w:p>
     <w:p>
@@ -1155,7 +849,7 @@
     <w:p>
       <w:r>
         <w:pict w14:anchorId="38F0FE5F">
-          <v:rect id="_x0000_i1149" style="width:0;height:1.5pt" o:hralign="center" o:hrstd="t" o:hr="t" fillcolor="#a0a0a0" stroked="f"/>
+          <v:rect id="_x0000_i1030" style="width:0;height:1.5pt" o:hralign="center" o:hrstd="t" o:hr="t" fillcolor="#a0a0a0" stroked="f"/>
         </w:pict>
       </w:r>
     </w:p>
@@ -1181,20 +875,181 @@
     </w:p>
     <w:p>
       <w:r>
-        <w:t xml:space="preserve">Inicialmente pensábamos que el Spawn generaba </w:t>
-      </w:r>
-      <w:proofErr w:type="spellStart"/>
-      <w:r>
-        <w:t>Creatures</w:t>
-      </w:r>
-      <w:proofErr w:type="spellEnd"/>
+        <w:t>Inicialmente pensábamos que el Spawn generaba Creatures.</w:t>
+      </w:r>
+    </w:p>
+    <w:p>
+      <w:r>
+        <w:t>Al finalizar la sesión concluimos que eso no describe correctamente el dominio.</w:t>
+      </w:r>
+    </w:p>
+    <w:p>
+      <w:pPr>
+        <w:rPr>
+          <w:b/>
+          <w:bCs/>
+        </w:rPr>
+      </w:pPr>
+      <w:r>
+        <w:rPr>
+          <w:b/>
+          <w:bCs/>
+        </w:rPr>
+        <w:t>Reglas descubiertas</w:t>
+      </w:r>
+    </w:p>
+    <w:p>
+      <w:r>
+        <w:t>El Spawn:</w:t>
+      </w:r>
+    </w:p>
+    <w:p>
+      <w:pPr>
+        <w:numPr>
+          <w:ilvl w:val="0"/>
+          <w:numId w:val="13"/>
+        </w:numPr>
+      </w:pPr>
+      <w:r>
+        <w:t xml:space="preserve">ocurre dentro del World, </w:t>
+      </w:r>
+    </w:p>
+    <w:p>
+      <w:pPr>
+        <w:numPr>
+          <w:ilvl w:val="0"/>
+          <w:numId w:val="13"/>
+        </w:numPr>
+      </w:pPr>
+      <w:r>
+        <w:t xml:space="preserve">no conoce Players, </w:t>
+      </w:r>
+    </w:p>
+    <w:p>
+      <w:pPr>
+        <w:numPr>
+          <w:ilvl w:val="0"/>
+          <w:numId w:val="13"/>
+        </w:numPr>
+      </w:pPr>
+      <w:r>
+        <w:t xml:space="preserve">no conoce Inventarios, </w:t>
+      </w:r>
+    </w:p>
+    <w:p>
+      <w:pPr>
+        <w:numPr>
+          <w:ilvl w:val="0"/>
+          <w:numId w:val="13"/>
+        </w:numPr>
+      </w:pPr>
+      <w:r>
+        <w:t xml:space="preserve">no conoce Capturas, </w:t>
+      </w:r>
+    </w:p>
+    <w:p>
+      <w:pPr>
+        <w:numPr>
+          <w:ilvl w:val="0"/>
+          <w:numId w:val="13"/>
+        </w:numPr>
+      </w:pPr>
+      <w:r>
+        <w:t xml:space="preserve">conoce las Species, </w:t>
+      </w:r>
+    </w:p>
+    <w:p>
+      <w:pPr>
+        <w:numPr>
+          <w:ilvl w:val="0"/>
+          <w:numId w:val="13"/>
+        </w:numPr>
+      </w:pPr>
+      <w:r>
+        <w:t xml:space="preserve">aplica reglas del mundo, </w:t>
+      </w:r>
+    </w:p>
+    <w:p>
+      <w:pPr>
+        <w:numPr>
+          <w:ilvl w:val="0"/>
+          <w:numId w:val="13"/>
+        </w:numPr>
+      </w:pPr>
+      <w:r>
+        <w:t xml:space="preserve">crea oportunidades. </w:t>
+      </w:r>
+    </w:p>
+    <w:p>
+      <w:r>
+        <w:t>El Spawn es un fenómeno del World.</w:t>
+      </w:r>
+    </w:p>
+    <w:p>
+      <w:r>
+        <w:t>No es el centro del sistema.</w:t>
+      </w:r>
+    </w:p>
+    <w:p>
+      <w:r>
+        <w:pict w14:anchorId="105B46C6">
+          <v:rect id="_x0000_i1031" style="width:0;height:1.5pt" o:hralign="center" o:hrstd="t" o:hr="t" fillcolor="#a0a0a0" stroked="f"/>
+        </w:pict>
+      </w:r>
+    </w:p>
+    <w:p>
+      <w:pPr>
+        <w:rPr>
+          <w:b/>
+          <w:bCs/>
+        </w:rPr>
+      </w:pPr>
+      <w:r>
+        <w:rPr>
+          <w:b/>
+          <w:bCs/>
+        </w:rPr>
+        <w:t>Nuevo concepto descubierto: Opportunity</w:t>
+      </w:r>
+    </w:p>
+    <w:p>
+      <w:r>
+        <w:t>Durante la conversación apareció un concepto que nunca habíamos nombrado.</w:t>
+      </w:r>
+    </w:p>
+    <w:p>
+      <w:r>
+        <w:t xml:space="preserve">Lo llamamos provisionalmente </w:t>
+      </w:r>
+      <w:r>
+        <w:rPr>
+          <w:b/>
+          <w:bCs/>
+        </w:rPr>
+        <w:t>Opportunity</w:t>
+      </w:r>
       <w:r>
         <w:t>.</w:t>
       </w:r>
     </w:p>
     <w:p>
-      <w:r>
-        <w:t>Al finalizar la sesión concluimos que eso no describe correctamente el dominio.</w:t>
+      <w:pPr>
+        <w:rPr>
+          <w:b/>
+          <w:bCs/>
+        </w:rPr>
+      </w:pPr>
+      <w:r>
+        <w:rPr>
+          <w:b/>
+          <w:bCs/>
+        </w:rPr>
+        <w:t>Definición</w:t>
+      </w:r>
+    </w:p>
+    <w:p>
+      <w:r>
+        <w:t>Una Opportunity representa una oportunidad temporal creada por un Spawn que puede convertirse en una Creature.</w:t>
       </w:r>
     </w:p>
     <w:p>
@@ -1214,55 +1069,125 @@
     </w:p>
     <w:p>
       <w:r>
-        <w:t>El Spawn:</w:t>
-      </w:r>
-    </w:p>
-    <w:p>
-      <w:pPr>
-        <w:numPr>
-          <w:ilvl w:val="0"/>
-          <w:numId w:val="13"/>
-        </w:numPr>
-      </w:pPr>
-      <w:r>
-        <w:t xml:space="preserve">ocurre dentro del World, </w:t>
-      </w:r>
-    </w:p>
-    <w:p>
-      <w:pPr>
-        <w:numPr>
-          <w:ilvl w:val="0"/>
-          <w:numId w:val="13"/>
-        </w:numPr>
-      </w:pPr>
-      <w:r>
-        <w:t xml:space="preserve">no conoce </w:t>
-      </w:r>
-      <w:proofErr w:type="spellStart"/>
-      <w:r>
-        <w:t>Players</w:t>
-      </w:r>
-      <w:proofErr w:type="spellEnd"/>
-      <w:r>
-        <w:t xml:space="preserve">, </w:t>
-      </w:r>
-    </w:p>
-    <w:p>
-      <w:pPr>
-        <w:numPr>
-          <w:ilvl w:val="0"/>
-          <w:numId w:val="13"/>
-        </w:numPr>
-      </w:pPr>
-      <w:r>
-        <w:t xml:space="preserve">no conoce Inventarios, </w:t>
-      </w:r>
-    </w:p>
-    <w:p>
-      <w:pPr>
-        <w:numPr>
-          <w:ilvl w:val="0"/>
-          <w:numId w:val="13"/>
+        <w:t>Una Opportunity:</w:t>
+      </w:r>
+    </w:p>
+    <w:p>
+      <w:pPr>
+        <w:numPr>
+          <w:ilvl w:val="0"/>
+          <w:numId w:val="14"/>
+        </w:numPr>
+      </w:pPr>
+      <w:r>
+        <w:t xml:space="preserve">pertenece al World, </w:t>
+      </w:r>
+    </w:p>
+    <w:p>
+      <w:pPr>
+        <w:numPr>
+          <w:ilvl w:val="0"/>
+          <w:numId w:val="14"/>
+        </w:numPr>
+      </w:pPr>
+      <w:r>
+        <w:t xml:space="preserve">es creada por un Spawn, </w:t>
+      </w:r>
+    </w:p>
+    <w:p>
+      <w:pPr>
+        <w:numPr>
+          <w:ilvl w:val="0"/>
+          <w:numId w:val="14"/>
+        </w:numPr>
+      </w:pPr>
+      <w:r>
+        <w:t xml:space="preserve">tiene Species, </w:t>
+      </w:r>
+    </w:p>
+    <w:p>
+      <w:pPr>
+        <w:numPr>
+          <w:ilvl w:val="0"/>
+          <w:numId w:val="14"/>
+        </w:numPr>
+      </w:pPr>
+      <w:r>
+        <w:lastRenderedPageBreak/>
+        <w:t xml:space="preserve">tiene IVs, </w:t>
+      </w:r>
+    </w:p>
+    <w:p>
+      <w:pPr>
+        <w:numPr>
+          <w:ilvl w:val="0"/>
+          <w:numId w:val="14"/>
+        </w:numPr>
+      </w:pPr>
+      <w:r>
+        <w:t xml:space="preserve">tiene Naturaleza, </w:t>
+      </w:r>
+    </w:p>
+    <w:p>
+      <w:pPr>
+        <w:numPr>
+          <w:ilvl w:val="0"/>
+          <w:numId w:val="14"/>
+        </w:numPr>
+      </w:pPr>
+      <w:r>
+        <w:t xml:space="preserve">tiene Tamaño, </w:t>
+      </w:r>
+    </w:p>
+    <w:p>
+      <w:pPr>
+        <w:numPr>
+          <w:ilvl w:val="0"/>
+          <w:numId w:val="14"/>
+        </w:numPr>
+      </w:pPr>
+      <w:r>
+        <w:t xml:space="preserve">tiene Shiny, </w:t>
+      </w:r>
+    </w:p>
+    <w:p>
+      <w:pPr>
+        <w:numPr>
+          <w:ilvl w:val="0"/>
+          <w:numId w:val="14"/>
+        </w:numPr>
+      </w:pPr>
+      <w:r>
+        <w:t xml:space="preserve">tiene tiempo de vida, </w:t>
+      </w:r>
+    </w:p>
+    <w:p>
+      <w:pPr>
+        <w:numPr>
+          <w:ilvl w:val="0"/>
+          <w:numId w:val="14"/>
+        </w:numPr>
+      </w:pPr>
+      <w:r>
+        <w:t xml:space="preserve">puede desaparecer, </w:t>
+      </w:r>
+    </w:p>
+    <w:p>
+      <w:pPr>
+        <w:numPr>
+          <w:ilvl w:val="0"/>
+          <w:numId w:val="14"/>
+        </w:numPr>
+      </w:pPr>
+      <w:r>
+        <w:t xml:space="preserve">no conoce Players, </w:t>
+      </w:r>
+    </w:p>
+    <w:p>
+      <w:pPr>
+        <w:numPr>
+          <w:ilvl w:val="0"/>
+          <w:numId w:val="14"/>
         </w:numPr>
       </w:pPr>
       <w:r>
@@ -1273,57 +1198,27 @@
       <w:pPr>
         <w:numPr>
           <w:ilvl w:val="0"/>
-          <w:numId w:val="13"/>
-        </w:numPr>
-      </w:pPr>
-      <w:r>
-        <w:t xml:space="preserve">conoce las </w:t>
-      </w:r>
-      <w:proofErr w:type="spellStart"/>
-      <w:r>
-        <w:t>Species</w:t>
-      </w:r>
-      <w:proofErr w:type="spellEnd"/>
-      <w:r>
-        <w:t xml:space="preserve">, </w:t>
-      </w:r>
-    </w:p>
-    <w:p>
-      <w:pPr>
-        <w:numPr>
-          <w:ilvl w:val="0"/>
-          <w:numId w:val="13"/>
-        </w:numPr>
-      </w:pPr>
-      <w:r>
-        <w:t xml:space="preserve">aplica reglas del mundo, </w:t>
-      </w:r>
-    </w:p>
-    <w:p>
-      <w:pPr>
-        <w:numPr>
-          <w:ilvl w:val="0"/>
-          <w:numId w:val="13"/>
-        </w:numPr>
-      </w:pPr>
-      <w:r>
-        <w:t xml:space="preserve">crea oportunidades. </w:t>
-      </w:r>
-    </w:p>
-    <w:p>
-      <w:r>
-        <w:t>El Spawn es un fenómeno del World.</w:t>
-      </w:r>
-    </w:p>
-    <w:p>
-      <w:r>
-        <w:t>No es el centro del sistema.</w:t>
-      </w:r>
-    </w:p>
-    <w:p>
-      <w:r>
-        <w:pict w14:anchorId="105B46C6">
-          <v:rect id="_x0000_i1150" style="width:0;height:1.5pt" o:hralign="center" o:hrstd="t" o:hr="t" fillcolor="#a0a0a0" stroked="f"/>
+          <w:numId w:val="14"/>
+        </w:numPr>
+      </w:pPr>
+      <w:r>
+        <w:t xml:space="preserve">no sabe que puede convertirse en una Creature. </w:t>
+      </w:r>
+    </w:p>
+    <w:p>
+      <w:r>
+        <w:t>Si desaparece:</w:t>
+      </w:r>
+    </w:p>
+    <w:p>
+      <w:r>
+        <w:t>su historia termina inmediatamente.</w:t>
+      </w:r>
+    </w:p>
+    <w:p>
+      <w:r>
+        <w:pict w14:anchorId="18B6DF9E">
+          <v:rect id="_x0000_i1032" style="width:0;height:1.5pt" o:hralign="center" o:hrstd="t" o:hr="t" fillcolor="#a0a0a0" stroked="f"/>
         </w:pict>
       </w:r>
     </w:p>
@@ -1339,321 +1234,12 @@
           <w:b/>
           <w:bCs/>
         </w:rPr>
-        <w:t xml:space="preserve">Nuevo concepto descubierto: </w:t>
-      </w:r>
-      <w:proofErr w:type="spellStart"/>
-      <w:r>
-        <w:rPr>
-          <w:b/>
-          <w:bCs/>
-        </w:rPr>
-        <w:t>Opportunity</w:t>
-      </w:r>
-      <w:proofErr w:type="spellEnd"/>
-    </w:p>
-    <w:p>
-      <w:r>
-        <w:t>Durante la conversación apareció un concepto que nunca habíamos nombrado.</w:t>
-      </w:r>
-    </w:p>
-    <w:p>
-      <w:r>
-        <w:t xml:space="preserve">Lo llamamos provisionalmente </w:t>
-      </w:r>
-      <w:proofErr w:type="spellStart"/>
-      <w:r>
-        <w:rPr>
-          <w:b/>
-          <w:bCs/>
-        </w:rPr>
-        <w:t>Opportunity</w:t>
-      </w:r>
-      <w:proofErr w:type="spellEnd"/>
-      <w:r>
-        <w:t>.</w:t>
-      </w:r>
-    </w:p>
-    <w:p>
-      <w:pPr>
-        <w:rPr>
-          <w:b/>
-          <w:bCs/>
-        </w:rPr>
-      </w:pPr>
-      <w:r>
-        <w:rPr>
-          <w:b/>
-          <w:bCs/>
-        </w:rPr>
-        <w:t>Definición</w:t>
-      </w:r>
-    </w:p>
-    <w:p>
-      <w:r>
-        <w:t xml:space="preserve">Una </w:t>
-      </w:r>
-      <w:proofErr w:type="spellStart"/>
-      <w:r>
-        <w:t>Opportunity</w:t>
-      </w:r>
-      <w:proofErr w:type="spellEnd"/>
-      <w:r>
-        <w:t xml:space="preserve"> representa una oportunidad temporal creada por un Spawn que puede convertirse en una </w:t>
-      </w:r>
-      <w:proofErr w:type="spellStart"/>
-      <w:r>
-        <w:t>Creature</w:t>
-      </w:r>
-      <w:proofErr w:type="spellEnd"/>
-      <w:r>
-        <w:t>.</w:t>
-      </w:r>
-    </w:p>
-    <w:p>
-      <w:pPr>
-        <w:rPr>
-          <w:b/>
-          <w:bCs/>
-        </w:rPr>
-      </w:pPr>
-      <w:r>
-        <w:rPr>
-          <w:b/>
-          <w:bCs/>
-        </w:rPr>
-        <w:t>Reglas descubiertas</w:t>
-      </w:r>
-    </w:p>
-    <w:p>
-      <w:r>
-        <w:t xml:space="preserve">Una </w:t>
-      </w:r>
-      <w:proofErr w:type="spellStart"/>
-      <w:r>
-        <w:t>Opportunity</w:t>
-      </w:r>
-      <w:proofErr w:type="spellEnd"/>
-      <w:r>
-        <w:t>:</w:t>
-      </w:r>
-    </w:p>
-    <w:p>
-      <w:pPr>
-        <w:numPr>
-          <w:ilvl w:val="0"/>
-          <w:numId w:val="14"/>
-        </w:numPr>
-      </w:pPr>
-      <w:r>
-        <w:t xml:space="preserve">pertenece al World, </w:t>
-      </w:r>
-    </w:p>
-    <w:p>
-      <w:pPr>
-        <w:numPr>
-          <w:ilvl w:val="0"/>
-          <w:numId w:val="14"/>
-        </w:numPr>
-      </w:pPr>
-      <w:r>
-        <w:t xml:space="preserve">es creada por un Spawn, </w:t>
-      </w:r>
-    </w:p>
-    <w:p>
-      <w:pPr>
-        <w:numPr>
-          <w:ilvl w:val="0"/>
-          <w:numId w:val="14"/>
-        </w:numPr>
-      </w:pPr>
-      <w:r>
-        <w:t xml:space="preserve">tiene </w:t>
-      </w:r>
-      <w:proofErr w:type="spellStart"/>
-      <w:r>
-        <w:t>Species</w:t>
-      </w:r>
-      <w:proofErr w:type="spellEnd"/>
-      <w:r>
-        <w:t xml:space="preserve">, </w:t>
-      </w:r>
-    </w:p>
-    <w:p>
-      <w:pPr>
-        <w:numPr>
-          <w:ilvl w:val="0"/>
-          <w:numId w:val="14"/>
-        </w:numPr>
-      </w:pPr>
-      <w:r>
-        <w:lastRenderedPageBreak/>
-        <w:t xml:space="preserve">tiene </w:t>
-      </w:r>
-      <w:proofErr w:type="spellStart"/>
-      <w:r>
-        <w:t>IVs</w:t>
-      </w:r>
-      <w:proofErr w:type="spellEnd"/>
-      <w:r>
-        <w:t xml:space="preserve">, </w:t>
-      </w:r>
-    </w:p>
-    <w:p>
-      <w:pPr>
-        <w:numPr>
-          <w:ilvl w:val="0"/>
-          <w:numId w:val="14"/>
-        </w:numPr>
-      </w:pPr>
-      <w:r>
-        <w:t xml:space="preserve">tiene Naturaleza, </w:t>
-      </w:r>
-    </w:p>
-    <w:p>
-      <w:pPr>
-        <w:numPr>
-          <w:ilvl w:val="0"/>
-          <w:numId w:val="14"/>
-        </w:numPr>
-      </w:pPr>
-      <w:r>
-        <w:t xml:space="preserve">tiene Tamaño, </w:t>
-      </w:r>
-    </w:p>
-    <w:p>
-      <w:pPr>
-        <w:numPr>
-          <w:ilvl w:val="0"/>
-          <w:numId w:val="14"/>
-        </w:numPr>
-      </w:pPr>
-      <w:r>
-        <w:t xml:space="preserve">tiene Shiny, </w:t>
-      </w:r>
-    </w:p>
-    <w:p>
-      <w:pPr>
-        <w:numPr>
-          <w:ilvl w:val="0"/>
-          <w:numId w:val="14"/>
-        </w:numPr>
-      </w:pPr>
-      <w:r>
-        <w:t xml:space="preserve">tiene tiempo de vida, </w:t>
-      </w:r>
-    </w:p>
-    <w:p>
-      <w:pPr>
-        <w:numPr>
-          <w:ilvl w:val="0"/>
-          <w:numId w:val="14"/>
-        </w:numPr>
-      </w:pPr>
-      <w:r>
-        <w:t xml:space="preserve">puede desaparecer, </w:t>
-      </w:r>
-    </w:p>
-    <w:p>
-      <w:pPr>
-        <w:numPr>
-          <w:ilvl w:val="0"/>
-          <w:numId w:val="14"/>
-        </w:numPr>
-      </w:pPr>
-      <w:r>
-        <w:t xml:space="preserve">no conoce </w:t>
-      </w:r>
-      <w:proofErr w:type="spellStart"/>
-      <w:r>
-        <w:t>Players</w:t>
-      </w:r>
-      <w:proofErr w:type="spellEnd"/>
-      <w:r>
-        <w:t xml:space="preserve">, </w:t>
-      </w:r>
-    </w:p>
-    <w:p>
-      <w:pPr>
-        <w:numPr>
-          <w:ilvl w:val="0"/>
-          <w:numId w:val="14"/>
-        </w:numPr>
-      </w:pPr>
-      <w:r>
-        <w:t xml:space="preserve">no conoce Capturas, </w:t>
-      </w:r>
-    </w:p>
-    <w:p>
-      <w:pPr>
-        <w:numPr>
-          <w:ilvl w:val="0"/>
-          <w:numId w:val="14"/>
-        </w:numPr>
-      </w:pPr>
-      <w:r>
-        <w:t xml:space="preserve">no sabe que puede convertirse en una </w:t>
-      </w:r>
-      <w:proofErr w:type="spellStart"/>
-      <w:r>
-        <w:t>Creature</w:t>
-      </w:r>
-      <w:proofErr w:type="spellEnd"/>
-      <w:r>
-        <w:t xml:space="preserve">. </w:t>
-      </w:r>
-    </w:p>
-    <w:p>
-      <w:r>
-        <w:t>Si desaparece:</w:t>
-      </w:r>
-    </w:p>
-    <w:p>
-      <w:r>
-        <w:t>su historia termina inmediatamente.</w:t>
-      </w:r>
-    </w:p>
-    <w:p>
-      <w:r>
-        <w:pict w14:anchorId="18B6DF9E">
-          <v:rect id="_x0000_i1151" style="width:0;height:1.5pt" o:hralign="center" o:hrstd="t" o:hr="t" fillcolor="#a0a0a0" stroked="f"/>
-        </w:pict>
-      </w:r>
-    </w:p>
-    <w:p>
-      <w:pPr>
-        <w:rPr>
-          <w:b/>
-          <w:bCs/>
-        </w:rPr>
-      </w:pPr>
-      <w:proofErr w:type="spellStart"/>
-      <w:r>
-        <w:rPr>
-          <w:b/>
-          <w:bCs/>
-        </w:rPr>
-        <w:t>Creature</w:t>
-      </w:r>
-      <w:proofErr w:type="spellEnd"/>
-      <w:r>
-        <w:rPr>
-          <w:b/>
-          <w:bCs/>
-        </w:rPr>
-        <w:t xml:space="preserve"> (revisión)</w:t>
-      </w:r>
-    </w:p>
-    <w:p>
-      <w:r>
-        <w:t xml:space="preserve">Durante la sesión modificamos la forma en que entendíamos una </w:t>
-      </w:r>
-      <w:proofErr w:type="spellStart"/>
-      <w:r>
-        <w:t>Creature</w:t>
-      </w:r>
-      <w:proofErr w:type="spellEnd"/>
-      <w:r>
-        <w:t>.</w:t>
+        <w:t>Creature (revisión)</w:t>
+      </w:r>
+    </w:p>
+    <w:p>
+      <w:r>
+        <w:t>Durante la sesión modificamos la forma en que entendíamos una Creature.</w:t>
       </w:r>
     </w:p>
     <w:p>
@@ -1663,57 +1249,17 @@
     </w:p>
     <w:p>
       <w:r>
-        <w:t xml:space="preserve">Una </w:t>
-      </w:r>
-      <w:proofErr w:type="spellStart"/>
-      <w:r>
-        <w:t>Creature</w:t>
-      </w:r>
-      <w:proofErr w:type="spellEnd"/>
-      <w:r>
-        <w:t xml:space="preserve"> no nace durante el Spawn.</w:t>
-      </w:r>
-    </w:p>
-    <w:p>
-      <w:r>
-        <w:t xml:space="preserve">Una </w:t>
-      </w:r>
-      <w:proofErr w:type="spellStart"/>
-      <w:r>
-        <w:t>Creature</w:t>
-      </w:r>
-      <w:proofErr w:type="spellEnd"/>
-      <w:r>
-        <w:t xml:space="preserve"> nace cuando una </w:t>
-      </w:r>
-      <w:proofErr w:type="spellStart"/>
-      <w:r>
-        <w:t>Opportunity</w:t>
-      </w:r>
-      <w:proofErr w:type="spellEnd"/>
-      <w:r>
-        <w:t xml:space="preserve"> es capturada.</w:t>
-      </w:r>
-    </w:p>
-    <w:p>
-      <w:r>
-        <w:t xml:space="preserve">La </w:t>
-      </w:r>
-      <w:proofErr w:type="spellStart"/>
-      <w:r>
-        <w:t>Creature</w:t>
-      </w:r>
-      <w:proofErr w:type="spellEnd"/>
-      <w:r>
-        <w:t xml:space="preserve"> hereda todas las características de la </w:t>
-      </w:r>
-      <w:proofErr w:type="spellStart"/>
-      <w:r>
-        <w:t>Opportunity</w:t>
-      </w:r>
-      <w:proofErr w:type="spellEnd"/>
-      <w:r>
-        <w:t>.</w:t>
+        <w:t>Una Creature no nace durante el Spawn.</w:t>
+      </w:r>
+    </w:p>
+    <w:p>
+      <w:r>
+        <w:t>Una Creature nace cuando una Opportunity es capturada.</w:t>
+      </w:r>
+    </w:p>
+    <w:p>
+      <w:r>
+        <w:t>La Creature hereda todas las características de la Opportunity.</w:t>
       </w:r>
     </w:p>
     <w:p>
@@ -1728,13 +1274,8 @@
           <w:numId w:val="15"/>
         </w:numPr>
       </w:pPr>
-      <w:proofErr w:type="spellStart"/>
-      <w:r>
-        <w:t>IVs</w:t>
-      </w:r>
-      <w:proofErr w:type="spellEnd"/>
-      <w:r>
-        <w:t xml:space="preserve"> </w:t>
+      <w:r>
+        <w:t xml:space="preserve">IVs </w:t>
       </w:r>
     </w:p>
     <w:p>
@@ -1777,13 +1318,8 @@
           <w:numId w:val="15"/>
         </w:numPr>
       </w:pPr>
-      <w:proofErr w:type="spellStart"/>
-      <w:r>
-        <w:t>Species</w:t>
-      </w:r>
-      <w:proofErr w:type="spellEnd"/>
-      <w:r>
-        <w:t xml:space="preserve"> </w:t>
+      <w:r>
+        <w:t xml:space="preserve">Species </w:t>
       </w:r>
     </w:p>
     <w:p>
@@ -1816,7 +1352,7 @@
     <w:p>
       <w:r>
         <w:pict w14:anchorId="3AAD6107">
-          <v:rect id="_x0000_i1152" style="width:0;height:1.5pt" o:hralign="center" o:hrstd="t" o:hr="t" fillcolor="#a0a0a0" stroked="f"/>
+          <v:rect id="_x0000_i1033" style="width:0;height:1.5pt" o:hralign="center" o:hrstd="t" o:hr="t" fillcolor="#a0a0a0" stroked="f"/>
         </w:pict>
       </w:r>
     </w:p>
@@ -1852,23 +1388,7 @@
           <w:b/>
           <w:bCs/>
         </w:rPr>
-        <w:t xml:space="preserve">Vincular una </w:t>
-      </w:r>
-      <w:proofErr w:type="spellStart"/>
-      <w:r>
-        <w:rPr>
-          <w:b/>
-          <w:bCs/>
-        </w:rPr>
-        <w:t>Opportunity</w:t>
-      </w:r>
-      <w:proofErr w:type="spellEnd"/>
-      <w:r>
-        <w:rPr>
-          <w:b/>
-          <w:bCs/>
-        </w:rPr>
-        <w:t xml:space="preserve"> con un Player.</w:t>
+        <w:t>Vincular una Opportunity con un Player.</w:t>
       </w:r>
     </w:p>
     <w:p>
@@ -1878,55 +1398,23 @@
     </w:p>
     <w:p>
       <w:r>
-        <w:t xml:space="preserve">No modifica la </w:t>
-      </w:r>
-      <w:proofErr w:type="spellStart"/>
-      <w:r>
-        <w:t>Species</w:t>
-      </w:r>
-      <w:proofErr w:type="spellEnd"/>
-      <w:r>
-        <w:t>.</w:t>
-      </w:r>
-    </w:p>
-    <w:p>
-      <w:r>
-        <w:t xml:space="preserve">No genera </w:t>
-      </w:r>
-      <w:proofErr w:type="spellStart"/>
-      <w:r>
-        <w:t>IVs</w:t>
-      </w:r>
-      <w:proofErr w:type="spellEnd"/>
-      <w:r>
-        <w:t>.</w:t>
-      </w:r>
-    </w:p>
-    <w:p>
-      <w:r>
-        <w:t xml:space="preserve">Simplemente crea el vínculo que convierte una </w:t>
-      </w:r>
-      <w:proofErr w:type="spellStart"/>
-      <w:r>
-        <w:t>Opportunity</w:t>
-      </w:r>
-      <w:proofErr w:type="spellEnd"/>
-      <w:r>
-        <w:t xml:space="preserve"> en una </w:t>
-      </w:r>
-      <w:proofErr w:type="spellStart"/>
-      <w:r>
-        <w:t>Creature</w:t>
-      </w:r>
-      <w:proofErr w:type="spellEnd"/>
-      <w:r>
-        <w:t xml:space="preserve"> persistente.</w:t>
+        <w:t>No modifica la Species.</w:t>
+      </w:r>
+    </w:p>
+    <w:p>
+      <w:r>
+        <w:t>No genera IVs.</w:t>
+      </w:r>
+    </w:p>
+    <w:p>
+      <w:r>
+        <w:t>Simplemente crea el vínculo que convierte una Opportunity en una Creature persistente.</w:t>
       </w:r>
     </w:p>
     <w:p>
       <w:r>
         <w:pict w14:anchorId="28701EF7">
-          <v:rect id="_x0000_i1153" style="width:0;height:1.5pt" o:hralign="center" o:hrstd="t" o:hr="t" fillcolor="#a0a0a0" stroked="f"/>
+          <v:rect id="_x0000_i1034" style="width:0;height:1.5pt" o:hralign="center" o:hrstd="t" o:hr="t" fillcolor="#a0a0a0" stroked="f"/>
         </w:pict>
       </w:r>
     </w:p>
@@ -1989,12 +1477,8 @@
       </w:r>
       <w:r>
         <w:br/>
-      </w:r>
-      <w:proofErr w:type="spellStart"/>
-      <w:r>
         <w:t>Opportunity</w:t>
       </w:r>
-      <w:proofErr w:type="spellEnd"/>
       <w:r>
         <w:br/>
         <w:t xml:space="preserve">    </w:t>
@@ -2069,13 +1553,8 @@
       </w:r>
       <w:r>
         <w:br/>
-        <w:t xml:space="preserve">        </w:t>
-      </w:r>
-      <w:proofErr w:type="spellStart"/>
-      <w:r>
-        <w:t>Creature</w:t>
-      </w:r>
-      <w:proofErr w:type="spellEnd"/>
+        <w:t xml:space="preserve">        Creature</w:t>
+      </w:r>
       <w:r>
         <w:br/>
         <w:t xml:space="preserve">            </w:t>
@@ -2104,7 +1583,7 @@
     <w:p>
       <w:r>
         <w:pict w14:anchorId="70609FE7">
-          <v:rect id="_x0000_i1154" style="width:0;height:1.5pt" o:hralign="center" o:hrstd="t" o:hr="t" fillcolor="#a0a0a0" stroked="f"/>
+          <v:rect id="_x0000_i1035" style="width:0;height:1.5pt" o:hralign="center" o:hrstd="t" o:hr="t" fillcolor="#a0a0a0" stroked="f"/>
         </w:pict>
       </w:r>
     </w:p>
@@ -2132,7 +1611,6 @@
       <w:r>
         <w:t xml:space="preserve">Era la </w:t>
       </w:r>
-      <w:proofErr w:type="spellStart"/>
       <w:r>
         <w:rPr>
           <w:b/>
@@ -2140,28 +1618,19 @@
         </w:rPr>
         <w:t>Opportunity</w:t>
       </w:r>
-      <w:proofErr w:type="spellEnd"/>
       <w:r>
         <w:t>.</w:t>
       </w:r>
     </w:p>
     <w:p>
       <w:r>
-        <w:t xml:space="preserve">Muchas contradicciones desaparecieron cuando dejamos de pensar que el Spawn generaba directamente </w:t>
-      </w:r>
-      <w:proofErr w:type="spellStart"/>
-      <w:r>
-        <w:t>Creatures</w:t>
-      </w:r>
-      <w:proofErr w:type="spellEnd"/>
-      <w:r>
-        <w:t xml:space="preserve"> y comenzamos a verlo como un generador de oportunidades.</w:t>
+        <w:t>Muchas contradicciones desaparecieron cuando dejamos de pensar que el Spawn generaba directamente Creatures y comenzamos a verlo como un generador de oportunidades.</w:t>
       </w:r>
     </w:p>
     <w:p>
       <w:r>
         <w:pict w14:anchorId="45E34745">
-          <v:rect id="_x0000_i1155" style="width:0;height:1.5pt" o:hralign="center" o:hrstd="t" o:hr="t" fillcolor="#a0a0a0" stroked="f"/>
+          <v:rect id="_x0000_i1036" style="width:0;height:1.5pt" o:hralign="center" o:hrstd="t" o:hr="t" fillcolor="#a0a0a0" stroked="f"/>
         </w:pict>
       </w:r>
     </w:p>
@@ -2205,7 +1674,6 @@
       <w:r>
         <w:t xml:space="preserve">El siguiente objetivo será profundizar en </w:t>
       </w:r>
-      <w:proofErr w:type="spellStart"/>
       <w:r>
         <w:rPr>
           <w:b/>
@@ -2213,7 +1681,6 @@
         </w:rPr>
         <w:t>Opportunity</w:t>
       </w:r>
-      <w:proofErr w:type="spellEnd"/>
       <w:r>
         <w:t xml:space="preserve"> para validar si realmente es un concepto independiente del dominio o si debe redefinirse antes de continuar hacia los demás eventos del World.</w:t>
       </w:r>
@@ -2230,9 +1697,114 @@
           <w:b/>
           <w:bCs/>
         </w:rPr>
-        <w:t>Resumen de la sesión — Descubrimiento del Dominio (</w:t>
-      </w:r>
-      <w:proofErr w:type="spellStart"/>
+        <w:t>Resumen de la sesión — Descubrimiento del Dominio (Opportunity, Spawn y unificación del modelo)</w:t>
+      </w:r>
+    </w:p>
+    <w:p>
+      <w:pPr>
+        <w:rPr>
+          <w:b/>
+          <w:bCs/>
+        </w:rPr>
+      </w:pPr>
+      <w:r>
+        <w:rPr>
+          <w:b/>
+          <w:bCs/>
+        </w:rPr>
+        <w:t>Objetivo de la sesión</w:t>
+      </w:r>
+    </w:p>
+    <w:p>
+      <w:r>
+        <w:t>Continuamos con la metodología de descubrimiento del dominio.</w:t>
+      </w:r>
+    </w:p>
+    <w:p>
+      <w:r>
+        <w:t>Se mantuvieron las mismas reglas:</w:t>
+      </w:r>
+    </w:p>
+    <w:p>
+      <w:pPr>
+        <w:numPr>
+          <w:ilvl w:val="0"/>
+          <w:numId w:val="17"/>
+        </w:numPr>
+      </w:pPr>
+      <w:r>
+        <w:t xml:space="preserve">Una sola pregunta a la vez. </w:t>
+      </w:r>
+    </w:p>
+    <w:p>
+      <w:pPr>
+        <w:numPr>
+          <w:ilvl w:val="0"/>
+          <w:numId w:val="17"/>
+        </w:numPr>
+      </w:pPr>
+      <w:r>
+        <w:t xml:space="preserve">Sin hablar de implementación. </w:t>
+      </w:r>
+    </w:p>
+    <w:p>
+      <w:pPr>
+        <w:numPr>
+          <w:ilvl w:val="0"/>
+          <w:numId w:val="17"/>
+        </w:numPr>
+      </w:pPr>
+      <w:r>
+        <w:t xml:space="preserve">Sin hablar de clases. </w:t>
+      </w:r>
+    </w:p>
+    <w:p>
+      <w:pPr>
+        <w:numPr>
+          <w:ilvl w:val="0"/>
+          <w:numId w:val="17"/>
+        </w:numPr>
+      </w:pPr>
+      <w:r>
+        <w:t xml:space="preserve">Sin hablar de base de datos. </w:t>
+      </w:r>
+    </w:p>
+    <w:p>
+      <w:pPr>
+        <w:numPr>
+          <w:ilvl w:val="0"/>
+          <w:numId w:val="17"/>
+        </w:numPr>
+      </w:pPr>
+      <w:r>
+        <w:t xml:space="preserve">Sin hablar de arquitectura. </w:t>
+      </w:r>
+    </w:p>
+    <w:p>
+      <w:pPr>
+        <w:numPr>
+          <w:ilvl w:val="0"/>
+          <w:numId w:val="17"/>
+        </w:numPr>
+      </w:pPr>
+      <w:r>
+        <w:t xml:space="preserve">Descubrir únicamente las reglas del mundo de TicoMon. </w:t>
+      </w:r>
+    </w:p>
+    <w:p>
+      <w:r>
+        <w:pict w14:anchorId="7E236174">
+          <v:rect id="_x0000_i1037" style="width:0;height:1.5pt" o:hralign="center" o:hrstd="t" o:hr="t" fillcolor="#a0a0a0" stroked="f"/>
+        </w:pict>
+      </w:r>
+    </w:p>
+    <w:p>
+      <w:pPr>
+        <w:rPr>
+          <w:b/>
+          <w:bCs/>
+        </w:rPr>
+      </w:pPr>
       <w:r>
         <w:rPr>
           <w:b/>
@@ -2240,149 +1812,10 @@
         </w:rPr>
         <w:t>Opportunity</w:t>
       </w:r>
-      <w:proofErr w:type="spellEnd"/>
-      <w:r>
-        <w:rPr>
-          <w:b/>
-          <w:bCs/>
-        </w:rPr>
-        <w:t>, Spawn y unificación del modelo)</w:t>
-      </w:r>
-    </w:p>
-    <w:p>
-      <w:pPr>
-        <w:rPr>
-          <w:b/>
-          <w:bCs/>
-        </w:rPr>
-      </w:pPr>
-      <w:r>
-        <w:rPr>
-          <w:b/>
-          <w:bCs/>
-        </w:rPr>
-        <w:t>Objetivo de la sesión</w:t>
-      </w:r>
-    </w:p>
-    <w:p>
-      <w:r>
-        <w:t>Continuamos con la metodología de descubrimiento del dominio.</w:t>
-      </w:r>
-    </w:p>
-    <w:p>
-      <w:r>
-        <w:t>Se mantuvieron las mismas reglas:</w:t>
-      </w:r>
-    </w:p>
-    <w:p>
-      <w:pPr>
-        <w:numPr>
-          <w:ilvl w:val="0"/>
-          <w:numId w:val="17"/>
-        </w:numPr>
-      </w:pPr>
-      <w:r>
-        <w:t xml:space="preserve">Una sola pregunta a la vez. </w:t>
-      </w:r>
-    </w:p>
-    <w:p>
-      <w:pPr>
-        <w:numPr>
-          <w:ilvl w:val="0"/>
-          <w:numId w:val="17"/>
-        </w:numPr>
-      </w:pPr>
-      <w:r>
-        <w:t xml:space="preserve">Sin hablar de implementación. </w:t>
-      </w:r>
-    </w:p>
-    <w:p>
-      <w:pPr>
-        <w:numPr>
-          <w:ilvl w:val="0"/>
-          <w:numId w:val="17"/>
-        </w:numPr>
-      </w:pPr>
-      <w:r>
-        <w:t xml:space="preserve">Sin hablar de clases. </w:t>
-      </w:r>
-    </w:p>
-    <w:p>
-      <w:pPr>
-        <w:numPr>
-          <w:ilvl w:val="0"/>
-          <w:numId w:val="17"/>
-        </w:numPr>
-      </w:pPr>
-      <w:r>
-        <w:t xml:space="preserve">Sin hablar de base de datos. </w:t>
-      </w:r>
-    </w:p>
-    <w:p>
-      <w:pPr>
-        <w:numPr>
-          <w:ilvl w:val="0"/>
-          <w:numId w:val="17"/>
-        </w:numPr>
-      </w:pPr>
-      <w:r>
-        <w:t xml:space="preserve">Sin hablar de arquitectura. </w:t>
-      </w:r>
-    </w:p>
-    <w:p>
-      <w:pPr>
-        <w:numPr>
-          <w:ilvl w:val="0"/>
-          <w:numId w:val="17"/>
-        </w:numPr>
-      </w:pPr>
-      <w:r>
-        <w:t xml:space="preserve">Descubrir únicamente las reglas del mundo de </w:t>
-      </w:r>
-      <w:proofErr w:type="spellStart"/>
-      <w:r>
-        <w:t>TicoMon</w:t>
-      </w:r>
-      <w:proofErr w:type="spellEnd"/>
-      <w:r>
-        <w:t xml:space="preserve">. </w:t>
-      </w:r>
-    </w:p>
-    <w:p>
-      <w:r>
-        <w:pict w14:anchorId="7E236174">
-          <v:rect id="_x0000_i1250" style="width:0;height:1.5pt" o:hralign="center" o:hrstd="t" o:hr="t" fillcolor="#a0a0a0" stroked="f"/>
-        </w:pict>
-      </w:r>
-    </w:p>
-    <w:p>
-      <w:pPr>
-        <w:rPr>
-          <w:b/>
-          <w:bCs/>
-        </w:rPr>
-      </w:pPr>
-      <w:proofErr w:type="spellStart"/>
-      <w:r>
-        <w:rPr>
-          <w:b/>
-          <w:bCs/>
-        </w:rPr>
-        <w:t>Opportunity</w:t>
-      </w:r>
-      <w:proofErr w:type="spellEnd"/>
-    </w:p>
-    <w:p>
-      <w:r>
-        <w:t xml:space="preserve">Durante esta sesión </w:t>
-      </w:r>
-      <w:proofErr w:type="spellStart"/>
-      <w:r>
-        <w:t>Opportunity</w:t>
-      </w:r>
-      <w:proofErr w:type="spellEnd"/>
-      <w:r>
-        <w:t xml:space="preserve"> dejó de ser simplemente una "oportunidad de captura" y pasó a convertirse en uno de los conceptos centrales del dominio.</w:t>
+    </w:p>
+    <w:p>
+      <w:r>
+        <w:t>Durante esta sesión Opportunity dejó de ser simplemente una "oportunidad de captura" y pasó a convertirse en uno de los conceptos centrales del dominio.</w:t>
       </w:r>
     </w:p>
     <w:p>
@@ -2402,15 +1835,7 @@
     </w:p>
     <w:p>
       <w:r>
-        <w:t xml:space="preserve">Una </w:t>
-      </w:r>
-      <w:proofErr w:type="spellStart"/>
-      <w:r>
-        <w:t>Opportunity</w:t>
-      </w:r>
-      <w:proofErr w:type="spellEnd"/>
-      <w:r>
-        <w:t>:</w:t>
+        <w:t>Una Opportunity:</w:t>
       </w:r>
     </w:p>
     <w:p>
@@ -2454,15 +1879,7 @@
         </w:numPr>
       </w:pPr>
       <w:r>
-        <w:t xml:space="preserve">representa exactamente una </w:t>
-      </w:r>
-      <w:proofErr w:type="spellStart"/>
-      <w:r>
-        <w:t>Species</w:t>
-      </w:r>
-      <w:proofErr w:type="spellEnd"/>
-      <w:r>
-        <w:t xml:space="preserve">; </w:t>
+        <w:t xml:space="preserve">representa exactamente una Species; </w:t>
       </w:r>
     </w:p>
     <w:p>
@@ -2483,13 +1900,8 @@
           <w:numId w:val="18"/>
         </w:numPr>
       </w:pPr>
-      <w:proofErr w:type="spellStart"/>
-      <w:r>
-        <w:t>IVs</w:t>
-      </w:r>
-      <w:proofErr w:type="spellEnd"/>
-      <w:r>
-        <w:t xml:space="preserve">, </w:t>
+      <w:r>
+        <w:t xml:space="preserve">IVs, </w:t>
       </w:r>
     </w:p>
     <w:p>
@@ -2545,15 +1957,7 @@
         </w:numPr>
       </w:pPr>
       <w:r>
-        <w:t xml:space="preserve">puede ser observada por múltiples </w:t>
-      </w:r>
-      <w:proofErr w:type="spellStart"/>
-      <w:r>
-        <w:t>Players</w:t>
-      </w:r>
-      <w:proofErr w:type="spellEnd"/>
-      <w:r>
-        <w:t xml:space="preserve"> simultáneamente; </w:t>
+        <w:t xml:space="preserve">puede ser observada por múltiples Players simultáneamente; </w:t>
       </w:r>
     </w:p>
     <w:p>
@@ -2564,15 +1968,7 @@
         </w:numPr>
       </w:pPr>
       <w:r>
-        <w:t xml:space="preserve">no conoce a los </w:t>
-      </w:r>
-      <w:proofErr w:type="spellStart"/>
-      <w:r>
-        <w:t>Players</w:t>
-      </w:r>
-      <w:proofErr w:type="spellEnd"/>
-      <w:r>
-        <w:t xml:space="preserve">; </w:t>
+        <w:t xml:space="preserve">no conoce a los Players; </w:t>
       </w:r>
     </w:p>
     <w:p>
@@ -2636,15 +2032,7 @@
     </w:p>
     <w:p>
       <w:r>
-        <w:t xml:space="preserve">Una </w:t>
-      </w:r>
-      <w:proofErr w:type="spellStart"/>
-      <w:r>
-        <w:t>Opportunity</w:t>
-      </w:r>
-      <w:proofErr w:type="spellEnd"/>
-      <w:r>
-        <w:t xml:space="preserve"> puede:</w:t>
+        <w:t>Una Opportunity puede:</w:t>
       </w:r>
     </w:p>
     <w:p>
@@ -2687,15 +2075,7 @@
         </w:numPr>
       </w:pPr>
       <w:r>
-        <w:t xml:space="preserve">deja de existir como </w:t>
-      </w:r>
-      <w:proofErr w:type="spellStart"/>
-      <w:r>
-        <w:t>Opportunity</w:t>
-      </w:r>
-      <w:proofErr w:type="spellEnd"/>
-      <w:r>
-        <w:t xml:space="preserve">; </w:t>
+        <w:t xml:space="preserve">deja de existir como Opportunity; </w:t>
       </w:r>
     </w:p>
     <w:p>
@@ -2706,101 +2086,65 @@
         </w:numPr>
       </w:pPr>
       <w:r>
-        <w:t xml:space="preserve">el mismo ser vivo pasa al estado </w:t>
-      </w:r>
-      <w:proofErr w:type="spellStart"/>
-      <w:r>
+        <w:t xml:space="preserve">el mismo ser vivo pasa al estado Creature; </w:t>
+      </w:r>
+    </w:p>
+    <w:p>
+      <w:pPr>
+        <w:numPr>
+          <w:ilvl w:val="0"/>
+          <w:numId w:val="21"/>
+        </w:numPr>
+      </w:pPr>
+      <w:r>
+        <w:t xml:space="preserve">nace la relación con un Player. </w:t>
+      </w:r>
+    </w:p>
+    <w:p>
+      <w:r>
+        <w:t>La transición:</w:t>
+      </w:r>
+    </w:p>
+    <w:p>
+      <w:r>
+        <w:t>Opportunity → Creature</w:t>
+      </w:r>
+    </w:p>
+    <w:p>
+      <w:r>
+        <w:t>es irreversible.</w:t>
+      </w:r>
+    </w:p>
+    <w:p>
+      <w:r>
+        <w:t>Nunca puede volver al estado Opportunity.</w:t>
+      </w:r>
+    </w:p>
+    <w:p>
+      <w:r>
+        <w:pict w14:anchorId="2E5E918F">
+          <v:rect id="_x0000_i1038" style="width:0;height:1.5pt" o:hralign="center" o:hrstd="t" o:hr="t" fillcolor="#a0a0a0" stroked="f"/>
+        </w:pict>
+      </w:r>
+    </w:p>
+    <w:p>
+      <w:pPr>
+        <w:rPr>
+          <w:b/>
+          <w:bCs/>
+        </w:rPr>
+      </w:pPr>
+      <w:r>
+        <w:rPr>
+          <w:b/>
+          <w:bCs/>
+        </w:rPr>
         <w:t>Creature</w:t>
       </w:r>
-      <w:proofErr w:type="spellEnd"/>
-      <w:r>
-        <w:t xml:space="preserve">; </w:t>
-      </w:r>
-    </w:p>
-    <w:p>
-      <w:pPr>
-        <w:numPr>
-          <w:ilvl w:val="0"/>
-          <w:numId w:val="21"/>
-        </w:numPr>
-      </w:pPr>
-      <w:r>
-        <w:t xml:space="preserve">nace la relación con un Player. </w:t>
-      </w:r>
-    </w:p>
-    <w:p>
-      <w:r>
-        <w:t>La transición:</w:t>
-      </w:r>
-    </w:p>
-    <w:p>
-      <w:proofErr w:type="spellStart"/>
-      <w:r>
-        <w:t>Opportunity</w:t>
-      </w:r>
-      <w:proofErr w:type="spellEnd"/>
-      <w:r>
-        <w:t xml:space="preserve"> → </w:t>
-      </w:r>
-      <w:proofErr w:type="spellStart"/>
-      <w:r>
-        <w:t>Creature</w:t>
-      </w:r>
-      <w:proofErr w:type="spellEnd"/>
-    </w:p>
-    <w:p>
-      <w:r>
-        <w:t>es irreversible.</w:t>
-      </w:r>
-    </w:p>
-    <w:p>
-      <w:r>
-        <w:t xml:space="preserve">Nunca puede volver al estado </w:t>
-      </w:r>
-      <w:proofErr w:type="spellStart"/>
-      <w:r>
-        <w:t>Opportunity</w:t>
-      </w:r>
-      <w:proofErr w:type="spellEnd"/>
-      <w:r>
-        <w:t>.</w:t>
-      </w:r>
-    </w:p>
-    <w:p>
-      <w:r>
-        <w:pict w14:anchorId="2E5E918F">
-          <v:rect id="_x0000_i1251" style="width:0;height:1.5pt" o:hralign="center" o:hrstd="t" o:hr="t" fillcolor="#a0a0a0" stroked="f"/>
-        </w:pict>
-      </w:r>
-    </w:p>
-    <w:p>
-      <w:pPr>
-        <w:rPr>
-          <w:b/>
-          <w:bCs/>
-        </w:rPr>
-      </w:pPr>
-      <w:proofErr w:type="spellStart"/>
-      <w:r>
-        <w:rPr>
-          <w:b/>
-          <w:bCs/>
-        </w:rPr>
-        <w:t>Creature</w:t>
-      </w:r>
-      <w:proofErr w:type="spellEnd"/>
-    </w:p>
-    <w:p>
-      <w:r>
-        <w:t xml:space="preserve">La comprensión de </w:t>
-      </w:r>
-      <w:proofErr w:type="spellStart"/>
-      <w:r>
-        <w:t>Creature</w:t>
-      </w:r>
-      <w:proofErr w:type="spellEnd"/>
-      <w:r>
-        <w:t xml:space="preserve"> también maduró considerablemente.</w:t>
+    </w:p>
+    <w:p>
+      <w:r>
+        <w:t>La comprensión de Creature también maduró considerablemente.</w:t>
       </w:r>
     </w:p>
     <w:p>
@@ -2820,15 +2164,7 @@
     </w:p>
     <w:p>
       <w:r>
-        <w:t xml:space="preserve">Una </w:t>
-      </w:r>
-      <w:proofErr w:type="spellStart"/>
-      <w:r>
-        <w:t>Creature</w:t>
-      </w:r>
-      <w:proofErr w:type="spellEnd"/>
-      <w:r>
-        <w:t>:</w:t>
+        <w:t>Una Creature:</w:t>
       </w:r>
     </w:p>
     <w:p>
@@ -2900,15 +2236,7 @@
     </w:p>
     <w:p>
       <w:r>
-        <w:t xml:space="preserve">Cuando una </w:t>
-      </w:r>
-      <w:proofErr w:type="spellStart"/>
-      <w:r>
-        <w:t>Creature</w:t>
-      </w:r>
-      <w:proofErr w:type="spellEnd"/>
-      <w:r>
-        <w:t xml:space="preserve"> es liberada:</w:t>
+        <w:t>Cuando una Creature es liberada:</w:t>
       </w:r>
     </w:p>
     <w:p>
@@ -2941,21 +2269,13 @@
         </w:numPr>
       </w:pPr>
       <w:r>
-        <w:t xml:space="preserve">no regresa al estado </w:t>
-      </w:r>
-      <w:proofErr w:type="spellStart"/>
-      <w:r>
-        <w:t>Opportunity</w:t>
-      </w:r>
-      <w:proofErr w:type="spellEnd"/>
-      <w:r>
-        <w:t xml:space="preserve">. </w:t>
+        <w:t xml:space="preserve">no regresa al estado Opportunity. </w:t>
       </w:r>
     </w:p>
     <w:p>
       <w:r>
         <w:pict w14:anchorId="7D02DC82">
-          <v:rect id="_x0000_i1252" style="width:0;height:1.5pt" o:hralign="center" o:hrstd="t" o:hr="t" fillcolor="#a0a0a0" stroked="f"/>
+          <v:rect id="_x0000_i1039" style="width:0;height:1.5pt" o:hralign="center" o:hrstd="t" o:hr="t" fillcolor="#a0a0a0" stroked="f"/>
         </w:pict>
       </w:r>
     </w:p>
@@ -2976,143 +2296,93 @@
     </w:p>
     <w:p>
       <w:r>
-        <w:t xml:space="preserve">La evolución terminó siendo un cambio de </w:t>
-      </w:r>
-      <w:proofErr w:type="spellStart"/>
-      <w:r>
+        <w:t>La evolución terminó siendo un cambio de Species, no de identidad.</w:t>
+      </w:r>
+    </w:p>
+    <w:p>
+      <w:pPr>
+        <w:rPr>
+          <w:b/>
+          <w:bCs/>
+        </w:rPr>
+      </w:pPr>
+      <w:r>
+        <w:rPr>
+          <w:b/>
+          <w:bCs/>
+        </w:rPr>
+        <w:t>Reglas descubiertas</w:t>
+      </w:r>
+    </w:p>
+    <w:p>
+      <w:r>
+        <w:t>La evolución:</w:t>
+      </w:r>
+    </w:p>
+    <w:p>
+      <w:pPr>
+        <w:numPr>
+          <w:ilvl w:val="0"/>
+          <w:numId w:val="24"/>
+        </w:numPr>
+      </w:pPr>
+      <w:r>
+        <w:t xml:space="preserve">no crea una nueva Creature; </w:t>
+      </w:r>
+    </w:p>
+    <w:p>
+      <w:pPr>
+        <w:numPr>
+          <w:ilvl w:val="0"/>
+          <w:numId w:val="24"/>
+        </w:numPr>
+      </w:pPr>
+      <w:r>
+        <w:t xml:space="preserve">la misma Creature continúa existiendo; </w:t>
+      </w:r>
+    </w:p>
+    <w:p>
+      <w:pPr>
+        <w:numPr>
+          <w:ilvl w:val="0"/>
+          <w:numId w:val="24"/>
+        </w:numPr>
+      </w:pPr>
+      <w:r>
+        <w:t xml:space="preserve">únicamente cambia su Species. </w:t>
+      </w:r>
+    </w:p>
+    <w:p>
+      <w:r>
+        <w:t>Una Creature puede evolucionar varias veces durante su existencia.</w:t>
+      </w:r>
+    </w:p>
+    <w:p>
+      <w:r>
+        <w:t>La identidad de la Creature nunca cambia.</w:t>
+      </w:r>
+    </w:p>
+    <w:p>
+      <w:r>
+        <w:pict w14:anchorId="71D264F4">
+          <v:rect id="_x0000_i1040" style="width:0;height:1.5pt" o:hralign="center" o:hrstd="t" o:hr="t" fillcolor="#a0a0a0" stroked="f"/>
+        </w:pict>
+      </w:r>
+    </w:p>
+    <w:p>
+      <w:pPr>
+        <w:rPr>
+          <w:b/>
+          <w:bCs/>
+        </w:rPr>
+      </w:pPr>
+      <w:r>
+        <w:rPr>
+          <w:b/>
+          <w:bCs/>
+        </w:rPr>
         <w:t>Species</w:t>
       </w:r>
-      <w:proofErr w:type="spellEnd"/>
-      <w:r>
-        <w:t>, no de identidad.</w:t>
-      </w:r>
-    </w:p>
-    <w:p>
-      <w:pPr>
-        <w:rPr>
-          <w:b/>
-          <w:bCs/>
-        </w:rPr>
-      </w:pPr>
-      <w:r>
-        <w:rPr>
-          <w:b/>
-          <w:bCs/>
-        </w:rPr>
-        <w:t>Reglas descubiertas</w:t>
-      </w:r>
-    </w:p>
-    <w:p>
-      <w:r>
-        <w:t>La evolución:</w:t>
-      </w:r>
-    </w:p>
-    <w:p>
-      <w:pPr>
-        <w:numPr>
-          <w:ilvl w:val="0"/>
-          <w:numId w:val="24"/>
-        </w:numPr>
-      </w:pPr>
-      <w:r>
-        <w:t xml:space="preserve">no crea una nueva </w:t>
-      </w:r>
-      <w:proofErr w:type="spellStart"/>
-      <w:r>
-        <w:t>Creature</w:t>
-      </w:r>
-      <w:proofErr w:type="spellEnd"/>
-      <w:r>
-        <w:t xml:space="preserve">; </w:t>
-      </w:r>
-    </w:p>
-    <w:p>
-      <w:pPr>
-        <w:numPr>
-          <w:ilvl w:val="0"/>
-          <w:numId w:val="24"/>
-        </w:numPr>
-      </w:pPr>
-      <w:r>
-        <w:t xml:space="preserve">la misma </w:t>
-      </w:r>
-      <w:proofErr w:type="spellStart"/>
-      <w:r>
-        <w:t>Creature</w:t>
-      </w:r>
-      <w:proofErr w:type="spellEnd"/>
-      <w:r>
-        <w:t xml:space="preserve"> continúa existiendo; </w:t>
-      </w:r>
-    </w:p>
-    <w:p>
-      <w:pPr>
-        <w:numPr>
-          <w:ilvl w:val="0"/>
-          <w:numId w:val="24"/>
-        </w:numPr>
-      </w:pPr>
-      <w:r>
-        <w:t xml:space="preserve">únicamente cambia su </w:t>
-      </w:r>
-      <w:proofErr w:type="spellStart"/>
-      <w:r>
-        <w:t>Species</w:t>
-      </w:r>
-      <w:proofErr w:type="spellEnd"/>
-      <w:r>
-        <w:t xml:space="preserve">. </w:t>
-      </w:r>
-    </w:p>
-    <w:p>
-      <w:r>
-        <w:t xml:space="preserve">Una </w:t>
-      </w:r>
-      <w:proofErr w:type="spellStart"/>
-      <w:r>
-        <w:t>Creature</w:t>
-      </w:r>
-      <w:proofErr w:type="spellEnd"/>
-      <w:r>
-        <w:t xml:space="preserve"> puede evolucionar varias veces durante su existencia.</w:t>
-      </w:r>
-    </w:p>
-    <w:p>
-      <w:r>
-        <w:t xml:space="preserve">La identidad de la </w:t>
-      </w:r>
-      <w:proofErr w:type="spellStart"/>
-      <w:r>
-        <w:t>Creature</w:t>
-      </w:r>
-      <w:proofErr w:type="spellEnd"/>
-      <w:r>
-        <w:t xml:space="preserve"> nunca cambia.</w:t>
-      </w:r>
-    </w:p>
-    <w:p>
-      <w:r>
-        <w:pict w14:anchorId="71D264F4">
-          <v:rect id="_x0000_i1253" style="width:0;height:1.5pt" o:hralign="center" o:hrstd="t" o:hr="t" fillcolor="#a0a0a0" stroked="f"/>
-        </w:pict>
-      </w:r>
-    </w:p>
-    <w:p>
-      <w:pPr>
-        <w:rPr>
-          <w:b/>
-          <w:bCs/>
-        </w:rPr>
-      </w:pPr>
-      <w:proofErr w:type="spellStart"/>
-      <w:r>
-        <w:rPr>
-          <w:b/>
-          <w:bCs/>
-        </w:rPr>
-        <w:t>Species</w:t>
-      </w:r>
-      <w:proofErr w:type="spellEnd"/>
     </w:p>
     <w:p>
       <w:r>
@@ -3131,23 +2401,7 @@
           <w:b/>
           <w:bCs/>
         </w:rPr>
-        <w:t xml:space="preserve">La </w:t>
-      </w:r>
-      <w:proofErr w:type="spellStart"/>
-      <w:r>
-        <w:rPr>
-          <w:b/>
-          <w:bCs/>
-        </w:rPr>
-        <w:t>Species</w:t>
-      </w:r>
-      <w:proofErr w:type="spellEnd"/>
-      <w:r>
-        <w:rPr>
-          <w:b/>
-          <w:bCs/>
-        </w:rPr>
-        <w:t xml:space="preserve"> sabe</w:t>
+        <w:t>La Species sabe</w:t>
       </w:r>
     </w:p>
     <w:p>
@@ -3157,13 +2411,8 @@
           <w:numId w:val="25"/>
         </w:numPr>
       </w:pPr>
-      <w:proofErr w:type="spellStart"/>
-      <w:r>
-        <w:t>si</w:t>
-      </w:r>
-      <w:proofErr w:type="spellEnd"/>
-      <w:r>
-        <w:t xml:space="preserve"> existe una evolución; </w:t>
+      <w:r>
+        <w:t xml:space="preserve">si existe una evolución; </w:t>
       </w:r>
     </w:p>
     <w:p>
@@ -3174,15 +2423,7 @@
         </w:numPr>
       </w:pPr>
       <w:r>
-        <w:t xml:space="preserve">hacia qué </w:t>
-      </w:r>
-      <w:proofErr w:type="spellStart"/>
-      <w:r>
-        <w:t>Species</w:t>
-      </w:r>
-      <w:proofErr w:type="spellEnd"/>
-      <w:r>
-        <w:t xml:space="preserve"> evoluciona; </w:t>
+        <w:t xml:space="preserve">hacia qué Species evoluciona; </w:t>
       </w:r>
     </w:p>
     <w:p>
@@ -3198,34 +2439,18 @@
     </w:p>
     <w:p>
       <w:r>
-        <w:t xml:space="preserve">La </w:t>
-      </w:r>
-      <w:proofErr w:type="spellStart"/>
-      <w:r>
-        <w:t>Creature</w:t>
-      </w:r>
-      <w:proofErr w:type="spellEnd"/>
-      <w:r>
-        <w:t xml:space="preserve"> no necesita conocer esa información.</w:t>
-      </w:r>
-    </w:p>
-    <w:p>
-      <w:r>
-        <w:t xml:space="preserve">Simplemente conoce cuál es su </w:t>
-      </w:r>
-      <w:proofErr w:type="spellStart"/>
-      <w:r>
-        <w:t>Species</w:t>
-      </w:r>
-      <w:proofErr w:type="spellEnd"/>
-      <w:r>
-        <w:t xml:space="preserve"> actual.</w:t>
+        <w:t>La Creature no necesita conocer esa información.</w:t>
+      </w:r>
+    </w:p>
+    <w:p>
+      <w:r>
+        <w:t>Simplemente conoce cuál es su Species actual.</w:t>
       </w:r>
     </w:p>
     <w:p>
       <w:r>
         <w:pict w14:anchorId="2F77DD0D">
-          <v:rect id="_x0000_i1254" style="width:0;height:1.5pt" o:hralign="center" o:hrstd="t" o:hr="t" fillcolor="#a0a0a0" stroked="f"/>
+          <v:rect id="_x0000_i1041" style="width:0;height:1.5pt" o:hralign="center" o:hrstd="t" o:hr="t" fillcolor="#a0a0a0" stroked="f"/>
         </w:pict>
       </w:r>
     </w:p>
@@ -3277,15 +2502,7 @@
     </w:p>
     <w:p>
       <w:r>
-        <w:t xml:space="preserve">Un Spawn es el fenómeno del World en el que nacen una o más </w:t>
-      </w:r>
-      <w:proofErr w:type="spellStart"/>
-      <w:r>
-        <w:t>Opportunities</w:t>
-      </w:r>
-      <w:proofErr w:type="spellEnd"/>
-      <w:r>
-        <w:t>.</w:t>
+        <w:t>Un Spawn es el fenómeno del World en el que nacen una o más Opportunities.</w:t>
       </w:r>
     </w:p>
     <w:p>
@@ -3301,15 +2518,7 @@
         </w:numPr>
       </w:pPr>
       <w:r>
-        <w:t xml:space="preserve">no conoce </w:t>
-      </w:r>
-      <w:proofErr w:type="spellStart"/>
-      <w:r>
-        <w:t>Players</w:t>
-      </w:r>
-      <w:proofErr w:type="spellEnd"/>
-      <w:r>
-        <w:t xml:space="preserve">; </w:t>
+        <w:t xml:space="preserve">no conoce Players; </w:t>
       </w:r>
     </w:p>
     <w:p>
@@ -3320,15 +2529,7 @@
         </w:numPr>
       </w:pPr>
       <w:r>
-        <w:t xml:space="preserve">no conoce </w:t>
-      </w:r>
-      <w:proofErr w:type="spellStart"/>
-      <w:r>
-        <w:t>Species</w:t>
-      </w:r>
-      <w:proofErr w:type="spellEnd"/>
-      <w:r>
-        <w:t xml:space="preserve">; </w:t>
+        <w:t xml:space="preserve">no conoce Species; </w:t>
       </w:r>
     </w:p>
     <w:p>
@@ -3339,15 +2540,7 @@
         </w:numPr>
       </w:pPr>
       <w:r>
-        <w:t xml:space="preserve">no conoce </w:t>
-      </w:r>
-      <w:proofErr w:type="spellStart"/>
-      <w:r>
-        <w:t>Opportunities</w:t>
-      </w:r>
-      <w:proofErr w:type="spellEnd"/>
-      <w:r>
-        <w:t xml:space="preserve"> individuales; </w:t>
+        <w:t xml:space="preserve">no conoce Opportunities individuales; </w:t>
       </w:r>
     </w:p>
     <w:p>
@@ -3358,15 +2551,7 @@
         </w:numPr>
       </w:pPr>
       <w:r>
-        <w:t xml:space="preserve">no decide </w:t>
-      </w:r>
-      <w:proofErr w:type="spellStart"/>
-      <w:r>
-        <w:t>IVs</w:t>
-      </w:r>
-      <w:proofErr w:type="spellEnd"/>
-      <w:r>
-        <w:t xml:space="preserve">; </w:t>
+        <w:t xml:space="preserve">no decide IVs; </w:t>
       </w:r>
     </w:p>
     <w:p>
@@ -3410,7 +2595,7 @@
     <w:p>
       <w:r>
         <w:pict w14:anchorId="246811AB">
-          <v:rect id="_x0000_i1255" style="width:0;height:1.5pt" o:hralign="center" o:hrstd="t" o:hr="t" fillcolor="#a0a0a0" stroked="f"/>
+          <v:rect id="_x0000_i1042" style="width:0;height:1.5pt" o:hralign="center" o:hrstd="t" o:hr="t" fillcolor="#a0a0a0" stroked="f"/>
         </w:pict>
       </w:r>
     </w:p>
@@ -3447,15 +2632,7 @@
         </w:numPr>
       </w:pPr>
       <w:r>
-        <w:t xml:space="preserve">conoce todas las </w:t>
-      </w:r>
-      <w:proofErr w:type="spellStart"/>
-      <w:r>
-        <w:t>Opportunities</w:t>
-      </w:r>
-      <w:proofErr w:type="spellEnd"/>
-      <w:r>
-        <w:t xml:space="preserve"> existentes; </w:t>
+        <w:t xml:space="preserve">conoce todas las Opportunities existentes; </w:t>
       </w:r>
     </w:p>
     <w:p>
@@ -3466,15 +2643,7 @@
         </w:numPr>
       </w:pPr>
       <w:r>
-        <w:t xml:space="preserve">determina cuáles </w:t>
-      </w:r>
-      <w:proofErr w:type="spellStart"/>
-      <w:r>
-        <w:t>Opportunities</w:t>
-      </w:r>
-      <w:proofErr w:type="spellEnd"/>
-      <w:r>
-        <w:t xml:space="preserve"> deben nacer; </w:t>
+        <w:t xml:space="preserve">determina cuáles Opportunities deben nacer; </w:t>
       </w:r>
     </w:p>
     <w:p>
@@ -3505,21 +2674,13 @@
     </w:p>
     <w:p>
       <w:r>
-        <w:t xml:space="preserve">Las </w:t>
-      </w:r>
-      <w:proofErr w:type="spellStart"/>
-      <w:r>
-        <w:t>Opportunities</w:t>
-      </w:r>
-      <w:proofErr w:type="spellEnd"/>
-      <w:r>
-        <w:t xml:space="preserve"> nacen.</w:t>
+        <w:t>Las Opportunities nacen.</w:t>
       </w:r>
     </w:p>
     <w:p>
       <w:r>
         <w:pict w14:anchorId="477A8DB6">
-          <v:rect id="_x0000_i1256" style="width:0;height:1.5pt" o:hralign="center" o:hrstd="t" o:hr="t" fillcolor="#a0a0a0" stroked="f"/>
+          <v:rect id="_x0000_i1043" style="width:0;height:1.5pt" o:hralign="center" o:hrstd="t" o:hr="t" fillcolor="#a0a0a0" stroked="f"/>
         </w:pict>
       </w:r>
     </w:p>
@@ -3596,13 +2757,8 @@
     </w:p>
     <w:p>
       <w:r>
-        <w:t xml:space="preserve">Nacen 3 </w:t>
-      </w:r>
-      <w:proofErr w:type="spellStart"/>
-      <w:r>
-        <w:t>Opportunities</w:t>
-      </w:r>
-      <w:proofErr w:type="spellEnd"/>
+        <w:t>Nacen 3 Opportunities</w:t>
+      </w:r>
     </w:p>
     <w:p>
       <w:r>
@@ -3621,15 +2777,7 @@
     </w:p>
     <w:p>
       <w:r>
-        <w:t xml:space="preserve">El Player elige con cuál </w:t>
-      </w:r>
-      <w:proofErr w:type="spellStart"/>
-      <w:r>
-        <w:t>Opportunity</w:t>
-      </w:r>
-      <w:proofErr w:type="spellEnd"/>
-      <w:r>
-        <w:t xml:space="preserve"> interactuar</w:t>
+        <w:t>El Player elige con cuál Opportunity interactuar</w:t>
       </w:r>
     </w:p>
     <w:p>
@@ -3660,7 +2808,7 @@
     <w:p>
       <w:r>
         <w:pict w14:anchorId="439B489F">
-          <v:rect id="_x0000_i1257" style="width:0;height:1.5pt" o:hralign="center" o:hrstd="t" o:hr="t" fillcolor="#a0a0a0" stroked="f"/>
+          <v:rect id="_x0000_i1044" style="width:0;height:1.5pt" o:hralign="center" o:hrstd="t" o:hr="t" fillcolor="#a0a0a0" stroked="f"/>
         </w:pict>
       </w:r>
     </w:p>
@@ -3696,13 +2844,8 @@
     </w:p>
     <w:p>
       <w:r>
-        <w:t xml:space="preserve">Nacen varias </w:t>
-      </w:r>
-      <w:proofErr w:type="spellStart"/>
-      <w:r>
-        <w:t>Opportunities</w:t>
-      </w:r>
-      <w:proofErr w:type="spellEnd"/>
+        <w:t>Nacen varias Opportunities</w:t>
+      </w:r>
     </w:p>
     <w:p>
       <w:r>
@@ -3727,7 +2870,7 @@
     <w:p>
       <w:r>
         <w:pict w14:anchorId="373DDCDF">
-          <v:rect id="_x0000_i1258" style="width:0;height:1.5pt" o:hralign="center" o:hrstd="t" o:hr="t" fillcolor="#a0a0a0" stroked="f"/>
+          <v:rect id="_x0000_i1045" style="width:0;height:1.5pt" o:hralign="center" o:hrstd="t" o:hr="t" fillcolor="#a0a0a0" stroked="f"/>
         </w:pict>
       </w:r>
     </w:p>
@@ -3759,15 +2902,7 @@
     </w:p>
     <w:p>
       <w:r>
-        <w:t xml:space="preserve">La única diferencia es cómo el Player puede interactuar con las </w:t>
-      </w:r>
-      <w:proofErr w:type="spellStart"/>
-      <w:r>
-        <w:t>Opportunities</w:t>
-      </w:r>
-      <w:proofErr w:type="spellEnd"/>
-      <w:r>
-        <w:t>.</w:t>
+        <w:t>La única diferencia es cómo el Player puede interactuar con las Opportunities.</w:t>
       </w:r>
     </w:p>
     <w:p>
@@ -3788,15 +2923,7 @@
         </w:numPr>
       </w:pPr>
       <w:r>
-        <w:t xml:space="preserve">nacen 3 </w:t>
-      </w:r>
-      <w:proofErr w:type="spellStart"/>
-      <w:r>
-        <w:t>Opportunities</w:t>
-      </w:r>
-      <w:proofErr w:type="spellEnd"/>
-      <w:r>
-        <w:t xml:space="preserve">; </w:t>
+        <w:t xml:space="preserve">nacen 3 Opportunities; </w:t>
       </w:r>
     </w:p>
     <w:p>
@@ -3823,15 +2950,7 @@
         </w:numPr>
       </w:pPr>
       <w:r>
-        <w:t xml:space="preserve">nacen 3 </w:t>
-      </w:r>
-      <w:proofErr w:type="spellStart"/>
-      <w:r>
-        <w:t>Opportunities</w:t>
-      </w:r>
-      <w:proofErr w:type="spellEnd"/>
-      <w:r>
-        <w:t xml:space="preserve">; </w:t>
+        <w:t xml:space="preserve">nacen 3 Opportunities; </w:t>
       </w:r>
     </w:p>
     <w:p>
@@ -3858,7 +2977,7 @@
     <w:p>
       <w:r>
         <w:pict w14:anchorId="5B4F1A12">
-          <v:rect id="_x0000_i1259" style="width:0;height:1.5pt" o:hralign="center" o:hrstd="t" o:hr="t" fillcolor="#a0a0a0" stroked="f"/>
+          <v:rect id="_x0000_i1046" style="width:0;height:1.5pt" o:hralign="center" o:hrstd="t" o:hr="t" fillcolor="#a0a0a0" stroked="f"/>
         </w:pict>
       </w:r>
     </w:p>
@@ -3889,15 +3008,7 @@
     </w:p>
     <w:p>
       <w:r>
-        <w:t xml:space="preserve">En el dominio únicamente existen </w:t>
-      </w:r>
-      <w:proofErr w:type="spellStart"/>
-      <w:r>
-        <w:t>Opportunities</w:t>
-      </w:r>
-      <w:proofErr w:type="spellEnd"/>
-      <w:r>
-        <w:t>.</w:t>
+        <w:t>En el dominio únicamente existen Opportunities.</w:t>
       </w:r>
     </w:p>
     <w:p>
@@ -3939,13 +3050,8 @@
           <w:numId w:val="30"/>
         </w:numPr>
       </w:pPr>
-      <w:proofErr w:type="spellStart"/>
-      <w:r>
-        <w:t>sprites</w:t>
-      </w:r>
-      <w:proofErr w:type="spellEnd"/>
-      <w:r>
-        <w:t xml:space="preserve">, </w:t>
+      <w:r>
+        <w:t xml:space="preserve">sprites, </w:t>
       </w:r>
     </w:p>
     <w:p>
@@ -3967,7 +3073,7 @@
     <w:p>
       <w:r>
         <w:pict w14:anchorId="04A81430">
-          <v:rect id="_x0000_i1260" style="width:0;height:1.5pt" o:hralign="center" o:hrstd="t" o:hr="t" fillcolor="#a0a0a0" stroked="f"/>
+          <v:rect id="_x0000_i1047" style="width:0;height:1.5pt" o:hralign="center" o:hrstd="t" o:hr="t" fillcolor="#a0a0a0" stroked="f"/>
         </w:pict>
       </w:r>
     </w:p>
@@ -4089,25 +3195,12 @@
       </w:r>
       <w:r>
         <w:br/>
-        <w:t xml:space="preserve">N </w:t>
-      </w:r>
-      <w:proofErr w:type="spellStart"/>
-      <w:r>
-        <w:t>Opportunities</w:t>
-      </w:r>
-      <w:proofErr w:type="spellEnd"/>
-    </w:p>
-    <w:p>
-      <w:r>
-        <w:t xml:space="preserve">Después cada </w:t>
-      </w:r>
-      <w:proofErr w:type="spellStart"/>
-      <w:r>
-        <w:t>Opportunity</w:t>
-      </w:r>
-      <w:proofErr w:type="spellEnd"/>
-      <w:r>
-        <w:t xml:space="preserve"> sigue su propia historia.</w:t>
+        <w:t>N Opportunities</w:t>
+      </w:r>
+    </w:p>
+    <w:p>
+      <w:r>
+        <w:t>Después cada Opportunity sigue su propia historia.</w:t>
       </w:r>
     </w:p>
     <w:p>
@@ -4118,7 +3211,7 @@
     <w:p>
       <w:r>
         <w:pict w14:anchorId="3F1B1B47">
-          <v:rect id="_x0000_i1261" style="width:0;height:1.5pt" o:hralign="center" o:hrstd="t" o:hr="t" fillcolor="#a0a0a0" stroked="f"/>
+          <v:rect id="_x0000_i1048" style="width:0;height:1.5pt" o:hralign="center" o:hrstd="t" o:hr="t" fillcolor="#a0a0a0" stroked="f"/>
         </w:pict>
       </w:r>
     </w:p>
@@ -4181,12 +3274,8 @@
       </w:r>
       <w:r>
         <w:br/>
-      </w:r>
-      <w:proofErr w:type="spellStart"/>
-      <w:r>
         <w:t>Opportunity</w:t>
       </w:r>
-      <w:proofErr w:type="spellEnd"/>
       <w:r>
         <w:br/>
         <w:t xml:space="preserve">    </w:t>
@@ -4283,13 +3372,8 @@
       </w:r>
       <w:r>
         <w:br/>
-        <w:t xml:space="preserve">        </w:t>
-      </w:r>
-      <w:proofErr w:type="spellStart"/>
-      <w:r>
-        <w:t>Creature</w:t>
-      </w:r>
-      <w:proofErr w:type="spellEnd"/>
+        <w:t xml:space="preserve">        Creature</w:t>
+      </w:r>
       <w:r>
         <w:br/>
         <w:t xml:space="preserve">            </w:t>
@@ -4317,13 +3401,8 @@
         <w:t>──</w:t>
       </w:r>
       <w:r>
-        <w:t xml:space="preserve"> </w:t>
-      </w:r>
-      <w:proofErr w:type="spellStart"/>
-      <w:r>
-        <w:t>Evolution</w:t>
-      </w:r>
-      <w:proofErr w:type="spellEnd"/>
+        <w:t xml:space="preserve"> Evolution</w:t>
+      </w:r>
       <w:r>
         <w:br/>
         <w:t xml:space="preserve">            </w:t>
@@ -4360,13 +3439,8 @@
         <w:t>──</w:t>
       </w:r>
       <w:r>
-        <w:t xml:space="preserve"> </w:t>
-      </w:r>
-      <w:proofErr w:type="spellStart"/>
-      <w:r>
-        <w:t>Trade</w:t>
-      </w:r>
-      <w:proofErr w:type="spellEnd"/>
+        <w:t xml:space="preserve"> Trade</w:t>
+      </w:r>
       <w:r>
         <w:br/>
         <w:t xml:space="preserve">            </w:t>
@@ -4378,13 +3452,8 @@
         <w:t>└──</w:t>
       </w:r>
       <w:r>
-        <w:t xml:space="preserve"> </w:t>
-      </w:r>
-      <w:proofErr w:type="spellStart"/>
-      <w:r>
-        <w:t>Release</w:t>
-      </w:r>
-      <w:proofErr w:type="spellEnd"/>
+        <w:t xml:space="preserve"> Release</w:t>
+      </w:r>
       <w:r>
         <w:br/>
         <w:t xml:space="preserve">                    </w:t>
@@ -4404,7 +3473,7 @@
       <w:r>
         <w:lastRenderedPageBreak/>
         <w:pict w14:anchorId="0DF24238">
-          <v:rect id="_x0000_i1262" style="width:0;height:1.5pt" o:hralign="center" o:hrstd="t" o:hr="t" fillcolor="#a0a0a0" stroked="f"/>
+          <v:rect id="_x0000_i1049" style="width:0;height:1.5pt" o:hralign="center" o:hrstd="t" o:hr="t" fillcolor="#a0a0a0" stroked="f"/>
         </w:pict>
       </w:r>
     </w:p>
@@ -4440,15 +3509,7 @@
     </w:p>
     <w:p>
       <w:r>
-        <w:t xml:space="preserve">Es simplemente el fenómeno del World donde nacen una o más </w:t>
-      </w:r>
-      <w:proofErr w:type="spellStart"/>
-      <w:r>
-        <w:t>Opportunities</w:t>
-      </w:r>
-      <w:proofErr w:type="spellEnd"/>
-      <w:r>
-        <w:t>.</w:t>
+        <w:t>Es simplemente el fenómeno del World donde nacen una o más Opportunities.</w:t>
       </w:r>
     </w:p>
     <w:p>
@@ -4485,13 +3546,8 @@
           <w:numId w:val="32"/>
         </w:numPr>
       </w:pPr>
-      <w:proofErr w:type="spellStart"/>
-      <w:r>
-        <w:t>Raids</w:t>
-      </w:r>
-      <w:proofErr w:type="spellEnd"/>
-      <w:r>
-        <w:t xml:space="preserve">, </w:t>
+      <w:r>
+        <w:t xml:space="preserve">Raids, </w:t>
       </w:r>
     </w:p>
     <w:p>
@@ -4529,7 +3585,7 @@
     <w:p>
       <w:r>
         <w:pict w14:anchorId="21E32680">
-          <v:rect id="_x0000_i1263" style="width:0;height:1.5pt" o:hralign="center" o:hrstd="t" o:hr="t" fillcolor="#a0a0a0" stroked="f"/>
+          <v:rect id="_x0000_i1050" style="width:0;height:1.5pt" o:hralign="center" o:hrstd="t" o:hr="t" fillcolor="#a0a0a0" stroked="f"/>
         </w:pict>
       </w:r>
     </w:p>
@@ -4598,23 +3654,7 @@
         <w:t>reglas de interacción</w:t>
       </w:r>
       <w:r>
-        <w:t xml:space="preserve"> entre los </w:t>
-      </w:r>
-      <w:proofErr w:type="spellStart"/>
-      <w:r>
-        <w:t>Players</w:t>
-      </w:r>
-      <w:proofErr w:type="spellEnd"/>
-      <w:r>
-        <w:t xml:space="preserve"> y las </w:t>
-      </w:r>
-      <w:proofErr w:type="spellStart"/>
-      <w:r>
-        <w:t>Opportunities</w:t>
-      </w:r>
-      <w:proofErr w:type="spellEnd"/>
-      <w:r>
-        <w:t xml:space="preserve"> (Capture, Battle, Raid, etc.), para validar que todas las mecánicas del juego puedan construirse sobre el mismo modelo unificado del World.</w:t>
+        <w:t xml:space="preserve"> entre los Players y las Opportunities (Capture, Battle, Raid, etc.), para validar que todas las mecánicas del juego puedan construirse sobre el mismo modelo unificado del World.</w:t>
       </w:r>
     </w:p>
     <w:p/>
@@ -4628,101 +3668,58 @@
     <w:p>
       <w:r>
         <w:lastRenderedPageBreak/>
-        <w:t xml:space="preserve">Una </w:t>
-      </w:r>
-      <w:proofErr w:type="spellStart"/>
-      <w:r>
+        <w:t>Una Species representa un tipo de criatura del mundo de TicoMon. Define la identidad, las características comunes y las reglas fundamentales que comparten las criaturas de esa especie. Existe independientemente de los jugadores, de las capturas y de las criaturas individuales, y puede formar parte de una cadena evolutiva, poseer variantes estéticas y permitir cambios de forma según las reglas del mundo.</w:t>
+      </w:r>
+    </w:p>
+    <w:p/>
+    <w:p>
+      <w:pPr>
+        <w:rPr>
+          <w:b/>
+          <w:bCs/>
+        </w:rPr>
+      </w:pPr>
+      <w:r>
+        <w:rPr>
+          <w:b/>
+          <w:bCs/>
+        </w:rPr>
+        <w:t>Resumen de la sesión — Descubrimiento del Dominio: Species</w:t>
+      </w:r>
+    </w:p>
+    <w:p>
+      <w:pPr>
+        <w:rPr>
+          <w:b/>
+          <w:bCs/>
+        </w:rPr>
+      </w:pPr>
+      <w:r>
+        <w:rPr>
+          <w:b/>
+          <w:bCs/>
+        </w:rPr>
+        <w:t>Objetivo de la sesión</w:t>
+      </w:r>
+    </w:p>
+    <w:p>
+      <w:r>
+        <w:t>Continuamos el descubrimiento del dominio de TicoMon V2.</w:t>
+      </w:r>
+    </w:p>
+    <w:p>
+      <w:r>
+        <w:t xml:space="preserve">El objetivo fue definir completamente el concepto de </w:t>
+      </w:r>
+      <w:r>
+        <w:rPr>
+          <w:b/>
+          <w:bCs/>
+        </w:rPr>
         <w:t>Species</w:t>
       </w:r>
-      <w:proofErr w:type="spellEnd"/>
-      <w:r>
-        <w:t xml:space="preserve"> representa un tipo de criatura del mundo de </w:t>
-      </w:r>
-      <w:proofErr w:type="spellStart"/>
-      <w:r>
-        <w:t>TicoMon</w:t>
-      </w:r>
-      <w:proofErr w:type="spellEnd"/>
-      <w:r>
-        <w:t>. Define la identidad, las características comunes y las reglas fundamentales que comparten las criaturas de esa especie. Existe independientemente de los jugadores, de las capturas y de las criaturas individuales, y puede formar parte de una cadena evolutiva, poseer variantes estéticas y permitir cambios de forma según las reglas del mundo.</w:t>
-      </w:r>
-    </w:p>
-    <w:p/>
-    <w:p>
-      <w:pPr>
-        <w:rPr>
-          <w:b/>
-          <w:bCs/>
-        </w:rPr>
-      </w:pPr>
-      <w:r>
-        <w:rPr>
-          <w:b/>
-          <w:bCs/>
-        </w:rPr>
-        <w:t xml:space="preserve">Resumen de la sesión — Descubrimiento del Dominio: </w:t>
-      </w:r>
-      <w:proofErr w:type="spellStart"/>
-      <w:r>
-        <w:rPr>
-          <w:b/>
-          <w:bCs/>
-        </w:rPr>
-        <w:t>Species</w:t>
-      </w:r>
-      <w:proofErr w:type="spellEnd"/>
-    </w:p>
-    <w:p>
-      <w:pPr>
-        <w:rPr>
-          <w:b/>
-          <w:bCs/>
-        </w:rPr>
-      </w:pPr>
-      <w:r>
-        <w:rPr>
-          <w:b/>
-          <w:bCs/>
-        </w:rPr>
-        <w:t>Objetivo de la sesión</w:t>
-      </w:r>
-    </w:p>
-    <w:p>
-      <w:r>
-        <w:t xml:space="preserve">Continuamos el descubrimiento del dominio de </w:t>
-      </w:r>
-      <w:proofErr w:type="spellStart"/>
-      <w:r>
-        <w:t>TicoMon</w:t>
-      </w:r>
-      <w:proofErr w:type="spellEnd"/>
-      <w:r>
-        <w:t xml:space="preserve"> V2.</w:t>
-      </w:r>
-    </w:p>
-    <w:p>
-      <w:r>
-        <w:t xml:space="preserve">El objetivo fue definir completamente el concepto de </w:t>
-      </w:r>
-      <w:proofErr w:type="spellStart"/>
-      <w:r>
-        <w:rPr>
-          <w:b/>
-          <w:bCs/>
-        </w:rPr>
-        <w:t>Species</w:t>
-      </w:r>
-      <w:proofErr w:type="spellEnd"/>
-      <w:r>
-        <w:t xml:space="preserve">, utilizando </w:t>
-      </w:r>
-      <w:proofErr w:type="spellStart"/>
-      <w:r>
-        <w:t>PokéAPI</w:t>
-      </w:r>
-      <w:proofErr w:type="spellEnd"/>
-      <w:r>
-        <w:t xml:space="preserve"> únicamente como fuente de información y no como modelo de diseño.</w:t>
+      <w:r>
+        <w:t>, utilizando PokéAPI únicamente como fuente de información y no como modelo de diseño.</w:t>
       </w:r>
     </w:p>
     <w:p>
@@ -4777,7 +3774,7 @@
     <w:p>
       <w:r>
         <w:pict w14:anchorId="5943776A">
-          <v:rect id="_x0000_i1356" style="width:0;height:1.5pt" o:hralign="center" o:hrstd="t" o:hr="t" fillcolor="#a0a0a0" stroked="f"/>
+          <v:rect id="_x0000_i1051" style="width:0;height:1.5pt" o:hralign="center" o:hrstd="t" o:hr="t" fillcolor="#a0a0a0" stroked="f"/>
         </w:pict>
       </w:r>
     </w:p>
@@ -4803,77 +3800,21 @@
     </w:p>
     <w:p>
       <w:r>
-        <w:t xml:space="preserve">No estamos diseñando </w:t>
-      </w:r>
-      <w:proofErr w:type="spellStart"/>
-      <w:r>
-        <w:t>Species</w:t>
-      </w:r>
-      <w:proofErr w:type="spellEnd"/>
-      <w:r>
-        <w:t xml:space="preserve"> a partir de </w:t>
-      </w:r>
-      <w:proofErr w:type="spellStart"/>
-      <w:r>
-        <w:t>PokéAPI</w:t>
-      </w:r>
-      <w:proofErr w:type="spellEnd"/>
-      <w:r>
-        <w:t>.</w:t>
-      </w:r>
-    </w:p>
-    <w:p>
-      <w:r>
-        <w:t xml:space="preserve">Estamos utilizando </w:t>
-      </w:r>
-      <w:proofErr w:type="spellStart"/>
-      <w:r>
-        <w:t>PokéAPI</w:t>
-      </w:r>
-      <w:proofErr w:type="spellEnd"/>
-      <w:r>
-        <w:t xml:space="preserve"> para responder una única pregunta:</w:t>
-      </w:r>
-    </w:p>
-    <w:p>
-      <w:r>
-        <w:rPr>
-          <w:b/>
-          <w:bCs/>
-        </w:rPr>
-        <w:t xml:space="preserve">¿Qué información describe realmente una </w:t>
-      </w:r>
-      <w:proofErr w:type="spellStart"/>
-      <w:r>
-        <w:rPr>
-          <w:b/>
-          <w:bCs/>
-        </w:rPr>
-        <w:t>Species</w:t>
-      </w:r>
-      <w:proofErr w:type="spellEnd"/>
-      <w:r>
-        <w:rPr>
-          <w:b/>
-          <w:bCs/>
-        </w:rPr>
-        <w:t xml:space="preserve"> dentro del dominio de </w:t>
-      </w:r>
-      <w:proofErr w:type="spellStart"/>
-      <w:r>
-        <w:rPr>
-          <w:b/>
-          <w:bCs/>
-        </w:rPr>
-        <w:t>TicoMon</w:t>
-      </w:r>
-      <w:proofErr w:type="spellEnd"/>
-      <w:r>
-        <w:rPr>
-          <w:b/>
-          <w:bCs/>
-        </w:rPr>
-        <w:t>?</w:t>
+        <w:t>No estamos diseñando Species a partir de PokéAPI.</w:t>
+      </w:r>
+    </w:p>
+    <w:p>
+      <w:r>
+        <w:t>Estamos utilizando PokéAPI para responder una única pregunta:</w:t>
+      </w:r>
+    </w:p>
+    <w:p>
+      <w:r>
+        <w:rPr>
+          <w:b/>
+          <w:bCs/>
+        </w:rPr>
+        <w:t>¿Qué información describe realmente una Species dentro del dominio de TicoMon?</w:t>
       </w:r>
     </w:p>
     <w:p>
@@ -4887,23 +3828,7 @@
           <w:b/>
           <w:bCs/>
         </w:rPr>
-        <w:t xml:space="preserve">¿Este dato pertenece a </w:t>
-      </w:r>
-      <w:proofErr w:type="spellStart"/>
-      <w:r>
-        <w:rPr>
-          <w:b/>
-          <w:bCs/>
-        </w:rPr>
-        <w:t>Species</w:t>
-      </w:r>
-      <w:proofErr w:type="spellEnd"/>
-      <w:r>
-        <w:rPr>
-          <w:b/>
-          <w:bCs/>
-        </w:rPr>
-        <w:t>?</w:t>
+        <w:t>¿Este dato pertenece a Species?</w:t>
       </w:r>
     </w:p>
     <w:p>
@@ -4913,21 +3838,13 @@
     </w:p>
     <w:p>
       <w:r>
-        <w:t xml:space="preserve">¿Existe en </w:t>
-      </w:r>
-      <w:proofErr w:type="spellStart"/>
-      <w:r>
-        <w:t>PokéAPI</w:t>
-      </w:r>
-      <w:proofErr w:type="spellEnd"/>
-      <w:r>
-        <w:t>?</w:t>
+        <w:t>¿Existe en PokéAPI?</w:t>
       </w:r>
     </w:p>
     <w:p>
       <w:r>
         <w:pict w14:anchorId="0C49165F">
-          <v:rect id="_x0000_i1357" style="width:0;height:1.5pt" o:hralign="center" o:hrstd="t" o:hr="t" fillcolor="#a0a0a0" stroked="f"/>
+          <v:rect id="_x0000_i1052" style="width:0;height:1.5pt" o:hralign="center" o:hrstd="t" o:hr="t" fillcolor="#a0a0a0" stroked="f"/>
         </w:pict>
       </w:r>
     </w:p>
@@ -4943,54 +3860,28 @@
           <w:b/>
           <w:bCs/>
         </w:rPr>
-        <w:t xml:space="preserve">Análisis de </w:t>
-      </w:r>
-      <w:proofErr w:type="spellStart"/>
-      <w:r>
-        <w:rPr>
-          <w:b/>
-          <w:bCs/>
-        </w:rPr>
-        <w:t>pokemon-species</w:t>
-      </w:r>
-      <w:proofErr w:type="spellEnd"/>
-    </w:p>
-    <w:p>
-      <w:r>
-        <w:t xml:space="preserve">Se revisó cada campo del </w:t>
-      </w:r>
-      <w:proofErr w:type="spellStart"/>
-      <w:r>
-        <w:t>endpoint</w:t>
-      </w:r>
-      <w:proofErr w:type="spellEnd"/>
-      <w:r>
-        <w:t>.</w:t>
-      </w:r>
-    </w:p>
-    <w:p>
-      <w:pPr>
-        <w:rPr>
-          <w:b/>
-          <w:bCs/>
-        </w:rPr>
-      </w:pPr>
-      <w:r>
-        <w:rPr>
-          <w:b/>
-          <w:bCs/>
-        </w:rPr>
-        <w:t xml:space="preserve">Permanecen en </w:t>
-      </w:r>
-      <w:proofErr w:type="spellStart"/>
-      <w:r>
-        <w:rPr>
-          <w:b/>
-          <w:bCs/>
-        </w:rPr>
-        <w:t>Species</w:t>
-      </w:r>
-      <w:proofErr w:type="spellEnd"/>
+        <w:t>Análisis de pokemon-species</w:t>
+      </w:r>
+    </w:p>
+    <w:p>
+      <w:r>
+        <w:t>Se revisó cada campo del endpoint.</w:t>
+      </w:r>
+    </w:p>
+    <w:p>
+      <w:pPr>
+        <w:rPr>
+          <w:b/>
+          <w:bCs/>
+        </w:rPr>
+      </w:pPr>
+      <w:r>
+        <w:rPr>
+          <w:b/>
+          <w:bCs/>
+        </w:rPr>
+        <w:t>Permanecen en Species</w:t>
+      </w:r>
     </w:p>
     <w:p>
       <w:pPr>
@@ -5010,14 +3901,9 @@
           <w:numId w:val="35"/>
         </w:numPr>
       </w:pPr>
-      <w:proofErr w:type="spellStart"/>
       <w:r>
         <w:lastRenderedPageBreak/>
-        <w:t>name</w:t>
-      </w:r>
-      <w:proofErr w:type="spellEnd"/>
-      <w:r>
-        <w:t xml:space="preserve"> </w:t>
+        <w:t xml:space="preserve">name </w:t>
       </w:r>
     </w:p>
     <w:p>
@@ -5027,13 +3913,8 @@
           <w:numId w:val="35"/>
         </w:numPr>
       </w:pPr>
-      <w:proofErr w:type="spellStart"/>
-      <w:r>
-        <w:t>capture_rate</w:t>
-      </w:r>
-      <w:proofErr w:type="spellEnd"/>
-      <w:r>
-        <w:t xml:space="preserve"> </w:t>
+      <w:r>
+        <w:t xml:space="preserve">capture_rate </w:t>
       </w:r>
     </w:p>
     <w:p>
@@ -5043,13 +3924,8 @@
           <w:numId w:val="35"/>
         </w:numPr>
       </w:pPr>
-      <w:proofErr w:type="spellStart"/>
-      <w:r>
-        <w:t>is_baby</w:t>
-      </w:r>
-      <w:proofErr w:type="spellEnd"/>
-      <w:r>
-        <w:t xml:space="preserve"> </w:t>
+      <w:r>
+        <w:t xml:space="preserve">is_baby </w:t>
       </w:r>
     </w:p>
     <w:p>
@@ -5059,13 +3935,8 @@
           <w:numId w:val="35"/>
         </w:numPr>
       </w:pPr>
-      <w:proofErr w:type="spellStart"/>
-      <w:r>
-        <w:t>is_legendary</w:t>
-      </w:r>
-      <w:proofErr w:type="spellEnd"/>
-      <w:r>
-        <w:t xml:space="preserve"> </w:t>
+      <w:r>
+        <w:t xml:space="preserve">is_legendary </w:t>
       </w:r>
     </w:p>
     <w:p>
@@ -5075,13 +3946,8 @@
           <w:numId w:val="35"/>
         </w:numPr>
       </w:pPr>
-      <w:proofErr w:type="spellStart"/>
-      <w:r>
-        <w:t>is_mythical</w:t>
-      </w:r>
-      <w:proofErr w:type="spellEnd"/>
-      <w:r>
-        <w:t xml:space="preserve"> </w:t>
+      <w:r>
+        <w:t xml:space="preserve">is_mythical </w:t>
       </w:r>
     </w:p>
     <w:p>
@@ -5091,13 +3957,8 @@
           <w:numId w:val="35"/>
         </w:numPr>
       </w:pPr>
-      <w:proofErr w:type="spellStart"/>
-      <w:r>
-        <w:t>forms_switchable</w:t>
-      </w:r>
-      <w:proofErr w:type="spellEnd"/>
-      <w:r>
-        <w:t xml:space="preserve"> </w:t>
+      <w:r>
+        <w:t xml:space="preserve">forms_switchable </w:t>
       </w:r>
     </w:p>
     <w:p>
@@ -5107,13 +3968,8 @@
           <w:numId w:val="35"/>
         </w:numPr>
       </w:pPr>
-      <w:proofErr w:type="spellStart"/>
-      <w:r>
-        <w:t>evolution_chain</w:t>
-      </w:r>
-      <w:proofErr w:type="spellEnd"/>
-      <w:r>
-        <w:t xml:space="preserve"> </w:t>
+      <w:r>
+        <w:t xml:space="preserve">evolution_chain </w:t>
       </w:r>
     </w:p>
     <w:p>
@@ -5123,13 +3979,8 @@
           <w:numId w:val="35"/>
         </w:numPr>
       </w:pPr>
-      <w:proofErr w:type="spellStart"/>
-      <w:r>
-        <w:t>habitat</w:t>
-      </w:r>
-      <w:proofErr w:type="spellEnd"/>
-      <w:r>
-        <w:t xml:space="preserve"> </w:t>
+      <w:r>
+        <w:t xml:space="preserve">habitat </w:t>
       </w:r>
     </w:p>
     <w:p>
@@ -5139,13 +3990,8 @@
           <w:numId w:val="35"/>
         </w:numPr>
       </w:pPr>
-      <w:proofErr w:type="spellStart"/>
-      <w:r>
-        <w:t>generation</w:t>
-      </w:r>
-      <w:proofErr w:type="spellEnd"/>
-      <w:r>
-        <w:t xml:space="preserve"> </w:t>
+      <w:r>
+        <w:t xml:space="preserve">generation </w:t>
       </w:r>
     </w:p>
     <w:p>
@@ -5155,13 +4001,8 @@
           <w:numId w:val="35"/>
         </w:numPr>
       </w:pPr>
-      <w:proofErr w:type="spellStart"/>
-      <w:r>
-        <w:t>varieties</w:t>
-      </w:r>
-      <w:proofErr w:type="spellEnd"/>
-      <w:r>
-        <w:t xml:space="preserve"> </w:t>
+      <w:r>
+        <w:t xml:space="preserve">varieties </w:t>
       </w:r>
     </w:p>
     <w:p>
@@ -5186,13 +4027,8 @@
           <w:numId w:val="36"/>
         </w:numPr>
       </w:pPr>
-      <w:proofErr w:type="spellStart"/>
-      <w:r>
-        <w:t>order</w:t>
-      </w:r>
-      <w:proofErr w:type="spellEnd"/>
-      <w:r>
-        <w:t xml:space="preserve"> </w:t>
+      <w:r>
+        <w:t xml:space="preserve">order </w:t>
       </w:r>
     </w:p>
     <w:p>
@@ -5202,13 +4038,8 @@
           <w:numId w:val="36"/>
         </w:numPr>
       </w:pPr>
-      <w:proofErr w:type="spellStart"/>
-      <w:r>
-        <w:t>gender_rate</w:t>
-      </w:r>
-      <w:proofErr w:type="spellEnd"/>
-      <w:r>
-        <w:t xml:space="preserve"> </w:t>
+      <w:r>
+        <w:t xml:space="preserve">gender_rate </w:t>
       </w:r>
     </w:p>
     <w:p>
@@ -5218,13 +4049,8 @@
           <w:numId w:val="36"/>
         </w:numPr>
       </w:pPr>
-      <w:proofErr w:type="spellStart"/>
-      <w:r>
-        <w:t>base_happiness</w:t>
-      </w:r>
-      <w:proofErr w:type="spellEnd"/>
-      <w:r>
-        <w:t xml:space="preserve"> </w:t>
+      <w:r>
+        <w:t xml:space="preserve">base_happiness </w:t>
       </w:r>
     </w:p>
     <w:p>
@@ -5234,13 +4060,8 @@
           <w:numId w:val="36"/>
         </w:numPr>
       </w:pPr>
-      <w:proofErr w:type="spellStart"/>
-      <w:r>
-        <w:t>hatch_counter</w:t>
-      </w:r>
-      <w:proofErr w:type="spellEnd"/>
-      <w:r>
-        <w:t xml:space="preserve"> </w:t>
+      <w:r>
+        <w:t xml:space="preserve">hatch_counter </w:t>
       </w:r>
     </w:p>
     <w:p>
@@ -5250,13 +4071,8 @@
           <w:numId w:val="36"/>
         </w:numPr>
       </w:pPr>
-      <w:proofErr w:type="spellStart"/>
-      <w:r>
-        <w:t>has_gender_differences</w:t>
-      </w:r>
-      <w:proofErr w:type="spellEnd"/>
-      <w:r>
-        <w:t xml:space="preserve"> </w:t>
+      <w:r>
+        <w:t xml:space="preserve">has_gender_differences </w:t>
       </w:r>
     </w:p>
     <w:p>
@@ -5266,13 +4082,8 @@
           <w:numId w:val="36"/>
         </w:numPr>
       </w:pPr>
-      <w:proofErr w:type="spellStart"/>
-      <w:r>
-        <w:t>growth_rate</w:t>
-      </w:r>
-      <w:proofErr w:type="spellEnd"/>
-      <w:r>
-        <w:t xml:space="preserve"> </w:t>
+      <w:r>
+        <w:t xml:space="preserve">growth_rate </w:t>
       </w:r>
     </w:p>
     <w:p>
@@ -5282,13 +4093,8 @@
           <w:numId w:val="36"/>
         </w:numPr>
       </w:pPr>
-      <w:proofErr w:type="spellStart"/>
-      <w:r>
-        <w:t>pokedex_numbers</w:t>
-      </w:r>
-      <w:proofErr w:type="spellEnd"/>
-      <w:r>
-        <w:t xml:space="preserve"> </w:t>
+      <w:r>
+        <w:t xml:space="preserve">pokedex_numbers </w:t>
       </w:r>
     </w:p>
     <w:p>
@@ -5298,13 +4104,8 @@
           <w:numId w:val="36"/>
         </w:numPr>
       </w:pPr>
-      <w:proofErr w:type="spellStart"/>
-      <w:r>
-        <w:t>egg_groups</w:t>
-      </w:r>
-      <w:proofErr w:type="spellEnd"/>
-      <w:r>
-        <w:t xml:space="preserve"> </w:t>
+      <w:r>
+        <w:t xml:space="preserve">egg_groups </w:t>
       </w:r>
     </w:p>
     <w:p>
@@ -5325,13 +4126,8 @@
           <w:numId w:val="36"/>
         </w:numPr>
       </w:pPr>
-      <w:proofErr w:type="spellStart"/>
-      <w:r>
-        <w:t>shape</w:t>
-      </w:r>
-      <w:proofErr w:type="spellEnd"/>
-      <w:r>
-        <w:t xml:space="preserve"> </w:t>
+      <w:r>
+        <w:t xml:space="preserve">shape </w:t>
       </w:r>
     </w:p>
     <w:p>
@@ -5341,13 +4137,8 @@
           <w:numId w:val="36"/>
         </w:numPr>
       </w:pPr>
-      <w:proofErr w:type="spellStart"/>
-      <w:r>
-        <w:t>evolves_from_species</w:t>
-      </w:r>
-      <w:proofErr w:type="spellEnd"/>
-      <w:r>
-        <w:t xml:space="preserve"> </w:t>
+      <w:r>
+        <w:t xml:space="preserve">evolves_from_species </w:t>
       </w:r>
     </w:p>
     <w:p>
@@ -5357,13 +4148,8 @@
           <w:numId w:val="36"/>
         </w:numPr>
       </w:pPr>
-      <w:proofErr w:type="spellStart"/>
-      <w:r>
-        <w:t>names</w:t>
-      </w:r>
-      <w:proofErr w:type="spellEnd"/>
-      <w:r>
-        <w:t xml:space="preserve"> </w:t>
+      <w:r>
+        <w:t xml:space="preserve">names </w:t>
       </w:r>
     </w:p>
     <w:p>
@@ -5373,13 +4159,8 @@
           <w:numId w:val="36"/>
         </w:numPr>
       </w:pPr>
-      <w:proofErr w:type="spellStart"/>
-      <w:r>
-        <w:t>pal_park_encounters</w:t>
-      </w:r>
-      <w:proofErr w:type="spellEnd"/>
-      <w:r>
-        <w:t xml:space="preserve"> </w:t>
+      <w:r>
+        <w:t xml:space="preserve">pal_park_encounters </w:t>
       </w:r>
     </w:p>
     <w:p>
@@ -5389,13 +4170,8 @@
           <w:numId w:val="36"/>
         </w:numPr>
       </w:pPr>
-      <w:proofErr w:type="spellStart"/>
-      <w:r>
-        <w:t>flavor_text_entries</w:t>
-      </w:r>
-      <w:proofErr w:type="spellEnd"/>
-      <w:r>
-        <w:t xml:space="preserve"> </w:t>
+      <w:r>
+        <w:t xml:space="preserve">flavor_text_entries </w:t>
       </w:r>
     </w:p>
     <w:p>
@@ -5405,13 +4181,8 @@
           <w:numId w:val="36"/>
         </w:numPr>
       </w:pPr>
-      <w:proofErr w:type="spellStart"/>
-      <w:r>
-        <w:t>form_descriptions</w:t>
-      </w:r>
-      <w:proofErr w:type="spellEnd"/>
-      <w:r>
-        <w:t xml:space="preserve"> </w:t>
+      <w:r>
+        <w:t xml:space="preserve">form_descriptions </w:t>
       </w:r>
     </w:p>
     <w:p>
@@ -5428,7 +4199,7 @@
     <w:p>
       <w:r>
         <w:pict w14:anchorId="6AEBED76">
-          <v:rect id="_x0000_i1358" style="width:0;height:1.5pt" o:hralign="center" o:hrstd="t" o:hr="t" fillcolor="#a0a0a0" stroked="f"/>
+          <v:rect id="_x0000_i1053" style="width:0;height:1.5pt" o:hralign="center" o:hrstd="t" o:hr="t" fillcolor="#a0a0a0" stroked="f"/>
         </w:pict>
       </w:r>
     </w:p>
@@ -5444,17 +4215,8 @@
           <w:b/>
           <w:bCs/>
         </w:rPr>
-        <w:t xml:space="preserve">Descubrimiento sobre </w:t>
-      </w:r>
-      <w:proofErr w:type="spellStart"/>
-      <w:r>
-        <w:rPr>
-          <w:b/>
-          <w:bCs/>
-        </w:rPr>
-        <w:t>Variant</w:t>
-      </w:r>
-      <w:proofErr w:type="spellEnd"/>
+        <w:t>Descubrimiento sobre Variant</w:t>
+      </w:r>
     </w:p>
     <w:p>
       <w:r>
@@ -5464,15 +4226,7 @@
     </w:p>
     <w:p>
       <w:r>
-        <w:t xml:space="preserve">Inicialmente se pensó que una </w:t>
-      </w:r>
-      <w:proofErr w:type="spellStart"/>
-      <w:r>
-        <w:t>Variant</w:t>
-      </w:r>
-      <w:proofErr w:type="spellEnd"/>
-      <w:r>
-        <w:t xml:space="preserve"> podría modificar:</w:t>
+        <w:t>Inicialmente se pensó que una Variant podría modificar:</w:t>
       </w:r>
     </w:p>
     <w:p>
@@ -5534,218 +4288,135 @@
           <w:b/>
           <w:bCs/>
         </w:rPr>
-        <w:t xml:space="preserve">En </w:t>
-      </w:r>
-      <w:proofErr w:type="spellStart"/>
-      <w:r>
-        <w:rPr>
-          <w:b/>
-          <w:bCs/>
-        </w:rPr>
-        <w:t>TicoMon</w:t>
-      </w:r>
-      <w:proofErr w:type="spellEnd"/>
-      <w:r>
-        <w:rPr>
-          <w:b/>
-          <w:bCs/>
-        </w:rPr>
-        <w:t xml:space="preserve"> una </w:t>
-      </w:r>
-      <w:proofErr w:type="spellStart"/>
-      <w:r>
-        <w:rPr>
-          <w:b/>
-          <w:bCs/>
-        </w:rPr>
-        <w:t>Variant</w:t>
-      </w:r>
-      <w:proofErr w:type="spellEnd"/>
-      <w:r>
-        <w:rPr>
-          <w:b/>
-          <w:bCs/>
-        </w:rPr>
-        <w:t xml:space="preserve"> es exclusivamente una variación estética de una </w:t>
-      </w:r>
-      <w:proofErr w:type="spellStart"/>
-      <w:r>
-        <w:rPr>
-          <w:b/>
-          <w:bCs/>
-        </w:rPr>
-        <w:t>Species</w:t>
-      </w:r>
-      <w:proofErr w:type="spellEnd"/>
-      <w:r>
-        <w:rPr>
-          <w:b/>
-          <w:bCs/>
-        </w:rPr>
-        <w:t>.</w:t>
+        <w:t>En TicoMon una Variant es exclusivamente una variación estética de una Species.</w:t>
+      </w:r>
+    </w:p>
+    <w:p>
+      <w:r>
+        <w:t>Una Variant puede modificar únicamente aspectos visuales, por ejemplo:</w:t>
+      </w:r>
+    </w:p>
+    <w:p>
+      <w:pPr>
+        <w:numPr>
+          <w:ilvl w:val="0"/>
+          <w:numId w:val="38"/>
+        </w:numPr>
+      </w:pPr>
+      <w:r>
+        <w:t xml:space="preserve">sprite </w:t>
+      </w:r>
+    </w:p>
+    <w:p>
+      <w:pPr>
+        <w:numPr>
+          <w:ilvl w:val="0"/>
+          <w:numId w:val="38"/>
+        </w:numPr>
+      </w:pPr>
+      <w:r>
+        <w:t xml:space="preserve">gif </w:t>
+      </w:r>
+    </w:p>
+    <w:p>
+      <w:pPr>
+        <w:numPr>
+          <w:ilvl w:val="0"/>
+          <w:numId w:val="38"/>
+        </w:numPr>
+      </w:pPr>
+      <w:r>
+        <w:t xml:space="preserve">apariencia </w:t>
+      </w:r>
+    </w:p>
+    <w:p>
+      <w:r>
+        <w:t>No modifica reglas del juego.</w:t>
+      </w:r>
+    </w:p>
+    <w:p>
+      <w:r>
+        <w:pict w14:anchorId="7801B57C">
+          <v:rect id="_x0000_i1054" style="width:0;height:1.5pt" o:hralign="center" o:hrstd="t" o:hr="t" fillcolor="#a0a0a0" stroked="f"/>
+        </w:pict>
+      </w:r>
+    </w:p>
+    <w:p>
+      <w:pPr>
+        <w:rPr>
+          <w:b/>
+          <w:bCs/>
+        </w:rPr>
+      </w:pPr>
+      <w:r>
+        <w:rPr>
+          <w:b/>
+          <w:bCs/>
+        </w:rPr>
+        <w:t>Nuevo descubrimiento: Form</w:t>
+      </w:r>
+    </w:p>
+    <w:p>
+      <w:r>
+        <w:t>A raíz del análisis de Rotom apareció un concepto completamente distinto.</w:t>
+      </w:r>
+    </w:p>
+    <w:p>
+      <w:r>
+        <w:t>Se descubrió que las formas no son variantes.</w:t>
+      </w:r>
+    </w:p>
+    <w:p>
+      <w:pPr>
+        <w:rPr>
+          <w:b/>
+          <w:bCs/>
+        </w:rPr>
+      </w:pPr>
+      <w:r>
+        <w:rPr>
+          <w:b/>
+          <w:bCs/>
+        </w:rPr>
+        <w:t>Regla</w:t>
       </w:r>
     </w:p>
     <w:p>
       <w:r>
         <w:t xml:space="preserve">Una </w:t>
       </w:r>
-      <w:proofErr w:type="spellStart"/>
-      <w:r>
-        <w:t>Variant</w:t>
-      </w:r>
-      <w:proofErr w:type="spellEnd"/>
-      <w:r>
-        <w:t xml:space="preserve"> puede modificar únicamente aspectos visuales, por ejemplo:</w:t>
-      </w:r>
-    </w:p>
-    <w:p>
-      <w:pPr>
-        <w:numPr>
-          <w:ilvl w:val="0"/>
-          <w:numId w:val="38"/>
-        </w:numPr>
-      </w:pPr>
-      <w:proofErr w:type="spellStart"/>
-      <w:r>
-        <w:t>sprite</w:t>
-      </w:r>
-      <w:proofErr w:type="spellEnd"/>
-      <w:r>
-        <w:t xml:space="preserve"> </w:t>
-      </w:r>
-    </w:p>
-    <w:p>
-      <w:pPr>
-        <w:numPr>
-          <w:ilvl w:val="0"/>
-          <w:numId w:val="38"/>
-        </w:numPr>
-      </w:pPr>
-      <w:r>
-        <w:t xml:space="preserve">gif </w:t>
-      </w:r>
-    </w:p>
-    <w:p>
-      <w:pPr>
-        <w:numPr>
-          <w:ilvl w:val="0"/>
-          <w:numId w:val="38"/>
-        </w:numPr>
-      </w:pPr>
-      <w:r>
-        <w:t xml:space="preserve">apariencia </w:t>
-      </w:r>
-    </w:p>
-    <w:p>
-      <w:r>
-        <w:t>No modifica reglas del juego.</w:t>
-      </w:r>
-    </w:p>
-    <w:p>
-      <w:r>
-        <w:pict w14:anchorId="7801B57C">
-          <v:rect id="_x0000_i1359" style="width:0;height:1.5pt" o:hralign="center" o:hrstd="t" o:hr="t" fillcolor="#a0a0a0" stroked="f"/>
-        </w:pict>
-      </w:r>
-    </w:p>
-    <w:p>
-      <w:pPr>
-        <w:rPr>
-          <w:b/>
-          <w:bCs/>
-        </w:rPr>
-      </w:pPr>
-      <w:r>
-        <w:rPr>
-          <w:b/>
-          <w:bCs/>
-        </w:rPr>
-        <w:t>Nuevo descubrimiento: Form</w:t>
-      </w:r>
-    </w:p>
-    <w:p>
-      <w:r>
-        <w:t xml:space="preserve">A raíz del análisis de </w:t>
-      </w:r>
-      <w:proofErr w:type="spellStart"/>
+      <w:r>
+        <w:rPr>
+          <w:b/>
+          <w:bCs/>
+        </w:rPr>
+        <w:t>Form</w:t>
+      </w:r>
+      <w:r>
+        <w:t xml:space="preserve"> representa un estado funcional de una Creature.</w:t>
+      </w:r>
+    </w:p>
+    <w:p>
+      <w:r>
+        <w:t>Puede modificar reglas del juego y cambiar durante la vida de una criatura.</w:t>
+      </w:r>
+    </w:p>
+    <w:p>
+      <w:r>
+        <w:t>Ejemplo:</w:t>
+      </w:r>
+    </w:p>
+    <w:p>
       <w:r>
         <w:t>Rotom</w:t>
       </w:r>
-      <w:proofErr w:type="spellEnd"/>
-      <w:r>
-        <w:t xml:space="preserve"> apareció un concepto completamente distinto.</w:t>
-      </w:r>
-    </w:p>
-    <w:p>
-      <w:r>
-        <w:t>Se descubrió que las formas no son variantes.</w:t>
-      </w:r>
-    </w:p>
-    <w:p>
-      <w:pPr>
-        <w:rPr>
-          <w:b/>
-          <w:bCs/>
-        </w:rPr>
-      </w:pPr>
-      <w:r>
-        <w:rPr>
-          <w:b/>
-          <w:bCs/>
-        </w:rPr>
-        <w:t>Regla</w:t>
-      </w:r>
-    </w:p>
-    <w:p>
-      <w:r>
-        <w:t xml:space="preserve">Una </w:t>
-      </w:r>
-      <w:r>
-        <w:rPr>
-          <w:b/>
-          <w:bCs/>
-        </w:rPr>
-        <w:t>Form</w:t>
-      </w:r>
-      <w:r>
-        <w:t xml:space="preserve"> representa un estado funcional de una </w:t>
-      </w:r>
-      <w:proofErr w:type="spellStart"/>
-      <w:r>
-        <w:t>Creature</w:t>
-      </w:r>
-      <w:proofErr w:type="spellEnd"/>
-      <w:r>
-        <w:t>.</w:t>
-      </w:r>
-    </w:p>
-    <w:p>
-      <w:r>
-        <w:t>Puede modificar reglas del juego y cambiar durante la vida de una criatura.</w:t>
-      </w:r>
-    </w:p>
-    <w:p>
-      <w:r>
-        <w:t>Ejemplo:</w:t>
-      </w:r>
-    </w:p>
-    <w:p>
-      <w:proofErr w:type="spellStart"/>
-      <w:r>
-        <w:t>Rotom</w:t>
-      </w:r>
-      <w:proofErr w:type="spellEnd"/>
       <w:r>
         <w:br/>
       </w:r>
       <w:r>
         <w:br/>
-      </w:r>
-      <w:proofErr w:type="spellStart"/>
-      <w:r>
         <w:t>Heat</w:t>
       </w:r>
-      <w:proofErr w:type="spellEnd"/>
       <w:r>
         <w:br/>
         <w:t>↓</w:t>
@@ -5771,28 +4442,12 @@
     </w:p>
     <w:p>
       <w:r>
-        <w:t xml:space="preserve">La </w:t>
-      </w:r>
-      <w:proofErr w:type="spellStart"/>
-      <w:r>
-        <w:t>Species</w:t>
-      </w:r>
-      <w:proofErr w:type="spellEnd"/>
-      <w:r>
-        <w:t xml:space="preserve"> nunca cambia.</w:t>
-      </w:r>
-    </w:p>
-    <w:p>
-      <w:r>
-        <w:t xml:space="preserve">La </w:t>
-      </w:r>
-      <w:proofErr w:type="spellStart"/>
-      <w:r>
-        <w:t>Creature</w:t>
-      </w:r>
-      <w:proofErr w:type="spellEnd"/>
-      <w:r>
-        <w:t xml:space="preserve"> sigue siendo la misma.</w:t>
+        <w:t>La Species nunca cambia.</w:t>
+      </w:r>
+    </w:p>
+    <w:p>
+      <w:r>
+        <w:t>La Creature sigue siendo la misma.</w:t>
       </w:r>
     </w:p>
     <w:p>
@@ -5804,7 +4459,7 @@
     <w:p>
       <w:r>
         <w:pict w14:anchorId="749C4C5B">
-          <v:rect id="_x0000_i1360" style="width:0;height:1.5pt" o:hralign="center" o:hrstd="t" o:hr="t" fillcolor="#a0a0a0" stroked="f"/>
+          <v:rect id="_x0000_i1055" style="width:0;height:1.5pt" o:hralign="center" o:hrstd="t" o:hr="t" fillcolor="#a0a0a0" stroked="f"/>
         </w:pict>
       </w:r>
     </w:p>
@@ -5815,7 +4470,6 @@
           <w:bCs/>
         </w:rPr>
       </w:pPr>
-      <w:proofErr w:type="spellStart"/>
       <w:r>
         <w:rPr>
           <w:b/>
@@ -5823,543 +4477,388 @@
         </w:rPr>
         <w:t>forms_switchable</w:t>
       </w:r>
-      <w:proofErr w:type="spellEnd"/>
-    </w:p>
-    <w:p>
-      <w:r>
-        <w:t xml:space="preserve">Este atributo sí permanece en </w:t>
-      </w:r>
-      <w:proofErr w:type="spellStart"/>
+    </w:p>
+    <w:p>
+      <w:r>
+        <w:t>Este atributo sí permanece en Species.</w:t>
+      </w:r>
+    </w:p>
+    <w:p>
+      <w:r>
+        <w:t>Porque responde a la pregunta:</w:t>
+      </w:r>
+    </w:p>
+    <w:p>
+      <w:r>
+        <w:t>¿Las criaturas de esta Species pueden cambiar de Form?</w:t>
+      </w:r>
+    </w:p>
+    <w:p>
+      <w:r>
+        <w:t>No describe una criatura concreta.</w:t>
+      </w:r>
+    </w:p>
+    <w:p>
+      <w:r>
+        <w:t>Describe una capacidad propia de la especie.</w:t>
+      </w:r>
+    </w:p>
+    <w:p>
+      <w:r>
+        <w:pict w14:anchorId="2B2A3812">
+          <v:rect id="_x0000_i1056" style="width:0;height:1.5pt" o:hralign="center" o:hrstd="t" o:hr="t" fillcolor="#a0a0a0" stroked="f"/>
+        </w:pict>
+      </w:r>
+    </w:p>
+    <w:p>
+      <w:pPr>
+        <w:rPr>
+          <w:b/>
+          <w:bCs/>
+        </w:rPr>
+      </w:pPr>
+      <w:r>
+        <w:rPr>
+          <w:b/>
+          <w:bCs/>
+        </w:rPr>
+        <w:t>Análisis de pokemon</w:t>
+      </w:r>
+    </w:p>
+    <w:p>
+      <w:r>
+        <w:t>Después se revisó el segundo endpoint de PokéAPI.</w:t>
+      </w:r>
+    </w:p>
+    <w:p>
+      <w:pPr>
+        <w:rPr>
+          <w:b/>
+          <w:bCs/>
+        </w:rPr>
+      </w:pPr>
+      <w:r>
+        <w:rPr>
+          <w:b/>
+          <w:bCs/>
+        </w:rPr>
+        <w:t>Permanecen</w:t>
+      </w:r>
+    </w:p>
+    <w:p>
+      <w:pPr>
+        <w:numPr>
+          <w:ilvl w:val="0"/>
+          <w:numId w:val="39"/>
+        </w:numPr>
+      </w:pPr>
+      <w:r>
+        <w:t xml:space="preserve">height </w:t>
+      </w:r>
+    </w:p>
+    <w:p>
+      <w:pPr>
+        <w:numPr>
+          <w:ilvl w:val="0"/>
+          <w:numId w:val="39"/>
+        </w:numPr>
+      </w:pPr>
+      <w:r>
+        <w:t xml:space="preserve">weight </w:t>
+      </w:r>
+    </w:p>
+    <w:p>
+      <w:pPr>
+        <w:numPr>
+          <w:ilvl w:val="0"/>
+          <w:numId w:val="39"/>
+        </w:numPr>
+      </w:pPr>
+      <w:r>
+        <w:t xml:space="preserve">stats </w:t>
+      </w:r>
+    </w:p>
+    <w:p>
+      <w:pPr>
+        <w:numPr>
+          <w:ilvl w:val="0"/>
+          <w:numId w:val="39"/>
+        </w:numPr>
+      </w:pPr>
+      <w:r>
+        <w:t xml:space="preserve">types </w:t>
+      </w:r>
+    </w:p>
+    <w:p>
+      <w:pPr>
+        <w:rPr>
+          <w:b/>
+          <w:bCs/>
+        </w:rPr>
+      </w:pPr>
+      <w:r>
+        <w:rPr>
+          <w:b/>
+          <w:bCs/>
+        </w:rPr>
+        <w:t>Se eliminaron</w:t>
+      </w:r>
+    </w:p>
+    <w:p>
+      <w:pPr>
+        <w:numPr>
+          <w:ilvl w:val="0"/>
+          <w:numId w:val="40"/>
+        </w:numPr>
+      </w:pPr>
+      <w:r>
+        <w:t xml:space="preserve">base_experience </w:t>
+      </w:r>
+    </w:p>
+    <w:p>
+      <w:pPr>
+        <w:numPr>
+          <w:ilvl w:val="0"/>
+          <w:numId w:val="40"/>
+        </w:numPr>
+      </w:pPr>
+      <w:r>
+        <w:t xml:space="preserve">is_default </w:t>
+      </w:r>
+    </w:p>
+    <w:p>
+      <w:pPr>
+        <w:numPr>
+          <w:ilvl w:val="0"/>
+          <w:numId w:val="40"/>
+        </w:numPr>
+      </w:pPr>
+      <w:r>
+        <w:t xml:space="preserve">abilities </w:t>
+      </w:r>
+    </w:p>
+    <w:p>
+      <w:pPr>
+        <w:numPr>
+          <w:ilvl w:val="0"/>
+          <w:numId w:val="40"/>
+        </w:numPr>
+      </w:pPr>
+      <w:r>
+        <w:t xml:space="preserve">forms </w:t>
+      </w:r>
+    </w:p>
+    <w:p>
+      <w:pPr>
+        <w:numPr>
+          <w:ilvl w:val="0"/>
+          <w:numId w:val="40"/>
+        </w:numPr>
+      </w:pPr>
+      <w:r>
+        <w:t xml:space="preserve">game_indices </w:t>
+      </w:r>
+    </w:p>
+    <w:p>
+      <w:pPr>
+        <w:numPr>
+          <w:ilvl w:val="0"/>
+          <w:numId w:val="40"/>
+        </w:numPr>
+      </w:pPr>
+      <w:r>
+        <w:t xml:space="preserve">held_items </w:t>
+      </w:r>
+    </w:p>
+    <w:p>
+      <w:pPr>
+        <w:numPr>
+          <w:ilvl w:val="0"/>
+          <w:numId w:val="40"/>
+        </w:numPr>
+      </w:pPr>
+      <w:r>
+        <w:t xml:space="preserve">location_area_encounters </w:t>
+      </w:r>
+    </w:p>
+    <w:p>
+      <w:pPr>
+        <w:numPr>
+          <w:ilvl w:val="0"/>
+          <w:numId w:val="40"/>
+        </w:numPr>
+      </w:pPr>
+      <w:r>
+        <w:t xml:space="preserve">moves </w:t>
+      </w:r>
+    </w:p>
+    <w:p>
+      <w:pPr>
+        <w:numPr>
+          <w:ilvl w:val="0"/>
+          <w:numId w:val="40"/>
+        </w:numPr>
+      </w:pPr>
+      <w:r>
+        <w:t xml:space="preserve">species </w:t>
+      </w:r>
+    </w:p>
+    <w:p>
+      <w:pPr>
+        <w:numPr>
+          <w:ilvl w:val="0"/>
+          <w:numId w:val="40"/>
+        </w:numPr>
+      </w:pPr>
+      <w:r>
+        <w:t xml:space="preserve">sprites </w:t>
+      </w:r>
+    </w:p>
+    <w:p>
+      <w:pPr>
+        <w:numPr>
+          <w:ilvl w:val="0"/>
+          <w:numId w:val="40"/>
+        </w:numPr>
+      </w:pPr>
+      <w:r>
+        <w:t xml:space="preserve">cries </w:t>
+      </w:r>
+    </w:p>
+    <w:p>
+      <w:pPr>
+        <w:numPr>
+          <w:ilvl w:val="0"/>
+          <w:numId w:val="40"/>
+        </w:numPr>
+      </w:pPr>
+      <w:r>
+        <w:t xml:space="preserve">past_types </w:t>
+      </w:r>
+    </w:p>
+    <w:p>
+      <w:pPr>
+        <w:numPr>
+          <w:ilvl w:val="0"/>
+          <w:numId w:val="40"/>
+        </w:numPr>
+      </w:pPr>
+      <w:r>
+        <w:lastRenderedPageBreak/>
+        <w:t xml:space="preserve">past_abilities </w:t>
+      </w:r>
+    </w:p>
+    <w:p>
+      <w:r>
+        <w:pict w14:anchorId="0DB5CB81">
+          <v:rect id="_x0000_i1057" style="width:0;height:1.5pt" o:hralign="center" o:hrstd="t" o:hr="t" fillcolor="#a0a0a0" stroked="f"/>
+        </w:pict>
+      </w:r>
+    </w:p>
+    <w:p>
+      <w:pPr>
+        <w:rPr>
+          <w:b/>
+          <w:bCs/>
+        </w:rPr>
+      </w:pPr>
+      <w:r>
+        <w:rPr>
+          <w:b/>
+          <w:bCs/>
+        </w:rPr>
+        <w:t>Variant</w:t>
+      </w:r>
+    </w:p>
+    <w:p>
+      <w:r>
+        <w:t>Quedó completamente definida.</w:t>
+      </w:r>
+    </w:p>
+    <w:p>
+      <w:pPr>
+        <w:rPr>
+          <w:b/>
+          <w:bCs/>
+        </w:rPr>
+      </w:pPr>
+      <w:r>
+        <w:rPr>
+          <w:b/>
+          <w:bCs/>
+        </w:rPr>
+        <w:t>Reglas</w:t>
+      </w:r>
+    </w:p>
+    <w:p>
+      <w:r>
+        <w:t>Una Variant:</w:t>
+      </w:r>
+    </w:p>
+    <w:p>
+      <w:pPr>
+        <w:numPr>
+          <w:ilvl w:val="0"/>
+          <w:numId w:val="41"/>
+        </w:numPr>
+      </w:pPr>
+      <w:r>
+        <w:t xml:space="preserve">pertenece siempre a una única Species; </w:t>
+      </w:r>
+    </w:p>
+    <w:p>
+      <w:pPr>
+        <w:numPr>
+          <w:ilvl w:val="0"/>
+          <w:numId w:val="41"/>
+        </w:numPr>
+      </w:pPr>
+      <w:r>
+        <w:t xml:space="preserve">no puede existir sin una Species; </w:t>
+      </w:r>
+    </w:p>
+    <w:p>
+      <w:pPr>
+        <w:numPr>
+          <w:ilvl w:val="0"/>
+          <w:numId w:val="41"/>
+        </w:numPr>
+      </w:pPr>
+      <w:r>
+        <w:t xml:space="preserve">representa únicamente una diferencia estética; </w:t>
+      </w:r>
+    </w:p>
+    <w:p>
+      <w:pPr>
+        <w:numPr>
+          <w:ilvl w:val="0"/>
+          <w:numId w:val="41"/>
+        </w:numPr>
+      </w:pPr>
+      <w:r>
+        <w:t xml:space="preserve">no modifica reglas del juego; </w:t>
+      </w:r>
+    </w:p>
+    <w:p>
+      <w:pPr>
+        <w:numPr>
+          <w:ilvl w:val="0"/>
+          <w:numId w:val="41"/>
+        </w:numPr>
+      </w:pPr>
+      <w:r>
+        <w:t xml:space="preserve">puede dejar de aparecer sin dejar de existir. </w:t>
+      </w:r>
+    </w:p>
+    <w:p>
+      <w:r>
+        <w:t>Esto permitió identificar el primer agregado.</w:t>
+      </w:r>
+    </w:p>
+    <w:p>
       <w:r>
         <w:t>Species</w:t>
       </w:r>
-      <w:proofErr w:type="spellEnd"/>
-      <w:r>
-        <w:t>.</w:t>
-      </w:r>
-    </w:p>
-    <w:p>
-      <w:r>
-        <w:t>Porque responde a la pregunta:</w:t>
-      </w:r>
-    </w:p>
-    <w:p>
-      <w:r>
-        <w:t xml:space="preserve">¿Las criaturas de esta </w:t>
-      </w:r>
-      <w:proofErr w:type="spellStart"/>
-      <w:r>
-        <w:t>Species</w:t>
-      </w:r>
-      <w:proofErr w:type="spellEnd"/>
-      <w:r>
-        <w:t xml:space="preserve"> pueden cambiar de Form?</w:t>
-      </w:r>
-    </w:p>
-    <w:p>
-      <w:r>
-        <w:t>No describe una criatura concreta.</w:t>
-      </w:r>
-    </w:p>
-    <w:p>
-      <w:r>
-        <w:t>Describe una capacidad propia de la especie.</w:t>
-      </w:r>
-    </w:p>
-    <w:p>
-      <w:r>
-        <w:pict w14:anchorId="2B2A3812">
-          <v:rect id="_x0000_i1361" style="width:0;height:1.5pt" o:hralign="center" o:hrstd="t" o:hr="t" fillcolor="#a0a0a0" stroked="f"/>
-        </w:pict>
-      </w:r>
-    </w:p>
-    <w:p>
-      <w:pPr>
-        <w:rPr>
-          <w:b/>
-          <w:bCs/>
-        </w:rPr>
-      </w:pPr>
-      <w:r>
-        <w:rPr>
-          <w:b/>
-          <w:bCs/>
-        </w:rPr>
-        <w:t xml:space="preserve">Análisis de </w:t>
-      </w:r>
-      <w:proofErr w:type="spellStart"/>
-      <w:r>
-        <w:rPr>
-          <w:b/>
-          <w:bCs/>
-        </w:rPr>
-        <w:t>pokemon</w:t>
-      </w:r>
-      <w:proofErr w:type="spellEnd"/>
-    </w:p>
-    <w:p>
-      <w:r>
-        <w:t xml:space="preserve">Después se revisó el segundo </w:t>
-      </w:r>
-      <w:proofErr w:type="spellStart"/>
-      <w:r>
-        <w:t>endpoint</w:t>
-      </w:r>
-      <w:proofErr w:type="spellEnd"/>
-      <w:r>
-        <w:t xml:space="preserve"> de </w:t>
-      </w:r>
-      <w:proofErr w:type="spellStart"/>
-      <w:r>
-        <w:t>PokéAPI</w:t>
-      </w:r>
-      <w:proofErr w:type="spellEnd"/>
-      <w:r>
-        <w:t>.</w:t>
-      </w:r>
-    </w:p>
-    <w:p>
-      <w:pPr>
-        <w:rPr>
-          <w:b/>
-          <w:bCs/>
-        </w:rPr>
-      </w:pPr>
-      <w:r>
-        <w:rPr>
-          <w:b/>
-          <w:bCs/>
-        </w:rPr>
-        <w:t>Permanecen</w:t>
-      </w:r>
-    </w:p>
-    <w:p>
-      <w:pPr>
-        <w:numPr>
-          <w:ilvl w:val="0"/>
-          <w:numId w:val="39"/>
-        </w:numPr>
-      </w:pPr>
-      <w:proofErr w:type="spellStart"/>
-      <w:r>
-        <w:t>height</w:t>
-      </w:r>
-      <w:proofErr w:type="spellEnd"/>
-      <w:r>
-        <w:t xml:space="preserve"> </w:t>
-      </w:r>
-    </w:p>
-    <w:p>
-      <w:pPr>
-        <w:numPr>
-          <w:ilvl w:val="0"/>
-          <w:numId w:val="39"/>
-        </w:numPr>
-      </w:pPr>
-      <w:proofErr w:type="spellStart"/>
-      <w:r>
-        <w:t>weight</w:t>
-      </w:r>
-      <w:proofErr w:type="spellEnd"/>
-      <w:r>
-        <w:t xml:space="preserve"> </w:t>
-      </w:r>
-    </w:p>
-    <w:p>
-      <w:pPr>
-        <w:numPr>
-          <w:ilvl w:val="0"/>
-          <w:numId w:val="39"/>
-        </w:numPr>
-      </w:pPr>
-      <w:proofErr w:type="spellStart"/>
-      <w:r>
-        <w:t>stats</w:t>
-      </w:r>
-      <w:proofErr w:type="spellEnd"/>
-      <w:r>
-        <w:t xml:space="preserve"> </w:t>
-      </w:r>
-    </w:p>
-    <w:p>
-      <w:pPr>
-        <w:numPr>
-          <w:ilvl w:val="0"/>
-          <w:numId w:val="39"/>
-        </w:numPr>
-      </w:pPr>
-      <w:proofErr w:type="spellStart"/>
-      <w:r>
-        <w:t>types</w:t>
-      </w:r>
-      <w:proofErr w:type="spellEnd"/>
-      <w:r>
-        <w:t xml:space="preserve"> </w:t>
-      </w:r>
-    </w:p>
-    <w:p>
-      <w:pPr>
-        <w:rPr>
-          <w:b/>
-          <w:bCs/>
-        </w:rPr>
-      </w:pPr>
-      <w:r>
-        <w:rPr>
-          <w:b/>
-          <w:bCs/>
-        </w:rPr>
-        <w:t>Se eliminaron</w:t>
-      </w:r>
-    </w:p>
-    <w:p>
-      <w:pPr>
-        <w:numPr>
-          <w:ilvl w:val="0"/>
-          <w:numId w:val="40"/>
-        </w:numPr>
-      </w:pPr>
-      <w:proofErr w:type="spellStart"/>
-      <w:r>
-        <w:t>base_experience</w:t>
-      </w:r>
-      <w:proofErr w:type="spellEnd"/>
-      <w:r>
-        <w:t xml:space="preserve"> </w:t>
-      </w:r>
-    </w:p>
-    <w:p>
-      <w:pPr>
-        <w:numPr>
-          <w:ilvl w:val="0"/>
-          <w:numId w:val="40"/>
-        </w:numPr>
-      </w:pPr>
-      <w:proofErr w:type="spellStart"/>
-      <w:r>
-        <w:t>is_default</w:t>
-      </w:r>
-      <w:proofErr w:type="spellEnd"/>
-      <w:r>
-        <w:t xml:space="preserve"> </w:t>
-      </w:r>
-    </w:p>
-    <w:p>
-      <w:pPr>
-        <w:numPr>
-          <w:ilvl w:val="0"/>
-          <w:numId w:val="40"/>
-        </w:numPr>
-      </w:pPr>
-      <w:proofErr w:type="spellStart"/>
-      <w:r>
-        <w:t>abilities</w:t>
-      </w:r>
-      <w:proofErr w:type="spellEnd"/>
-      <w:r>
-        <w:t xml:space="preserve"> </w:t>
-      </w:r>
-    </w:p>
-    <w:p>
-      <w:pPr>
-        <w:numPr>
-          <w:ilvl w:val="0"/>
-          <w:numId w:val="40"/>
-        </w:numPr>
-      </w:pPr>
-      <w:proofErr w:type="spellStart"/>
-      <w:r>
-        <w:t>forms</w:t>
-      </w:r>
-      <w:proofErr w:type="spellEnd"/>
-      <w:r>
-        <w:t xml:space="preserve"> </w:t>
-      </w:r>
-    </w:p>
-    <w:p>
-      <w:pPr>
-        <w:numPr>
-          <w:ilvl w:val="0"/>
-          <w:numId w:val="40"/>
-        </w:numPr>
-      </w:pPr>
-      <w:proofErr w:type="spellStart"/>
-      <w:r>
-        <w:t>game_indices</w:t>
-      </w:r>
-      <w:proofErr w:type="spellEnd"/>
-      <w:r>
-        <w:t xml:space="preserve"> </w:t>
-      </w:r>
-    </w:p>
-    <w:p>
-      <w:pPr>
-        <w:numPr>
-          <w:ilvl w:val="0"/>
-          <w:numId w:val="40"/>
-        </w:numPr>
-      </w:pPr>
-      <w:proofErr w:type="spellStart"/>
-      <w:r>
-        <w:t>held_items</w:t>
-      </w:r>
-      <w:proofErr w:type="spellEnd"/>
-      <w:r>
-        <w:t xml:space="preserve"> </w:t>
-      </w:r>
-    </w:p>
-    <w:p>
-      <w:pPr>
-        <w:numPr>
-          <w:ilvl w:val="0"/>
-          <w:numId w:val="40"/>
-        </w:numPr>
-      </w:pPr>
-      <w:proofErr w:type="spellStart"/>
-      <w:r>
-        <w:t>location_area_encounters</w:t>
-      </w:r>
-      <w:proofErr w:type="spellEnd"/>
-      <w:r>
-        <w:t xml:space="preserve"> </w:t>
-      </w:r>
-    </w:p>
-    <w:p>
-      <w:pPr>
-        <w:numPr>
-          <w:ilvl w:val="0"/>
-          <w:numId w:val="40"/>
-        </w:numPr>
-      </w:pPr>
-      <w:proofErr w:type="spellStart"/>
-      <w:r>
-        <w:t>moves</w:t>
-      </w:r>
-      <w:proofErr w:type="spellEnd"/>
-      <w:r>
-        <w:t xml:space="preserve"> </w:t>
-      </w:r>
-    </w:p>
-    <w:p>
-      <w:pPr>
-        <w:numPr>
-          <w:ilvl w:val="0"/>
-          <w:numId w:val="40"/>
-        </w:numPr>
-      </w:pPr>
-      <w:proofErr w:type="spellStart"/>
-      <w:r>
-        <w:t>species</w:t>
-      </w:r>
-      <w:proofErr w:type="spellEnd"/>
-      <w:r>
-        <w:t xml:space="preserve"> </w:t>
-      </w:r>
-    </w:p>
-    <w:p>
-      <w:pPr>
-        <w:numPr>
-          <w:ilvl w:val="0"/>
-          <w:numId w:val="40"/>
-        </w:numPr>
-      </w:pPr>
-      <w:proofErr w:type="spellStart"/>
-      <w:r>
-        <w:t>sprites</w:t>
-      </w:r>
-      <w:proofErr w:type="spellEnd"/>
-      <w:r>
-        <w:t xml:space="preserve"> </w:t>
-      </w:r>
-    </w:p>
-    <w:p>
-      <w:pPr>
-        <w:numPr>
-          <w:ilvl w:val="0"/>
-          <w:numId w:val="40"/>
-        </w:numPr>
-      </w:pPr>
-      <w:proofErr w:type="spellStart"/>
-      <w:r>
-        <w:t>cries</w:t>
-      </w:r>
-      <w:proofErr w:type="spellEnd"/>
-      <w:r>
-        <w:t xml:space="preserve"> </w:t>
-      </w:r>
-    </w:p>
-    <w:p>
-      <w:pPr>
-        <w:numPr>
-          <w:ilvl w:val="0"/>
-          <w:numId w:val="40"/>
-        </w:numPr>
-      </w:pPr>
-      <w:proofErr w:type="spellStart"/>
-      <w:r>
-        <w:t>past_types</w:t>
-      </w:r>
-      <w:proofErr w:type="spellEnd"/>
-      <w:r>
-        <w:t xml:space="preserve"> </w:t>
-      </w:r>
-    </w:p>
-    <w:p>
-      <w:pPr>
-        <w:numPr>
-          <w:ilvl w:val="0"/>
-          <w:numId w:val="40"/>
-        </w:numPr>
-      </w:pPr>
-      <w:proofErr w:type="spellStart"/>
-      <w:r>
-        <w:lastRenderedPageBreak/>
-        <w:t>past_abilities</w:t>
-      </w:r>
-      <w:proofErr w:type="spellEnd"/>
-      <w:r>
-        <w:t xml:space="preserve"> </w:t>
-      </w:r>
-    </w:p>
-    <w:p>
-      <w:r>
-        <w:pict w14:anchorId="0DB5CB81">
-          <v:rect id="_x0000_i1362" style="width:0;height:1.5pt" o:hralign="center" o:hrstd="t" o:hr="t" fillcolor="#a0a0a0" stroked="f"/>
-        </w:pict>
-      </w:r>
-    </w:p>
-    <w:p>
-      <w:pPr>
-        <w:rPr>
-          <w:b/>
-          <w:bCs/>
-        </w:rPr>
-      </w:pPr>
-      <w:proofErr w:type="spellStart"/>
-      <w:r>
-        <w:rPr>
-          <w:b/>
-          <w:bCs/>
-        </w:rPr>
-        <w:t>Variant</w:t>
-      </w:r>
-      <w:proofErr w:type="spellEnd"/>
-    </w:p>
-    <w:p>
-      <w:r>
-        <w:t>Quedó completamente definida.</w:t>
-      </w:r>
-    </w:p>
-    <w:p>
-      <w:pPr>
-        <w:rPr>
-          <w:b/>
-          <w:bCs/>
-        </w:rPr>
-      </w:pPr>
-      <w:r>
-        <w:rPr>
-          <w:b/>
-          <w:bCs/>
-        </w:rPr>
-        <w:t>Reglas</w:t>
-      </w:r>
-    </w:p>
-    <w:p>
-      <w:r>
-        <w:t xml:space="preserve">Una </w:t>
-      </w:r>
-      <w:proofErr w:type="spellStart"/>
-      <w:r>
-        <w:t>Variant</w:t>
-      </w:r>
-      <w:proofErr w:type="spellEnd"/>
-      <w:r>
-        <w:t>:</w:t>
-      </w:r>
-    </w:p>
-    <w:p>
-      <w:pPr>
-        <w:numPr>
-          <w:ilvl w:val="0"/>
-          <w:numId w:val="41"/>
-        </w:numPr>
-      </w:pPr>
-      <w:r>
-        <w:t xml:space="preserve">pertenece siempre a una única </w:t>
-      </w:r>
-      <w:proofErr w:type="spellStart"/>
-      <w:r>
-        <w:t>Species</w:t>
-      </w:r>
-      <w:proofErr w:type="spellEnd"/>
-      <w:r>
-        <w:t xml:space="preserve">; </w:t>
-      </w:r>
-    </w:p>
-    <w:p>
-      <w:pPr>
-        <w:numPr>
-          <w:ilvl w:val="0"/>
-          <w:numId w:val="41"/>
-        </w:numPr>
-      </w:pPr>
-      <w:r>
-        <w:t xml:space="preserve">no puede existir sin una </w:t>
-      </w:r>
-      <w:proofErr w:type="spellStart"/>
-      <w:r>
-        <w:t>Species</w:t>
-      </w:r>
-      <w:proofErr w:type="spellEnd"/>
-      <w:r>
-        <w:t xml:space="preserve">; </w:t>
-      </w:r>
-    </w:p>
-    <w:p>
-      <w:pPr>
-        <w:numPr>
-          <w:ilvl w:val="0"/>
-          <w:numId w:val="41"/>
-        </w:numPr>
-      </w:pPr>
-      <w:r>
-        <w:t xml:space="preserve">representa únicamente una diferencia estética; </w:t>
-      </w:r>
-    </w:p>
-    <w:p>
-      <w:pPr>
-        <w:numPr>
-          <w:ilvl w:val="0"/>
-          <w:numId w:val="41"/>
-        </w:numPr>
-      </w:pPr>
-      <w:r>
-        <w:t xml:space="preserve">no modifica reglas del juego; </w:t>
-      </w:r>
-    </w:p>
-    <w:p>
-      <w:pPr>
-        <w:numPr>
-          <w:ilvl w:val="0"/>
-          <w:numId w:val="41"/>
-        </w:numPr>
-      </w:pPr>
-      <w:r>
-        <w:t xml:space="preserve">puede dejar de aparecer sin dejar de existir. </w:t>
-      </w:r>
-    </w:p>
-    <w:p>
-      <w:r>
-        <w:t>Esto permitió identificar el primer agregado.</w:t>
-      </w:r>
-    </w:p>
-    <w:p>
-      <w:proofErr w:type="spellStart"/>
-      <w:r>
-        <w:t>Species</w:t>
-      </w:r>
-      <w:proofErr w:type="spellEnd"/>
       <w:r>
         <w:br/>
         <w:t>│</w:t>
@@ -6380,13 +4879,8 @@
         <w:t>──</w:t>
       </w:r>
       <w:r>
-        <w:t xml:space="preserve"> </w:t>
-      </w:r>
-      <w:proofErr w:type="spellStart"/>
-      <w:r>
-        <w:t>Variant</w:t>
-      </w:r>
-      <w:proofErr w:type="spellEnd"/>
+        <w:t xml:space="preserve"> Variant</w:t>
+      </w:r>
       <w:r>
         <w:br/>
       </w:r>
@@ -6403,13 +4897,8 @@
         <w:t>──</w:t>
       </w:r>
       <w:r>
-        <w:t xml:space="preserve"> </w:t>
-      </w:r>
-      <w:proofErr w:type="spellStart"/>
-      <w:r>
-        <w:t>Variant</w:t>
-      </w:r>
-      <w:proofErr w:type="spellEnd"/>
+        <w:t xml:space="preserve"> Variant</w:t>
+      </w:r>
       <w:r>
         <w:br/>
       </w:r>
@@ -6420,46 +4909,23 @@
         <w:t>└──</w:t>
       </w:r>
       <w:r>
-        <w:t xml:space="preserve"> </w:t>
-      </w:r>
-      <w:proofErr w:type="spellStart"/>
-      <w:r>
-        <w:t>Variant</w:t>
-      </w:r>
-      <w:proofErr w:type="spellEnd"/>
-    </w:p>
-    <w:p>
-      <w:proofErr w:type="spellStart"/>
-      <w:r>
-        <w:t>Species</w:t>
-      </w:r>
-      <w:proofErr w:type="spellEnd"/>
-      <w:r>
-        <w:t xml:space="preserve"> es el </w:t>
-      </w:r>
-      <w:proofErr w:type="spellStart"/>
-      <w:r>
-        <w:t>Aggregate</w:t>
-      </w:r>
-      <w:proofErr w:type="spellEnd"/>
-      <w:r>
-        <w:t xml:space="preserve"> Root.</w:t>
-      </w:r>
-    </w:p>
-    <w:p>
-      <w:proofErr w:type="spellStart"/>
-      <w:r>
-        <w:t>Variant</w:t>
-      </w:r>
-      <w:proofErr w:type="spellEnd"/>
-      <w:r>
-        <w:t xml:space="preserve"> pertenece completamente a ese agregado.</w:t>
+        <w:t xml:space="preserve"> Variant</w:t>
+      </w:r>
+    </w:p>
+    <w:p>
+      <w:r>
+        <w:t>Species es el Aggregate Root.</w:t>
+      </w:r>
+    </w:p>
+    <w:p>
+      <w:r>
+        <w:t>Variant pertenece completamente a ese agregado.</w:t>
       </w:r>
     </w:p>
     <w:p>
       <w:r>
         <w:pict w14:anchorId="124CD9D9">
-          <v:rect id="_x0000_i1363" style="width:0;height:1.5pt" o:hralign="center" o:hrstd="t" o:hr="t" fillcolor="#a0a0a0" stroked="f"/>
+          <v:rect id="_x0000_i1058" style="width:0;height:1.5pt" o:hralign="center" o:hrstd="t" o:hr="t" fillcolor="#a0a0a0" stroked="f"/>
         </w:pict>
       </w:r>
     </w:p>
@@ -6470,7 +4936,6 @@
           <w:bCs/>
         </w:rPr>
       </w:pPr>
-      <w:proofErr w:type="spellStart"/>
       <w:r>
         <w:rPr>
           <w:b/>
@@ -6478,7 +4943,6 @@
         </w:rPr>
         <w:t>EvolutionChain</w:t>
       </w:r>
-      <w:proofErr w:type="spellEnd"/>
     </w:p>
     <w:p>
       <w:r>
@@ -6512,15 +4976,7 @@
     </w:p>
     <w:p>
       <w:r>
-        <w:t xml:space="preserve">Una </w:t>
-      </w:r>
-      <w:proofErr w:type="spellStart"/>
-      <w:r>
-        <w:t>EvolutionChain</w:t>
-      </w:r>
-      <w:proofErr w:type="spellEnd"/>
-      <w:r>
-        <w:t>:</w:t>
+        <w:t>Una EvolutionChain:</w:t>
       </w:r>
     </w:p>
     <w:p>
@@ -6542,15 +4998,7 @@
         </w:numPr>
       </w:pPr>
       <w:r>
-        <w:t xml:space="preserve">es compartida por múltiples </w:t>
-      </w:r>
-      <w:proofErr w:type="spellStart"/>
-      <w:r>
-        <w:t>Species</w:t>
-      </w:r>
-      <w:proofErr w:type="spellEnd"/>
-      <w:r>
-        <w:t xml:space="preserve">; </w:t>
+        <w:t xml:space="preserve">es compartida por múltiples Species; </w:t>
       </w:r>
     </w:p>
     <w:p>
@@ -6561,15 +5009,7 @@
         </w:numPr>
       </w:pPr>
       <w:r>
-        <w:t xml:space="preserve">no pertenece exclusivamente a ninguna </w:t>
-      </w:r>
-      <w:proofErr w:type="spellStart"/>
-      <w:r>
-        <w:t>Species</w:t>
-      </w:r>
-      <w:proofErr w:type="spellEnd"/>
-      <w:r>
-        <w:t xml:space="preserve">. </w:t>
+        <w:t xml:space="preserve">no pertenece exclusivamente a ninguna Species. </w:t>
       </w:r>
     </w:p>
     <w:p>
@@ -6578,12 +5018,10 @@
       </w:r>
     </w:p>
     <w:p>
-      <w:proofErr w:type="spellStart"/>
       <w:r>
         <w:lastRenderedPageBreak/>
         <w:t>Bulbasaur</w:t>
       </w:r>
-      <w:proofErr w:type="spellEnd"/>
       <w:r>
         <w:br/>
         <w:t xml:space="preserve">      │</w:t>
@@ -6624,115 +5062,67 @@
       </w:r>
       <w:r>
         <w:br/>
-      </w:r>
-      <w:proofErr w:type="spellStart"/>
-      <w:r>
         <w:t>Venusaur</w:t>
       </w:r>
-      <w:proofErr w:type="spellEnd"/>
-    </w:p>
-    <w:p>
-      <w:r>
-        <w:t xml:space="preserve">Las tres </w:t>
-      </w:r>
-      <w:proofErr w:type="spellStart"/>
-      <w:r>
-        <w:t>Species</w:t>
-      </w:r>
-      <w:proofErr w:type="spellEnd"/>
-      <w:r>
-        <w:t xml:space="preserve"> comparten la misma </w:t>
-      </w:r>
-      <w:proofErr w:type="spellStart"/>
+    </w:p>
+    <w:p>
+      <w:r>
+        <w:t>Las tres Species comparten la misma EvolutionChain.</w:t>
+      </w:r>
+    </w:p>
+    <w:p>
+      <w:r>
+        <w:t>Por lo tanto:</w:t>
+      </w:r>
+    </w:p>
+    <w:p>
+      <w:pPr>
+        <w:numPr>
+          <w:ilvl w:val="0"/>
+          <w:numId w:val="43"/>
+        </w:numPr>
+      </w:pPr>
+      <w:r>
+        <w:t xml:space="preserve">EvolutionChain será otro Aggregate Root. </w:t>
+      </w:r>
+    </w:p>
+    <w:p>
+      <w:pPr>
+        <w:numPr>
+          <w:ilvl w:val="0"/>
+          <w:numId w:val="43"/>
+        </w:numPr>
+      </w:pPr>
+      <w:r>
+        <w:t xml:space="preserve">Species únicamente conocerá a qué EvolutionChain pertenece. </w:t>
+      </w:r>
+    </w:p>
+    <w:p>
+      <w:r>
+        <w:pict w14:anchorId="294E2656">
+          <v:rect id="_x0000_i1059" style="width:0;height:1.5pt" o:hralign="center" o:hrstd="t" o:hr="t" fillcolor="#a0a0a0" stroked="f"/>
+        </w:pict>
+      </w:r>
+    </w:p>
+    <w:p>
+      <w:pPr>
+        <w:rPr>
+          <w:b/>
+          <w:bCs/>
+        </w:rPr>
+      </w:pPr>
+      <w:r>
+        <w:rPr>
+          <w:b/>
+          <w:bCs/>
+        </w:rPr>
+        <w:t>Modelo descubierto</w:t>
+      </w:r>
+    </w:p>
+    <w:p>
       <w:r>
         <w:t>EvolutionChain</w:t>
       </w:r>
-      <w:proofErr w:type="spellEnd"/>
-      <w:r>
-        <w:t>.</w:t>
-      </w:r>
-    </w:p>
-    <w:p>
-      <w:r>
-        <w:t>Por lo tanto:</w:t>
-      </w:r>
-    </w:p>
-    <w:p>
-      <w:pPr>
-        <w:numPr>
-          <w:ilvl w:val="0"/>
-          <w:numId w:val="43"/>
-        </w:numPr>
-      </w:pPr>
-      <w:proofErr w:type="spellStart"/>
-      <w:r>
-        <w:t>EvolutionChain</w:t>
-      </w:r>
-      <w:proofErr w:type="spellEnd"/>
-      <w:r>
-        <w:t xml:space="preserve"> será otro </w:t>
-      </w:r>
-      <w:proofErr w:type="spellStart"/>
-      <w:r>
-        <w:t>Aggregate</w:t>
-      </w:r>
-      <w:proofErr w:type="spellEnd"/>
-      <w:r>
-        <w:t xml:space="preserve"> Root. </w:t>
-      </w:r>
-    </w:p>
-    <w:p>
-      <w:pPr>
-        <w:numPr>
-          <w:ilvl w:val="0"/>
-          <w:numId w:val="43"/>
-        </w:numPr>
-      </w:pPr>
-      <w:proofErr w:type="spellStart"/>
-      <w:r>
-        <w:t>Species</w:t>
-      </w:r>
-      <w:proofErr w:type="spellEnd"/>
-      <w:r>
-        <w:t xml:space="preserve"> únicamente conocerá a qué </w:t>
-      </w:r>
-      <w:proofErr w:type="spellStart"/>
-      <w:r>
-        <w:t>EvolutionChain</w:t>
-      </w:r>
-      <w:proofErr w:type="spellEnd"/>
-      <w:r>
-        <w:t xml:space="preserve"> pertenece. </w:t>
-      </w:r>
-    </w:p>
-    <w:p>
-      <w:r>
-        <w:pict w14:anchorId="294E2656">
-          <v:rect id="_x0000_i1364" style="width:0;height:1.5pt" o:hralign="center" o:hrstd="t" o:hr="t" fillcolor="#a0a0a0" stroked="f"/>
-        </w:pict>
-      </w:r>
-    </w:p>
-    <w:p>
-      <w:pPr>
-        <w:rPr>
-          <w:b/>
-          <w:bCs/>
-        </w:rPr>
-      </w:pPr>
-      <w:r>
-        <w:rPr>
-          <w:b/>
-          <w:bCs/>
-        </w:rPr>
-        <w:t>Modelo descubierto</w:t>
-      </w:r>
-    </w:p>
-    <w:p>
-      <w:proofErr w:type="spellStart"/>
-      <w:r>
-        <w:t>EvolutionChain</w:t>
-      </w:r>
-      <w:proofErr w:type="spellEnd"/>
       <w:r>
         <w:br/>
         <w:t xml:space="preserve">        │</w:t>
@@ -6787,28 +5177,8 @@
       </w:r>
       <w:r>
         <w:br/>
-      </w:r>
-      <w:proofErr w:type="spellStart"/>
-      <w:r>
-        <w:t>Species</w:t>
-      </w:r>
-      <w:proofErr w:type="spellEnd"/>
-      <w:r>
-        <w:t xml:space="preserve"> </w:t>
-      </w:r>
-      <w:proofErr w:type="spellStart"/>
-      <w:r>
-        <w:t>Species</w:t>
-      </w:r>
-      <w:proofErr w:type="spellEnd"/>
-      <w:r>
-        <w:t xml:space="preserve"> </w:t>
-      </w:r>
-      <w:proofErr w:type="spellStart"/>
-      <w:r>
-        <w:t>Species</w:t>
-      </w:r>
-      <w:proofErr w:type="spellEnd"/>
+        <w:t>Species Species Species</w:t>
+      </w:r>
       <w:r>
         <w:br/>
         <w:t xml:space="preserve">    </w:t>
@@ -6836,13 +5206,8 @@
         <w:t>──</w:t>
       </w:r>
       <w:r>
-        <w:t xml:space="preserve"> </w:t>
-      </w:r>
-      <w:proofErr w:type="spellStart"/>
-      <w:r>
-        <w:t>Variant</w:t>
-      </w:r>
-      <w:proofErr w:type="spellEnd"/>
+        <w:t xml:space="preserve"> Variant</w:t>
+      </w:r>
       <w:r>
         <w:br/>
         <w:t xml:space="preserve">    </w:t>
@@ -6860,13 +5225,8 @@
         <w:t>──</w:t>
       </w:r>
       <w:r>
-        <w:t xml:space="preserve"> </w:t>
-      </w:r>
-      <w:proofErr w:type="spellStart"/>
-      <w:r>
-        <w:t>Variant</w:t>
-      </w:r>
-      <w:proofErr w:type="spellEnd"/>
+        <w:t xml:space="preserve"> Variant</w:t>
+      </w:r>
       <w:r>
         <w:br/>
         <w:t xml:space="preserve">    </w:t>
@@ -6878,18 +5238,429 @@
         <w:t>└──</w:t>
       </w:r>
       <w:r>
+        <w:t xml:space="preserve"> Variant</w:t>
+      </w:r>
+    </w:p>
+    <w:p>
+      <w:r>
+        <w:pict w14:anchorId="3621762D">
+          <v:rect id="_x0000_i1060" style="width:0;height:1.5pt" o:hralign="center" o:hrstd="t" o:hr="t" fillcolor="#a0a0a0" stroked="f"/>
+        </w:pict>
+      </w:r>
+    </w:p>
+    <w:p>
+      <w:pPr>
+        <w:rPr>
+          <w:b/>
+          <w:bCs/>
+        </w:rPr>
+      </w:pPr>
+      <w:r>
+        <w:rPr>
+          <w:b/>
+          <w:bCs/>
+        </w:rPr>
+        <w:t>Estado final de Species</w:t>
+      </w:r>
+    </w:p>
+    <w:p>
+      <w:r>
+        <w:t>Se definió que una Species conoce:</w:t>
+      </w:r>
+    </w:p>
+    <w:p>
+      <w:pPr>
+        <w:rPr>
+          <w:b/>
+          <w:bCs/>
+        </w:rPr>
+      </w:pPr>
+      <w:r>
+        <w:rPr>
+          <w:b/>
+          <w:bCs/>
+        </w:rPr>
+        <w:t>Identidad</w:t>
+      </w:r>
+    </w:p>
+    <w:p>
+      <w:pPr>
+        <w:numPr>
+          <w:ilvl w:val="0"/>
+          <w:numId w:val="44"/>
+        </w:numPr>
+      </w:pPr>
+      <w:r>
+        <w:t xml:space="preserve">id </w:t>
+      </w:r>
+    </w:p>
+    <w:p>
+      <w:pPr>
+        <w:numPr>
+          <w:ilvl w:val="0"/>
+          <w:numId w:val="44"/>
+        </w:numPr>
+      </w:pPr>
+      <w:r>
+        <w:t xml:space="preserve">name </w:t>
+      </w:r>
+    </w:p>
+    <w:p>
+      <w:pPr>
+        <w:rPr>
+          <w:b/>
+          <w:bCs/>
+        </w:rPr>
+      </w:pPr>
+      <w:r>
+        <w:rPr>
+          <w:b/>
+          <w:bCs/>
+        </w:rPr>
+        <w:t>Clasificación</w:t>
+      </w:r>
+    </w:p>
+    <w:p>
+      <w:pPr>
+        <w:numPr>
+          <w:ilvl w:val="0"/>
+          <w:numId w:val="45"/>
+        </w:numPr>
+      </w:pPr>
+      <w:r>
+        <w:t xml:space="preserve">generation </w:t>
+      </w:r>
+    </w:p>
+    <w:p>
+      <w:pPr>
+        <w:numPr>
+          <w:ilvl w:val="0"/>
+          <w:numId w:val="45"/>
+        </w:numPr>
+      </w:pPr>
+      <w:r>
+        <w:t xml:space="preserve">habitat </w:t>
+      </w:r>
+    </w:p>
+    <w:p>
+      <w:pPr>
+        <w:numPr>
+          <w:ilvl w:val="0"/>
+          <w:numId w:val="45"/>
+        </w:numPr>
+      </w:pPr>
+      <w:r>
+        <w:t xml:space="preserve">isBaby </w:t>
+      </w:r>
+    </w:p>
+    <w:p>
+      <w:pPr>
+        <w:numPr>
+          <w:ilvl w:val="0"/>
+          <w:numId w:val="45"/>
+        </w:numPr>
+      </w:pPr>
+      <w:r>
+        <w:t xml:space="preserve">isLegendary </w:t>
+      </w:r>
+    </w:p>
+    <w:p>
+      <w:pPr>
+        <w:numPr>
+          <w:ilvl w:val="0"/>
+          <w:numId w:val="45"/>
+        </w:numPr>
+      </w:pPr>
+      <w:r>
+        <w:lastRenderedPageBreak/>
+        <w:t xml:space="preserve">isMythical </w:t>
+      </w:r>
+    </w:p>
+    <w:p>
+      <w:pPr>
+        <w:rPr>
+          <w:b/>
+          <w:bCs/>
+        </w:rPr>
+      </w:pPr>
+      <w:r>
+        <w:rPr>
+          <w:b/>
+          <w:bCs/>
+        </w:rPr>
+        <w:t>Características</w:t>
+      </w:r>
+    </w:p>
+    <w:p>
+      <w:pPr>
+        <w:numPr>
+          <w:ilvl w:val="0"/>
+          <w:numId w:val="46"/>
+        </w:numPr>
+      </w:pPr>
+      <w:r>
+        <w:t xml:space="preserve">types </w:t>
+      </w:r>
+    </w:p>
+    <w:p>
+      <w:pPr>
+        <w:numPr>
+          <w:ilvl w:val="0"/>
+          <w:numId w:val="46"/>
+        </w:numPr>
+      </w:pPr>
+      <w:r>
+        <w:t xml:space="preserve">baseStats </w:t>
+      </w:r>
+    </w:p>
+    <w:p>
+      <w:pPr>
+        <w:numPr>
+          <w:ilvl w:val="0"/>
+          <w:numId w:val="46"/>
+        </w:numPr>
+      </w:pPr>
+      <w:r>
+        <w:t xml:space="preserve">height </w:t>
+      </w:r>
+    </w:p>
+    <w:p>
+      <w:pPr>
+        <w:numPr>
+          <w:ilvl w:val="0"/>
+          <w:numId w:val="46"/>
+        </w:numPr>
+      </w:pPr>
+      <w:r>
+        <w:t xml:space="preserve">weight </w:t>
+      </w:r>
+    </w:p>
+    <w:p>
+      <w:pPr>
+        <w:numPr>
+          <w:ilvl w:val="0"/>
+          <w:numId w:val="46"/>
+        </w:numPr>
+      </w:pPr>
+      <w:r>
+        <w:t xml:space="preserve">captureRate </w:t>
+      </w:r>
+    </w:p>
+    <w:p>
+      <w:pPr>
+        <w:rPr>
+          <w:b/>
+          <w:bCs/>
+        </w:rPr>
+      </w:pPr>
+      <w:r>
+        <w:rPr>
+          <w:b/>
+          <w:bCs/>
+        </w:rPr>
+        <w:t>Capacidades</w:t>
+      </w:r>
+    </w:p>
+    <w:p>
+      <w:pPr>
+        <w:numPr>
+          <w:ilvl w:val="0"/>
+          <w:numId w:val="47"/>
+        </w:numPr>
+      </w:pPr>
+      <w:r>
+        <w:t xml:space="preserve">formsSwitchable </w:t>
+      </w:r>
+    </w:p>
+    <w:p>
+      <w:pPr>
+        <w:rPr>
+          <w:b/>
+          <w:bCs/>
+        </w:rPr>
+      </w:pPr>
+      <w:r>
+        <w:rPr>
+          <w:b/>
+          <w:bCs/>
+        </w:rPr>
+        <w:t>Relaciones</w:t>
+      </w:r>
+    </w:p>
+    <w:p>
+      <w:pPr>
+        <w:numPr>
+          <w:ilvl w:val="0"/>
+          <w:numId w:val="48"/>
+        </w:numPr>
+      </w:pPr>
+      <w:r>
+        <w:t xml:space="preserve">evolutionChain </w:t>
+      </w:r>
+    </w:p>
+    <w:p>
+      <w:pPr>
+        <w:numPr>
+          <w:ilvl w:val="0"/>
+          <w:numId w:val="48"/>
+        </w:numPr>
+      </w:pPr>
+      <w:r>
+        <w:t xml:space="preserve">variants </w:t>
+      </w:r>
+    </w:p>
+    <w:p>
+      <w:r>
+        <w:pict w14:anchorId="3CBF7A62">
+          <v:rect id="_x0000_i1061" style="width:0;height:1.5pt" o:hralign="center" o:hrstd="t" o:hr="t" fillcolor="#a0a0a0" stroked="f"/>
+        </w:pict>
+      </w:r>
+    </w:p>
+    <w:p>
+      <w:pPr>
+        <w:rPr>
+          <w:b/>
+          <w:bCs/>
+        </w:rPr>
+      </w:pPr>
+      <w:r>
+        <w:rPr>
+          <w:b/>
+          <w:bCs/>
+        </w:rPr>
+        <w:t>Definición final de Species</w:t>
+      </w:r>
+    </w:p>
+    <w:p>
+      <w:r>
+        <w:t>Se acordó la siguiente definición del dominio:</w:t>
+      </w:r>
+    </w:p>
+    <w:p>
+      <w:r>
+        <w:rPr>
+          <w:b/>
+          <w:bCs/>
+        </w:rPr>
+        <w:t>Una Species representa un tipo de criatura del mundo de TicoMon. Define la identidad, las características comunes y las reglas fundamentales que comparten las criaturas de esa especie. Existe independientemente de los jugadores, de las capturas y de las criaturas individuales, y puede formar parte de una cadena evolutiva, poseer variantes estéticas y permitir cambios de forma según las reglas del mundo.</w:t>
+      </w:r>
+    </w:p>
+    <w:p>
+      <w:r>
+        <w:pict w14:anchorId="18C6D9DF">
+          <v:rect id="_x0000_i1062" style="width:0;height:1.5pt" o:hralign="center" o:hrstd="t" o:hr="t" fillcolor="#a0a0a0" stroked="f"/>
+        </w:pict>
+      </w:r>
+    </w:p>
+    <w:p>
+      <w:pPr>
+        <w:rPr>
+          <w:b/>
+          <w:bCs/>
+        </w:rPr>
+      </w:pPr>
+      <w:r>
+        <w:rPr>
+          <w:b/>
+          <w:bCs/>
+        </w:rPr>
+        <w:t>Descubrimientos más importantes de la sesión</w:t>
+      </w:r>
+    </w:p>
+    <w:p>
+      <w:pPr>
+        <w:numPr>
+          <w:ilvl w:val="0"/>
+          <w:numId w:val="49"/>
+        </w:numPr>
+      </w:pPr>
+      <w:r>
+        <w:rPr>
+          <w:b/>
+          <w:bCs/>
+        </w:rPr>
+        <w:t>Species quedó completamente descubierta como concepto del dominio.</w:t>
+      </w:r>
+      <w:r>
         <w:t xml:space="preserve"> </w:t>
       </w:r>
-      <w:proofErr w:type="spellStart"/>
-      <w:r>
-        <w:t>Variant</w:t>
-      </w:r>
-      <w:proofErr w:type="spellEnd"/>
-    </w:p>
-    <w:p>
-      <w:r>
-        <w:pict w14:anchorId="3621762D">
-          <v:rect id="_x0000_i1365" style="width:0;height:1.5pt" o:hralign="center" o:hrstd="t" o:hr="t" fillcolor="#a0a0a0" stroked="f"/>
+    </w:p>
+    <w:p>
+      <w:pPr>
+        <w:numPr>
+          <w:ilvl w:val="0"/>
+          <w:numId w:val="49"/>
+        </w:numPr>
+      </w:pPr>
+      <w:r>
+        <w:rPr>
+          <w:b/>
+          <w:bCs/>
+        </w:rPr>
+        <w:t>Variant se simplificó para representar únicamente diferencias estéticas.</w:t>
+      </w:r>
+      <w:r>
+        <w:t xml:space="preserve"> </w:t>
+      </w:r>
+    </w:p>
+    <w:p>
+      <w:pPr>
+        <w:numPr>
+          <w:ilvl w:val="0"/>
+          <w:numId w:val="49"/>
+        </w:numPr>
+      </w:pPr>
+      <w:r>
+        <w:rPr>
+          <w:b/>
+          <w:bCs/>
+        </w:rPr>
+        <w:t>Form apareció como un concepto completamente distinto, asociado al ciclo de vida de una Creature.</w:t>
+      </w:r>
+      <w:r>
+        <w:t xml:space="preserve"> </w:t>
+      </w:r>
+    </w:p>
+    <w:p>
+      <w:pPr>
+        <w:numPr>
+          <w:ilvl w:val="0"/>
+          <w:numId w:val="49"/>
+        </w:numPr>
+      </w:pPr>
+      <w:r>
+        <w:rPr>
+          <w:b/>
+          <w:bCs/>
+        </w:rPr>
+        <w:t>EvolutionChain dejó de verse como un atributo y pasó a entenderse como un agregado propio compartido por varias Species.</w:t>
+      </w:r>
+      <w:r>
+        <w:t xml:space="preserve"> </w:t>
+      </w:r>
+    </w:p>
+    <w:p>
+      <w:pPr>
+        <w:numPr>
+          <w:ilvl w:val="0"/>
+          <w:numId w:val="49"/>
+        </w:numPr>
+      </w:pPr>
+      <w:r>
+        <w:rPr>
+          <w:b/>
+          <w:bCs/>
+        </w:rPr>
+        <w:t>Species se convirtió en el primer Aggregate Root completamente definido de TicoMon V2.</w:t>
+      </w:r>
+      <w:r>
+        <w:t xml:space="preserve"> </w:t>
+      </w:r>
+    </w:p>
+    <w:p>
+      <w:r>
+        <w:pict w14:anchorId="1FA0F271">
+          <v:rect id="_x0000_i1063" style="width:0;height:1.5pt" o:hralign="center" o:hrstd="t" o:hr="t" fillcolor="#a0a0a0" stroked="f"/>
         </w:pict>
       </w:r>
     </w:p>
@@ -6905,716 +5676,176 @@
           <w:b/>
           <w:bCs/>
         </w:rPr>
-        <w:t xml:space="preserve">Estado final de </w:t>
-      </w:r>
-      <w:proofErr w:type="spellStart"/>
-      <w:r>
-        <w:rPr>
-          <w:b/>
-          <w:bCs/>
-        </w:rPr>
-        <w:t>Species</w:t>
-      </w:r>
-      <w:proofErr w:type="spellEnd"/>
-    </w:p>
-    <w:p>
-      <w:r>
-        <w:t xml:space="preserve">Se definió que una </w:t>
-      </w:r>
-      <w:proofErr w:type="spellStart"/>
-      <w:r>
-        <w:t>Species</w:t>
-      </w:r>
-      <w:proofErr w:type="spellEnd"/>
-      <w:r>
-        <w:t xml:space="preserve"> conoce:</w:t>
-      </w:r>
-    </w:p>
-    <w:p>
-      <w:pPr>
-        <w:rPr>
-          <w:b/>
-          <w:bCs/>
-        </w:rPr>
-      </w:pPr>
-      <w:r>
-        <w:rPr>
-          <w:b/>
-          <w:bCs/>
-        </w:rPr>
-        <w:t>Identidad</w:t>
-      </w:r>
-    </w:p>
-    <w:p>
-      <w:pPr>
-        <w:numPr>
-          <w:ilvl w:val="0"/>
-          <w:numId w:val="44"/>
-        </w:numPr>
-      </w:pPr>
-      <w:r>
-        <w:t xml:space="preserve">id </w:t>
-      </w:r>
-    </w:p>
-    <w:p>
-      <w:pPr>
-        <w:numPr>
-          <w:ilvl w:val="0"/>
-          <w:numId w:val="44"/>
-        </w:numPr>
-      </w:pPr>
-      <w:proofErr w:type="spellStart"/>
-      <w:r>
-        <w:t>name</w:t>
-      </w:r>
-      <w:proofErr w:type="spellEnd"/>
-      <w:r>
-        <w:t xml:space="preserve"> </w:t>
-      </w:r>
-    </w:p>
-    <w:p>
-      <w:pPr>
-        <w:rPr>
-          <w:b/>
-          <w:bCs/>
-        </w:rPr>
-      </w:pPr>
-      <w:r>
-        <w:rPr>
-          <w:b/>
-          <w:bCs/>
-        </w:rPr>
-        <w:t>Clasificación</w:t>
-      </w:r>
-    </w:p>
-    <w:p>
-      <w:pPr>
-        <w:numPr>
-          <w:ilvl w:val="0"/>
-          <w:numId w:val="45"/>
-        </w:numPr>
-      </w:pPr>
-      <w:proofErr w:type="spellStart"/>
-      <w:r>
-        <w:t>generation</w:t>
-      </w:r>
-      <w:proofErr w:type="spellEnd"/>
-      <w:r>
-        <w:t xml:space="preserve"> </w:t>
-      </w:r>
-    </w:p>
-    <w:p>
-      <w:pPr>
-        <w:numPr>
-          <w:ilvl w:val="0"/>
-          <w:numId w:val="45"/>
-        </w:numPr>
-      </w:pPr>
-      <w:proofErr w:type="spellStart"/>
-      <w:r>
-        <w:t>habitat</w:t>
-      </w:r>
-      <w:proofErr w:type="spellEnd"/>
-      <w:r>
-        <w:t xml:space="preserve"> </w:t>
-      </w:r>
-    </w:p>
-    <w:p>
-      <w:pPr>
-        <w:numPr>
-          <w:ilvl w:val="0"/>
-          <w:numId w:val="45"/>
-        </w:numPr>
-      </w:pPr>
-      <w:proofErr w:type="spellStart"/>
-      <w:r>
-        <w:t>isBaby</w:t>
-      </w:r>
-      <w:proofErr w:type="spellEnd"/>
-      <w:r>
-        <w:t xml:space="preserve"> </w:t>
-      </w:r>
-    </w:p>
-    <w:p>
-      <w:pPr>
-        <w:numPr>
-          <w:ilvl w:val="0"/>
-          <w:numId w:val="45"/>
-        </w:numPr>
-      </w:pPr>
-      <w:proofErr w:type="spellStart"/>
-      <w:r>
-        <w:t>isLegendary</w:t>
-      </w:r>
-      <w:proofErr w:type="spellEnd"/>
-      <w:r>
-        <w:t xml:space="preserve"> </w:t>
-      </w:r>
-    </w:p>
-    <w:p>
-      <w:pPr>
-        <w:numPr>
-          <w:ilvl w:val="0"/>
-          <w:numId w:val="45"/>
-        </w:numPr>
-      </w:pPr>
-      <w:proofErr w:type="spellStart"/>
-      <w:r>
         <w:lastRenderedPageBreak/>
-        <w:t>isMythical</w:t>
-      </w:r>
-      <w:proofErr w:type="spellEnd"/>
-      <w:r>
-        <w:t xml:space="preserve"> </w:t>
-      </w:r>
-    </w:p>
-    <w:p>
-      <w:pPr>
-        <w:rPr>
-          <w:b/>
-          <w:bCs/>
-        </w:rPr>
-      </w:pPr>
-      <w:r>
-        <w:rPr>
-          <w:b/>
-          <w:bCs/>
-        </w:rPr>
-        <w:t>Características</w:t>
-      </w:r>
-    </w:p>
-    <w:p>
-      <w:pPr>
-        <w:numPr>
-          <w:ilvl w:val="0"/>
-          <w:numId w:val="46"/>
-        </w:numPr>
-      </w:pPr>
-      <w:proofErr w:type="spellStart"/>
-      <w:r>
-        <w:t>types</w:t>
-      </w:r>
-      <w:proofErr w:type="spellEnd"/>
-      <w:r>
-        <w:t xml:space="preserve"> </w:t>
-      </w:r>
-    </w:p>
-    <w:p>
-      <w:pPr>
-        <w:numPr>
-          <w:ilvl w:val="0"/>
-          <w:numId w:val="46"/>
-        </w:numPr>
-      </w:pPr>
-      <w:proofErr w:type="spellStart"/>
-      <w:r>
-        <w:t>baseStats</w:t>
-      </w:r>
-      <w:proofErr w:type="spellEnd"/>
-      <w:r>
-        <w:t xml:space="preserve"> </w:t>
-      </w:r>
-    </w:p>
-    <w:p>
-      <w:pPr>
-        <w:numPr>
-          <w:ilvl w:val="0"/>
-          <w:numId w:val="46"/>
-        </w:numPr>
-      </w:pPr>
-      <w:proofErr w:type="spellStart"/>
-      <w:r>
-        <w:t>height</w:t>
-      </w:r>
-      <w:proofErr w:type="spellEnd"/>
-      <w:r>
-        <w:t xml:space="preserve"> </w:t>
-      </w:r>
-    </w:p>
-    <w:p>
-      <w:pPr>
-        <w:numPr>
-          <w:ilvl w:val="0"/>
-          <w:numId w:val="46"/>
-        </w:numPr>
-      </w:pPr>
-      <w:proofErr w:type="spellStart"/>
-      <w:r>
-        <w:t>weight</w:t>
-      </w:r>
-      <w:proofErr w:type="spellEnd"/>
-      <w:r>
-        <w:t xml:space="preserve"> </w:t>
-      </w:r>
-    </w:p>
-    <w:p>
-      <w:pPr>
-        <w:numPr>
-          <w:ilvl w:val="0"/>
-          <w:numId w:val="46"/>
-        </w:numPr>
-      </w:pPr>
-      <w:proofErr w:type="spellStart"/>
-      <w:r>
-        <w:t>captureRate</w:t>
-      </w:r>
-      <w:proofErr w:type="spellEnd"/>
-      <w:r>
-        <w:t xml:space="preserve"> </w:t>
-      </w:r>
-    </w:p>
-    <w:p>
-      <w:pPr>
-        <w:rPr>
-          <w:b/>
-          <w:bCs/>
-        </w:rPr>
-      </w:pPr>
-      <w:r>
-        <w:rPr>
-          <w:b/>
-          <w:bCs/>
-        </w:rPr>
-        <w:t>Capacidades</w:t>
-      </w:r>
-    </w:p>
-    <w:p>
-      <w:pPr>
-        <w:numPr>
-          <w:ilvl w:val="0"/>
-          <w:numId w:val="47"/>
-        </w:numPr>
-      </w:pPr>
-      <w:proofErr w:type="spellStart"/>
-      <w:r>
-        <w:t>formsSwitchable</w:t>
-      </w:r>
-      <w:proofErr w:type="spellEnd"/>
-      <w:r>
-        <w:t xml:space="preserve"> </w:t>
-      </w:r>
-    </w:p>
-    <w:p>
-      <w:pPr>
-        <w:rPr>
-          <w:b/>
-          <w:bCs/>
-        </w:rPr>
-      </w:pPr>
-      <w:r>
-        <w:rPr>
-          <w:b/>
-          <w:bCs/>
-        </w:rPr>
-        <w:t>Relaciones</w:t>
-      </w:r>
-    </w:p>
-    <w:p>
-      <w:pPr>
-        <w:numPr>
-          <w:ilvl w:val="0"/>
-          <w:numId w:val="48"/>
-        </w:numPr>
-      </w:pPr>
-      <w:proofErr w:type="spellStart"/>
-      <w:r>
-        <w:t>evolutionChain</w:t>
-      </w:r>
-      <w:proofErr w:type="spellEnd"/>
-      <w:r>
-        <w:t xml:space="preserve"> </w:t>
-      </w:r>
-    </w:p>
-    <w:p>
-      <w:pPr>
-        <w:numPr>
-          <w:ilvl w:val="0"/>
-          <w:numId w:val="48"/>
-        </w:numPr>
-      </w:pPr>
-      <w:proofErr w:type="spellStart"/>
-      <w:r>
-        <w:t>variants</w:t>
-      </w:r>
-      <w:proofErr w:type="spellEnd"/>
-      <w:r>
-        <w:t xml:space="preserve"> </w:t>
-      </w:r>
-    </w:p>
-    <w:p>
-      <w:r>
-        <w:pict w14:anchorId="3CBF7A62">
-          <v:rect id="_x0000_i1366" style="width:0;height:1.5pt" o:hralign="center" o:hrstd="t" o:hr="t" fillcolor="#a0a0a0" stroked="f"/>
-        </w:pict>
-      </w:r>
-    </w:p>
-    <w:p>
-      <w:pPr>
-        <w:rPr>
-          <w:b/>
-          <w:bCs/>
-        </w:rPr>
-      </w:pPr>
-      <w:r>
-        <w:rPr>
-          <w:b/>
-          <w:bCs/>
-        </w:rPr>
-        <w:t xml:space="preserve">Definición final de </w:t>
-      </w:r>
-      <w:proofErr w:type="spellStart"/>
-      <w:r>
-        <w:rPr>
-          <w:b/>
-          <w:bCs/>
-        </w:rPr>
-        <w:t>Species</w:t>
-      </w:r>
-      <w:proofErr w:type="spellEnd"/>
-    </w:p>
-    <w:p>
-      <w:r>
-        <w:t>Se acordó la siguiente definición del dominio:</w:t>
-      </w:r>
-    </w:p>
-    <w:p>
-      <w:r>
-        <w:rPr>
-          <w:b/>
-          <w:bCs/>
-        </w:rPr>
-        <w:t xml:space="preserve">Una </w:t>
-      </w:r>
-      <w:proofErr w:type="spellStart"/>
-      <w:r>
-        <w:rPr>
-          <w:b/>
-          <w:bCs/>
-        </w:rPr>
-        <w:t>Species</w:t>
-      </w:r>
-      <w:proofErr w:type="spellEnd"/>
-      <w:r>
-        <w:rPr>
-          <w:b/>
-          <w:bCs/>
-        </w:rPr>
-        <w:t xml:space="preserve"> representa un tipo de criatura del mundo de </w:t>
-      </w:r>
-      <w:proofErr w:type="spellStart"/>
-      <w:r>
-        <w:rPr>
-          <w:b/>
-          <w:bCs/>
-        </w:rPr>
-        <w:t>TicoMon</w:t>
-      </w:r>
-      <w:proofErr w:type="spellEnd"/>
-      <w:r>
-        <w:rPr>
-          <w:b/>
-          <w:bCs/>
-        </w:rPr>
-        <w:t>. Define la identidad, las características comunes y las reglas fundamentales que comparten las criaturas de esa especie. Existe independientemente de los jugadores, de las capturas y de las criaturas individuales, y puede formar parte de una cadena evolutiva, poseer variantes estéticas y permitir cambios de forma según las reglas del mundo.</w:t>
-      </w:r>
-    </w:p>
-    <w:p>
-      <w:r>
-        <w:pict w14:anchorId="18C6D9DF">
-          <v:rect id="_x0000_i1367" style="width:0;height:1.5pt" o:hralign="center" o:hrstd="t" o:hr="t" fillcolor="#a0a0a0" stroked="f"/>
-        </w:pict>
-      </w:r>
-    </w:p>
-    <w:p>
-      <w:pPr>
-        <w:rPr>
-          <w:b/>
-          <w:bCs/>
-        </w:rPr>
-      </w:pPr>
-      <w:r>
-        <w:rPr>
-          <w:b/>
-          <w:bCs/>
-        </w:rPr>
-        <w:t>Descubrimientos más importantes de la sesión</w:t>
-      </w:r>
-    </w:p>
-    <w:p>
-      <w:pPr>
-        <w:numPr>
-          <w:ilvl w:val="0"/>
-          <w:numId w:val="49"/>
-        </w:numPr>
-      </w:pPr>
-      <w:proofErr w:type="spellStart"/>
-      <w:r>
-        <w:rPr>
-          <w:b/>
-          <w:bCs/>
-        </w:rPr>
-        <w:t>Species</w:t>
-      </w:r>
-      <w:proofErr w:type="spellEnd"/>
-      <w:r>
-        <w:rPr>
-          <w:b/>
-          <w:bCs/>
-        </w:rPr>
-        <w:t xml:space="preserve"> quedó completamente descubierta como concepto del dominio.</w:t>
-      </w:r>
-      <w:r>
-        <w:t xml:space="preserve"> </w:t>
-      </w:r>
-    </w:p>
-    <w:p>
-      <w:pPr>
-        <w:numPr>
-          <w:ilvl w:val="0"/>
-          <w:numId w:val="49"/>
-        </w:numPr>
-      </w:pPr>
-      <w:proofErr w:type="spellStart"/>
-      <w:r>
-        <w:rPr>
-          <w:b/>
-          <w:bCs/>
-        </w:rPr>
-        <w:t>Variant</w:t>
-      </w:r>
-      <w:proofErr w:type="spellEnd"/>
-      <w:r>
-        <w:rPr>
-          <w:b/>
-          <w:bCs/>
-        </w:rPr>
-        <w:t xml:space="preserve"> se simplificó para representar únicamente diferencias estéticas.</w:t>
-      </w:r>
-      <w:r>
-        <w:t xml:space="preserve"> </w:t>
-      </w:r>
-    </w:p>
-    <w:p>
-      <w:pPr>
-        <w:numPr>
-          <w:ilvl w:val="0"/>
-          <w:numId w:val="49"/>
-        </w:numPr>
-      </w:pPr>
-      <w:r>
-        <w:rPr>
-          <w:b/>
-          <w:bCs/>
-        </w:rPr>
-        <w:t xml:space="preserve">Form apareció como un concepto completamente distinto, asociado al ciclo de vida de una </w:t>
-      </w:r>
-      <w:proofErr w:type="spellStart"/>
-      <w:r>
-        <w:rPr>
-          <w:b/>
-          <w:bCs/>
-        </w:rPr>
-        <w:t>Creature</w:t>
-      </w:r>
-      <w:proofErr w:type="spellEnd"/>
-      <w:r>
-        <w:rPr>
-          <w:b/>
-          <w:bCs/>
-        </w:rPr>
-        <w:t>.</w:t>
-      </w:r>
-      <w:r>
-        <w:t xml:space="preserve"> </w:t>
-      </w:r>
-    </w:p>
-    <w:p>
-      <w:pPr>
-        <w:numPr>
-          <w:ilvl w:val="0"/>
-          <w:numId w:val="49"/>
-        </w:numPr>
-      </w:pPr>
-      <w:proofErr w:type="spellStart"/>
-      <w:r>
-        <w:rPr>
-          <w:b/>
-          <w:bCs/>
-        </w:rPr>
-        <w:t>EvolutionChain</w:t>
-      </w:r>
-      <w:proofErr w:type="spellEnd"/>
-      <w:r>
-        <w:rPr>
-          <w:b/>
-          <w:bCs/>
-        </w:rPr>
-        <w:t xml:space="preserve"> dejó de verse como un atributo y pasó a entenderse como un agregado propio compartido por varias </w:t>
-      </w:r>
-      <w:proofErr w:type="spellStart"/>
-      <w:r>
-        <w:rPr>
-          <w:b/>
-          <w:bCs/>
-        </w:rPr>
-        <w:t>Species</w:t>
-      </w:r>
-      <w:proofErr w:type="spellEnd"/>
-      <w:r>
-        <w:rPr>
-          <w:b/>
-          <w:bCs/>
-        </w:rPr>
-        <w:t>.</w:t>
-      </w:r>
-      <w:r>
-        <w:t xml:space="preserve"> </w:t>
-      </w:r>
-    </w:p>
-    <w:p>
-      <w:pPr>
-        <w:numPr>
-          <w:ilvl w:val="0"/>
-          <w:numId w:val="49"/>
-        </w:numPr>
-      </w:pPr>
-      <w:proofErr w:type="spellStart"/>
-      <w:r>
-        <w:rPr>
-          <w:b/>
-          <w:bCs/>
-        </w:rPr>
-        <w:t>Species</w:t>
-      </w:r>
-      <w:proofErr w:type="spellEnd"/>
-      <w:r>
-        <w:rPr>
-          <w:b/>
-          <w:bCs/>
-        </w:rPr>
-        <w:t xml:space="preserve"> se convirtió en el primer </w:t>
-      </w:r>
-      <w:proofErr w:type="spellStart"/>
-      <w:r>
-        <w:rPr>
-          <w:b/>
-          <w:bCs/>
-        </w:rPr>
-        <w:t>Aggregate</w:t>
-      </w:r>
-      <w:proofErr w:type="spellEnd"/>
-      <w:r>
-        <w:rPr>
-          <w:b/>
-          <w:bCs/>
-        </w:rPr>
-        <w:t xml:space="preserve"> Root completamente definido de </w:t>
-      </w:r>
-      <w:proofErr w:type="spellStart"/>
-      <w:r>
-        <w:rPr>
-          <w:b/>
-          <w:bCs/>
-        </w:rPr>
-        <w:t>TicoMon</w:t>
-      </w:r>
-      <w:proofErr w:type="spellEnd"/>
-      <w:r>
-        <w:rPr>
-          <w:b/>
-          <w:bCs/>
-        </w:rPr>
-        <w:t xml:space="preserve"> V2.</w:t>
-      </w:r>
-      <w:r>
-        <w:t xml:space="preserve"> </w:t>
-      </w:r>
-    </w:p>
-    <w:p>
-      <w:r>
-        <w:pict w14:anchorId="1FA0F271">
-          <v:rect id="_x0000_i1368" style="width:0;height:1.5pt" o:hralign="center" o:hrstd="t" o:hr="t" fillcolor="#a0a0a0" stroked="f"/>
-        </w:pict>
-      </w:r>
-    </w:p>
-    <w:p>
-      <w:pPr>
-        <w:rPr>
-          <w:b/>
-          <w:bCs/>
-        </w:rPr>
-      </w:pPr>
-      <w:r>
-        <w:rPr>
-          <w:b/>
-          <w:bCs/>
-        </w:rPr>
-        <w:lastRenderedPageBreak/>
-        <w:t>Próxima sesión</w:t>
-      </w:r>
-    </w:p>
-    <w:p>
-      <w:r>
-        <w:t xml:space="preserve">Con </w:t>
-      </w:r>
-      <w:proofErr w:type="spellStart"/>
-      <w:r>
-        <w:t>Species</w:t>
-      </w:r>
-      <w:proofErr w:type="spellEnd"/>
-      <w:r>
-        <w:t xml:space="preserve"> prácticamente consolidada, los siguientes conceptos naturales para descubrir son:</w:t>
-      </w:r>
-    </w:p>
-    <w:p>
-      <w:pPr>
-        <w:numPr>
-          <w:ilvl w:val="0"/>
-          <w:numId w:val="50"/>
-        </w:numPr>
-      </w:pPr>
-      <w:proofErr w:type="spellStart"/>
-      <w:r>
-        <w:rPr>
-          <w:b/>
-          <w:bCs/>
-        </w:rPr>
-        <w:t>EvolutionChain</w:t>
-      </w:r>
-      <w:proofErr w:type="spellEnd"/>
-      <w:r>
-        <w:t xml:space="preserve">, para modelar las reglas y transiciones evolutivas. </w:t>
-      </w:r>
-    </w:p>
-    <w:p>
-      <w:pPr>
-        <w:numPr>
-          <w:ilvl w:val="0"/>
-          <w:numId w:val="50"/>
-        </w:numPr>
-      </w:pPr>
-      <w:proofErr w:type="spellStart"/>
-      <w:r>
-        <w:rPr>
-          <w:b/>
-          <w:bCs/>
-        </w:rPr>
-        <w:t>Creature</w:t>
-      </w:r>
-      <w:proofErr w:type="spellEnd"/>
-      <w:r>
-        <w:t xml:space="preserve">, aprovechando que ya conocemos perfectamente qué información hereda de </w:t>
-      </w:r>
-      <w:proofErr w:type="spellStart"/>
-      <w:r>
-        <w:t>Species</w:t>
-      </w:r>
-      <w:proofErr w:type="spellEnd"/>
-      <w:r>
-        <w:t xml:space="preserve"> y qué información le pertenece únicamente al individuo.</w:t>
-      </w:r>
-    </w:p>
-    <w:p/>
+        <w:t>Regla 1</w:t>
+      </w:r>
+    </w:p>
+    <w:p>
+      <w:pPr>
+        <w:rPr>
+          <w:b/>
+          <w:bCs/>
+        </w:rPr>
+      </w:pPr>
+      <w:r>
+        <w:rPr>
+          <w:b/>
+          <w:bCs/>
+        </w:rPr>
+        <w:t>Una Opportunity pertenece a un Spawn.</w:t>
+      </w:r>
+    </w:p>
+    <w:p>
+      <w:pPr>
+        <w:rPr>
+          <w:b/>
+          <w:bCs/>
+        </w:rPr>
+      </w:pPr>
+    </w:p>
+    <w:p>
+      <w:pPr>
+        <w:rPr>
+          <w:b/>
+          <w:bCs/>
+        </w:rPr>
+      </w:pPr>
+      <w:r>
+        <w:rPr>
+          <w:b/>
+          <w:bCs/>
+        </w:rPr>
+        <w:t>Regla 2</w:t>
+      </w:r>
+    </w:p>
+    <w:p>
+      <w:pPr>
+        <w:rPr>
+          <w:b/>
+          <w:bCs/>
+        </w:rPr>
+      </w:pPr>
+      <w:r>
+        <w:rPr>
+          <w:b/>
+          <w:bCs/>
+        </w:rPr>
+        <w:t>Una Opportunity existe únicamente mientras el Spawn permanezca activo.</w:t>
+      </w:r>
+    </w:p>
+    <w:p>
+      <w:pPr>
+        <w:rPr>
+          <w:b/>
+          <w:bCs/>
+        </w:rPr>
+      </w:pPr>
+    </w:p>
+    <w:p>
+      <w:pPr>
+        <w:rPr>
+          <w:b/>
+          <w:bCs/>
+        </w:rPr>
+      </w:pPr>
+      <w:r>
+        <w:rPr>
+          <w:b/>
+          <w:bCs/>
+        </w:rPr>
+        <w:t>Regla 3</w:t>
+      </w:r>
+    </w:p>
+    <w:p>
+      <w:pPr>
+        <w:rPr>
+          <w:b/>
+          <w:bCs/>
+        </w:rPr>
+      </w:pPr>
+      <w:r>
+        <w:rPr>
+          <w:b/>
+          <w:bCs/>
+        </w:rPr>
+        <w:t>Una Opportunity puede recibir múltiples intentos de captura.</w:t>
+      </w:r>
+    </w:p>
+    <w:p>
+      <w:pPr>
+        <w:rPr>
+          <w:b/>
+          <w:bCs/>
+        </w:rPr>
+      </w:pPr>
+    </w:p>
+    <w:p>
+      <w:pPr>
+        <w:rPr>
+          <w:b/>
+          <w:bCs/>
+        </w:rPr>
+      </w:pPr>
+      <w:r>
+        <w:rPr>
+          <w:b/>
+          <w:bCs/>
+        </w:rPr>
+        <w:t>Regla 4</w:t>
+      </w:r>
+    </w:p>
+    <w:p>
+      <w:pPr>
+        <w:rPr>
+          <w:b/>
+          <w:bCs/>
+        </w:rPr>
+      </w:pPr>
+      <w:r>
+        <w:rPr>
+          <w:b/>
+          <w:bCs/>
+        </w:rPr>
+        <w:t>Cada intento fallido modifica el estado de la Opportunity.</w:t>
+      </w:r>
+    </w:p>
+    <w:p>
+      <w:pPr>
+        <w:rPr>
+          <w:b/>
+          <w:bCs/>
+        </w:rPr>
+      </w:pPr>
+    </w:p>
+    <w:p>
+      <w:pPr>
+        <w:rPr>
+          <w:b/>
+          <w:bCs/>
+        </w:rPr>
+      </w:pPr>
+      <w:r>
+        <w:rPr>
+          <w:b/>
+          <w:bCs/>
+        </w:rPr>
+        <w:t>Regla 5</w:t>
+      </w:r>
+    </w:p>
+    <w:p>
+      <w:pPr>
+        <w:rPr>
+          <w:u w:val="single"/>
+        </w:rPr>
+      </w:pPr>
+      <w:r>
+        <w:rPr>
+          <w:b/>
+          <w:bCs/>
+        </w:rPr>
+        <w:t>Si el Spawn finaliza, todas sus Opportunities desaparecen, independientemente de cuántos intentos hayan recibido.</w:t>
+      </w:r>
+    </w:p>
     <w:sectPr>
       <w:pgSz w:w="12240" w:h="15840"/>
       <w:pgMar w:top="1417" w:right="1701" w:bottom="1417" w:left="1701" w:header="708" w:footer="708" w:gutter="0"/>
@@ -15797,6 +14028,7 @@
   <w:style w:type="character" w:default="1" w:styleId="Fuentedeprrafopredeter">
     <w:name w:val="Default Paragraph Font"/>
     <w:uiPriority w:val="1"/>
+    <w:semiHidden/>
     <w:unhideWhenUsed/>
   </w:style>
   <w:style w:type="table" w:default="1" w:styleId="Tablanormal">
